--- a/internal_doc/03.开发设计/Story-sdbdmsdump支持lob.docx
+++ b/internal_doc/03.开发设计/Story-sdbdmsdump支持lob.docx
@@ -4,7 +4,7 @@
   <w:body>
     <w:p>
       <w:pPr>
-        <w:pStyle w:val="a4"/>
+        <w:pStyle w:val="Title"/>
       </w:pPr>
       <w:r>
         <w:rPr>
@@ -27,7 +27,7 @@
     </w:p>
     <w:p>
       <w:pPr>
-        <w:pStyle w:val="1"/>
+        <w:pStyle w:val="Heading1"/>
         <w:numPr>
           <w:ilvl w:val="0"/>
           <w:numId w:val="2"/>
@@ -43,12 +43,29 @@
         <w:rPr>
           <w:rFonts w:hint="eastAsia"/>
         </w:rPr>
-        <w:t>编号和名称</w:t>
-      </w:r>
-    </w:p>
-    <w:p>
-      <w:pPr>
-        <w:pStyle w:val="1"/>
+        <w:t>编号和</w:t>
+      </w:r>
+      <w:commentRangeStart w:id="0"/>
+      <w:r>
+        <w:rPr>
+          <w:rFonts w:hint="eastAsia"/>
+        </w:rPr>
+        <w:t>名称</w:t>
+      </w:r>
+      <w:commentRangeEnd w:id="0"/>
+      <w:r>
+        <w:rPr>
+          <w:rStyle w:val="CommentReference"/>
+          <w:b w:val="0"/>
+          <w:bCs w:val="0"/>
+          <w:kern w:val="2"/>
+        </w:rPr>
+        <w:commentReference w:id="0"/>
+      </w:r>
+    </w:p>
+    <w:p>
+      <w:pPr>
+        <w:pStyle w:val="Heading1"/>
         <w:numPr>
           <w:ilvl w:val="0"/>
           <w:numId w:val="2"/>
@@ -85,12 +102,20 @@
         </w:rPr>
         <w:t>（</w:t>
       </w:r>
+      <w:commentRangeStart w:id="1"/>
       <w:r>
         <w:rPr>
           <w:kern w:val="0"/>
         </w:rPr>
         <w:t xml:space="preserve">1.8 </w:t>
       </w:r>
+      <w:commentRangeEnd w:id="1"/>
+      <w:r>
+        <w:rPr>
+          <w:rStyle w:val="CommentReference"/>
+        </w:rPr>
+        <w:commentReference w:id="1"/>
+      </w:r>
       <w:r>
         <w:rPr>
           <w:kern w:val="0"/>
@@ -150,13 +175,21 @@
           <w:rFonts w:hint="eastAsia"/>
           <w:kern w:val="0"/>
         </w:rPr>
-        <w:t>但是在最新的版本中由于</w:t>
-      </w:r>
+        <w:t>但是在</w:t>
+      </w:r>
+      <w:commentRangeStart w:id="2"/>
       <w:r>
         <w:rPr>
           <w:rFonts w:hint="eastAsia"/>
           <w:kern w:val="0"/>
         </w:rPr>
+        <w:t>最新的版本中由于</w:t>
+      </w:r>
+      <w:r>
+        <w:rPr>
+          <w:rFonts w:hint="eastAsia"/>
+          <w:kern w:val="0"/>
+        </w:rPr>
         <w:t>数据库</w:t>
       </w:r>
       <w:r>
@@ -178,13 +211,27 @@
           <w:rFonts w:hint="eastAsia"/>
           <w:kern w:val="0"/>
         </w:rPr>
-        <w:t>大数据对象的支持，</w:t>
+        <w:t>大数据对象的支持</w:t>
+      </w:r>
+      <w:commentRangeEnd w:id="2"/>
+      <w:r>
+        <w:rPr>
+          <w:rStyle w:val="CommentReference"/>
+        </w:rPr>
+        <w:commentReference w:id="2"/>
       </w:r>
       <w:r>
         <w:rPr>
           <w:rFonts w:hint="eastAsia"/>
           <w:kern w:val="0"/>
         </w:rPr>
+        <w:t>，</w:t>
+      </w:r>
+      <w:r>
+        <w:rPr>
+          <w:rFonts w:hint="eastAsia"/>
+          <w:kern w:val="0"/>
+        </w:rPr>
         <w:t>当前</w:t>
       </w:r>
       <w:r>
@@ -199,13 +246,35 @@
           <w:rFonts w:hint="eastAsia"/>
           <w:kern w:val="0"/>
         </w:rPr>
-        <w:t>工具没有陗的观测手段，</w:t>
-      </w:r>
+        <w:t>工具没有</w:t>
+      </w:r>
+      <w:commentRangeStart w:id="3"/>
       <w:r>
         <w:rPr>
           <w:rFonts w:hint="eastAsia"/>
           <w:kern w:val="0"/>
         </w:rPr>
+        <w:t>陗</w:t>
+      </w:r>
+      <w:commentRangeEnd w:id="3"/>
+      <w:r>
+        <w:rPr>
+          <w:rStyle w:val="CommentReference"/>
+        </w:rPr>
+        <w:commentReference w:id="3"/>
+      </w:r>
+      <w:r>
+        <w:rPr>
+          <w:rFonts w:hint="eastAsia"/>
+          <w:kern w:val="0"/>
+        </w:rPr>
+        <w:t>的观测手段，</w:t>
+      </w:r>
+      <w:r>
+        <w:rPr>
+          <w:rFonts w:hint="eastAsia"/>
+          <w:kern w:val="0"/>
+        </w:rPr>
         <w:t>因此需要对应增加对</w:t>
       </w:r>
       <w:r>
@@ -245,7 +314,7 @@
     </w:p>
     <w:p>
       <w:pPr>
-        <w:pStyle w:val="a6"/>
+        <w:pStyle w:val="ListParagraph"/>
         <w:numPr>
           <w:ilvl w:val="0"/>
           <w:numId w:val="3"/>
@@ -273,7 +342,7 @@
     </w:p>
     <w:p>
       <w:pPr>
-        <w:pStyle w:val="a6"/>
+        <w:pStyle w:val="ListParagraph"/>
         <w:numPr>
           <w:ilvl w:val="0"/>
           <w:numId w:val="3"/>
@@ -289,7 +358,7 @@
     </w:p>
     <w:p>
       <w:pPr>
-        <w:pStyle w:val="a6"/>
+        <w:pStyle w:val="ListParagraph"/>
         <w:numPr>
           <w:ilvl w:val="0"/>
           <w:numId w:val="3"/>
@@ -329,7 +398,7 @@
     </w:p>
     <w:p>
       <w:pPr>
-        <w:pStyle w:val="a6"/>
+        <w:pStyle w:val="ListParagraph"/>
         <w:numPr>
           <w:ilvl w:val="0"/>
           <w:numId w:val="3"/>
@@ -345,7 +414,7 @@
     </w:p>
     <w:p>
       <w:pPr>
-        <w:pStyle w:val="a6"/>
+        <w:pStyle w:val="ListParagraph"/>
         <w:numPr>
           <w:ilvl w:val="0"/>
           <w:numId w:val="3"/>
@@ -362,7 +431,7 @@
     <w:p/>
     <w:p>
       <w:pPr>
-        <w:pStyle w:val="1"/>
+        <w:pStyle w:val="Heading1"/>
         <w:numPr>
           <w:ilvl w:val="0"/>
           <w:numId w:val="2"/>
@@ -409,7 +478,7 @@
     </w:p>
     <w:tbl>
       <w:tblPr>
-        <w:tblStyle w:val="a9"/>
+        <w:tblStyle w:val="TableGrid"/>
         <w:tblW w:w="0" w:type="auto"/>
         <w:tblLook w:val="04A0"/>
       </w:tblPr>
@@ -491,6 +560,7 @@
             <w:tcW w:w="5862" w:type="dxa"/>
           </w:tcPr>
           <w:p>
+            <w:commentRangeStart w:id="4"/>
             <w:r>
               <w:rPr>
                 <w:rFonts w:hint="eastAsia"/>
@@ -574,6 +644,13 @@
                 <w:rFonts w:hint="eastAsia"/>
               </w:rPr>
               <w:t>都打印</w:t>
+            </w:r>
+            <w:commentRangeEnd w:id="4"/>
+            <w:r>
+              <w:rPr>
+                <w:rStyle w:val="CommentReference"/>
+              </w:rPr>
+              <w:commentReference w:id="4"/>
             </w:r>
           </w:p>
         </w:tc>
@@ -583,7 +660,7 @@
     <w:p/>
     <w:p>
       <w:pPr>
-        <w:pStyle w:val="1"/>
+        <w:pStyle w:val="Heading1"/>
         <w:numPr>
           <w:ilvl w:val="0"/>
           <w:numId w:val="2"/>
@@ -604,7 +681,7 @@
     </w:p>
     <w:p>
       <w:pPr>
-        <w:pStyle w:val="a6"/>
+        <w:pStyle w:val="ListParagraph"/>
         <w:numPr>
           <w:ilvl w:val="0"/>
           <w:numId w:val="4"/>
@@ -647,7 +724,7 @@
     </w:p>
     <w:p>
       <w:pPr>
-        <w:pStyle w:val="a6"/>
+        <w:pStyle w:val="ListParagraph"/>
         <w:numPr>
           <w:ilvl w:val="0"/>
           <w:numId w:val="4"/>
@@ -679,12 +756,38 @@
           <w:spacing w:val="-1"/>
           <w:szCs w:val="21"/>
         </w:rPr>
-        <w:t>工具时，请务必保证数据库进程已经停止。</w:t>
-      </w:r>
-    </w:p>
-    <w:p>
-      <w:pPr>
-        <w:pStyle w:val="1"/>
+        <w:t>工具时，</w:t>
+      </w:r>
+      <w:commentRangeStart w:id="5"/>
+      <w:r>
+        <w:rPr>
+          <w:rFonts w:ascii="Arial" w:hAnsi="Arial" w:cs="Arial"/>
+          <w:color w:val="555555"/>
+          <w:spacing w:val="-1"/>
+          <w:szCs w:val="21"/>
+        </w:rPr>
+        <w:t>请务必保证数据库进程已经停止</w:t>
+      </w:r>
+      <w:commentRangeEnd w:id="5"/>
+      <w:r>
+        <w:rPr>
+          <w:rStyle w:val="CommentReference"/>
+        </w:rPr>
+        <w:commentReference w:id="5"/>
+      </w:r>
+      <w:r>
+        <w:rPr>
+          <w:rFonts w:ascii="Arial" w:hAnsi="Arial" w:cs="Arial"/>
+          <w:color w:val="555555"/>
+          <w:spacing w:val="-1"/>
+          <w:szCs w:val="21"/>
+        </w:rPr>
+        <w:t>。</w:t>
+      </w:r>
+    </w:p>
+    <w:p>
+      <w:pPr>
+        <w:pStyle w:val="Heading1"/>
         <w:numPr>
           <w:ilvl w:val="0"/>
           <w:numId w:val="2"/>
@@ -706,7 +809,7 @@
     </w:p>
     <w:p>
       <w:pPr>
-        <w:pStyle w:val="2"/>
+        <w:pStyle w:val="Heading2"/>
         <w:numPr>
           <w:ilvl w:val="0"/>
           <w:numId w:val="6"/>
@@ -753,10 +856,10 @@
             <v:path o:extrusionok="f" gradientshapeok="t" o:connecttype="rect"/>
             <o:lock v:ext="edit" aspectratio="t"/>
           </v:shapetype>
-          <v:shape id="_x0000_i1028" type="#_x0000_t75" style="width:370.3pt;height:575.55pt" o:ole="">
-            <v:imagedata r:id="rId8" o:title=""/>
+          <v:shape id="_x0000_i1025" type="#_x0000_t75" style="width:370.5pt;height:575.5pt" o:ole="">
+            <v:imagedata r:id="rId9" o:title=""/>
           </v:shape>
-          <o:OLEObject Type="Embed" ProgID="Visio.Drawing.11" ShapeID="_x0000_i1028" DrawAspect="Content" ObjectID="_1569669500" r:id="rId9"/>
+          <o:OLEObject Type="Embed" ProgID="Visio.Drawing.11" ShapeID="_x0000_i1025" DrawAspect="Content" ObjectID="_1570258747" r:id="rId10"/>
         </w:object>
       </w:r>
     </w:p>
@@ -780,7 +883,7 @@
     </w:p>
     <w:p>
       <w:pPr>
-        <w:pStyle w:val="a6"/>
+        <w:pStyle w:val="ListParagraph"/>
         <w:numPr>
           <w:ilvl w:val="0"/>
           <w:numId w:val="9"/>
@@ -934,11 +1037,6 @@
       </w:r>
     </w:p>
     <w:p>
-      <w:pPr>
-        <w:rPr>
-          <w:rFonts w:hint="eastAsia"/>
-        </w:rPr>
-      </w:pPr>
       <w:r>
         <w:rPr>
           <w:rFonts w:hint="eastAsia"/>
@@ -1150,13 +1248,7 @@
         <w:t>源文件</w:t>
       </w:r>
     </w:p>
-    <w:p>
-      <w:pPr>
-        <w:rPr>
-          <w:rFonts w:hint="eastAsia"/>
-        </w:rPr>
-      </w:pPr>
-    </w:p>
+    <w:p/>
     <w:p>
       <w:r>
         <w:rPr>
@@ -1255,7 +1347,7 @@
     </w:p>
     <w:p>
       <w:pPr>
-        <w:pStyle w:val="a6"/>
+        <w:pStyle w:val="ListParagraph"/>
         <w:numPr>
           <w:ilvl w:val="0"/>
           <w:numId w:val="9"/>
@@ -1314,7 +1406,7 @@
                     <pic:cNvPicPr/>
                   </pic:nvPicPr>
                   <pic:blipFill>
-                    <a:blip r:embed="rId10"/>
+                    <a:blip r:embed="rId11"/>
                     <a:stretch>
                       <a:fillRect/>
                     </a:stretch>
@@ -1353,10 +1445,10 @@
     <w:p>
       <w:r>
         <w:object w:dxaOrig="6277" w:dyaOrig="8248">
-          <v:shape id="_x0000_i1025" type="#_x0000_t75" style="width:313.7pt;height:412.35pt" o:ole="">
-            <v:imagedata r:id="rId11" o:title=""/>
+          <v:shape id="_x0000_i1026" type="#_x0000_t75" style="width:314pt;height:412.5pt" o:ole="">
+            <v:imagedata r:id="rId12" o:title=""/>
           </v:shape>
-          <o:OLEObject Type="Embed" ProgID="Visio.Drawing.11" ShapeID="_x0000_i1025" DrawAspect="Content" ObjectID="_1569669501" r:id="rId12"/>
+          <o:OLEObject Type="Embed" ProgID="Visio.Drawing.11" ShapeID="_x0000_i1026" DrawAspect="Content" ObjectID="_1570258748" r:id="rId13"/>
         </w:object>
       </w:r>
     </w:p>
@@ -1378,10 +1470,10 @@
     <w:p>
       <w:r>
         <w:object w:dxaOrig="4121" w:dyaOrig="6858">
-          <v:shape id="_x0000_i1026" type="#_x0000_t75" style="width:206.2pt;height:342.7pt" o:ole="">
-            <v:imagedata r:id="rId13" o:title=""/>
+          <v:shape id="_x0000_i1027" type="#_x0000_t75" style="width:206.5pt;height:342.5pt" o:ole="">
+            <v:imagedata r:id="rId14" o:title=""/>
           </v:shape>
-          <o:OLEObject Type="Embed" ProgID="Visio.Drawing.11" ShapeID="_x0000_i1026" DrawAspect="Content" ObjectID="_1569669502" r:id="rId14"/>
+          <o:OLEObject Type="Embed" ProgID="Visio.Drawing.11" ShapeID="_x0000_i1027" DrawAspect="Content" ObjectID="_1570258749" r:id="rId15"/>
         </w:object>
       </w:r>
       <w:r>
@@ -1807,7 +1899,7 @@
     </w:p>
     <w:p>
       <w:pPr>
-        <w:pStyle w:val="a6"/>
+        <w:pStyle w:val="ListParagraph"/>
         <w:numPr>
           <w:ilvl w:val="0"/>
           <w:numId w:val="9"/>
@@ -1863,10 +1955,10 @@
     <w:p>
       <w:r>
         <w:object w:dxaOrig="4071" w:dyaOrig="6172">
-          <v:shape id="_x0000_i1027" type="#_x0000_t75" style="width:203.4pt;height:308.55pt" o:ole="">
-            <v:imagedata r:id="rId15" o:title=""/>
+          <v:shape id="_x0000_i1028" type="#_x0000_t75" style="width:203.5pt;height:308.5pt" o:ole="">
+            <v:imagedata r:id="rId16" o:title=""/>
           </v:shape>
-          <o:OLEObject Type="Embed" ProgID="Visio.Drawing.11" ShapeID="_x0000_i1027" DrawAspect="Content" ObjectID="_1569669503" r:id="rId16"/>
+          <o:OLEObject Type="Embed" ProgID="Visio.Drawing.11" ShapeID="_x0000_i1028" DrawAspect="Content" ObjectID="_1570258750" r:id="rId17"/>
         </w:object>
       </w:r>
       <w:r>
@@ -1893,7 +1985,7 @@
     </w:p>
     <w:p>
       <w:pPr>
-        <w:pStyle w:val="a6"/>
+        <w:pStyle w:val="ListParagraph"/>
         <w:numPr>
           <w:ilvl w:val="0"/>
           <w:numId w:val="10"/>
@@ -1915,7 +2007,7 @@
     </w:p>
     <w:p>
       <w:pPr>
-        <w:pStyle w:val="a6"/>
+        <w:pStyle w:val="ListParagraph"/>
         <w:ind w:left="420" w:firstLineChars="0" w:firstLine="0"/>
       </w:pPr>
       <w:r>
@@ -1969,7 +2061,7 @@
     </w:p>
     <w:tbl>
       <w:tblPr>
-        <w:tblStyle w:val="a9"/>
+        <w:tblStyle w:val="TableGrid"/>
         <w:tblW w:w="0" w:type="auto"/>
         <w:tblInd w:w="534" w:type="dxa"/>
         <w:tblLook w:val="04A0"/>
@@ -2163,7 +2255,7 @@
     <w:p/>
     <w:p>
       <w:pPr>
-        <w:pStyle w:val="a6"/>
+        <w:pStyle w:val="ListParagraph"/>
         <w:numPr>
           <w:ilvl w:val="0"/>
           <w:numId w:val="10"/>
@@ -2179,7 +2271,7 @@
     </w:p>
     <w:p>
       <w:pPr>
-        <w:pStyle w:val="a6"/>
+        <w:pStyle w:val="ListParagraph"/>
         <w:ind w:left="420" w:firstLineChars="0" w:firstLine="0"/>
       </w:pPr>
       <w:r>
@@ -2221,13 +2313,13 @@
     </w:p>
     <w:p>
       <w:pPr>
-        <w:pStyle w:val="a6"/>
+        <w:pStyle w:val="ListParagraph"/>
         <w:ind w:left="420" w:firstLineChars="0" w:firstLine="0"/>
       </w:pPr>
     </w:p>
     <w:p>
       <w:pPr>
-        <w:pStyle w:val="a6"/>
+        <w:pStyle w:val="ListParagraph"/>
         <w:numPr>
           <w:ilvl w:val="0"/>
           <w:numId w:val="10"/>
@@ -2243,7 +2335,7 @@
     </w:p>
     <w:p>
       <w:pPr>
-        <w:pStyle w:val="a6"/>
+        <w:pStyle w:val="ListParagraph"/>
         <w:ind w:left="420" w:firstLineChars="0" w:firstLine="0"/>
       </w:pPr>
       <w:r>
@@ -2255,7 +2347,7 @@
     </w:p>
     <w:p>
       <w:pPr>
-        <w:pStyle w:val="a6"/>
+        <w:pStyle w:val="ListParagraph"/>
         <w:numPr>
           <w:ilvl w:val="0"/>
           <w:numId w:val="10"/>
@@ -2271,7 +2363,7 @@
     </w:p>
     <w:p>
       <w:pPr>
-        <w:pStyle w:val="a6"/>
+        <w:pStyle w:val="ListParagraph"/>
         <w:ind w:left="420" w:firstLineChars="0" w:firstLine="0"/>
       </w:pPr>
       <w:r>
@@ -2319,7 +2411,7 @@
     </w:p>
     <w:tbl>
       <w:tblPr>
-        <w:tblStyle w:val="a9"/>
+        <w:tblStyle w:val="TableGrid"/>
         <w:tblW w:w="0" w:type="auto"/>
         <w:tblInd w:w="534" w:type="dxa"/>
         <w:tblLook w:val="04A0"/>
@@ -2573,7 +2665,7 @@
     </w:tbl>
     <w:p>
       <w:pPr>
-        <w:pStyle w:val="a6"/>
+        <w:pStyle w:val="ListParagraph"/>
         <w:ind w:left="420" w:firstLineChars="0" w:firstLine="0"/>
       </w:pPr>
       <w:r>
@@ -2615,7 +2707,7 @@
     </w:p>
     <w:p>
       <w:pPr>
-        <w:pStyle w:val="a6"/>
+        <w:pStyle w:val="ListParagraph"/>
         <w:numPr>
           <w:ilvl w:val="0"/>
           <w:numId w:val="10"/>
@@ -2643,7 +2735,7 @@
     </w:p>
     <w:p>
       <w:pPr>
-        <w:pStyle w:val="a6"/>
+        <w:pStyle w:val="ListParagraph"/>
         <w:ind w:left="420" w:firstLineChars="0" w:firstLine="0"/>
       </w:pPr>
       <w:r>
@@ -2655,7 +2747,7 @@
     </w:p>
     <w:tbl>
       <w:tblPr>
-        <w:tblStyle w:val="a9"/>
+        <w:tblStyle w:val="TableGrid"/>
         <w:tblW w:w="0" w:type="auto"/>
         <w:tblInd w:w="534" w:type="dxa"/>
         <w:tblLook w:val="04A0"/>
@@ -3013,7 +3105,7 @@
     </w:p>
     <w:tbl>
       <w:tblPr>
-        <w:tblStyle w:val="a9"/>
+        <w:tblStyle w:val="TableGrid"/>
         <w:tblW w:w="0" w:type="auto"/>
         <w:tblInd w:w="534" w:type="dxa"/>
         <w:tblLook w:val="04A0"/>
@@ -3340,14 +3432,14 @@
     </w:tbl>
     <w:p>
       <w:pPr>
-        <w:pStyle w:val="a6"/>
+        <w:pStyle w:val="ListParagraph"/>
         <w:ind w:left="420" w:firstLineChars="0" w:firstLine="0"/>
       </w:pPr>
     </w:p>
     <w:p/>
     <w:p>
       <w:pPr>
-        <w:pStyle w:val="a6"/>
+        <w:pStyle w:val="ListParagraph"/>
         <w:numPr>
           <w:ilvl w:val="0"/>
           <w:numId w:val="9"/>
@@ -3380,7 +3472,7 @@
     <w:p/>
     <w:p>
       <w:pPr>
-        <w:pStyle w:val="a6"/>
+        <w:pStyle w:val="ListParagraph"/>
         <w:numPr>
           <w:ilvl w:val="0"/>
           <w:numId w:val="9"/>
@@ -3417,28 +3509,31 @@
     </w:p>
     <w:p>
       <w:pPr>
-        <w:pStyle w:val="1"/>
+        <w:pStyle w:val="Heading1"/>
         <w:numPr>
           <w:ilvl w:val="0"/>
           <w:numId w:val="2"/>
         </w:numPr>
-        <w:rPr>
-          <w:rFonts w:hint="eastAsia"/>
-        </w:rPr>
-      </w:pPr>
+      </w:pPr>
+      <w:commentRangeStart w:id="6"/>
       <w:r>
         <w:rPr>
           <w:rFonts w:hint="eastAsia"/>
         </w:rPr>
         <w:t>遗留问题</w:t>
       </w:r>
-    </w:p>
-    <w:p>
-      <w:pPr>
-        <w:rPr>
-          <w:rFonts w:hint="eastAsia"/>
-        </w:rPr>
-      </w:pPr>
+      <w:commentRangeEnd w:id="6"/>
+      <w:r>
+        <w:rPr>
+          <w:rStyle w:val="CommentReference"/>
+          <w:b w:val="0"/>
+          <w:bCs w:val="0"/>
+          <w:kern w:val="2"/>
+        </w:rPr>
+        <w:commentReference w:id="6"/>
+      </w:r>
+    </w:p>
+    <w:p>
       <w:r>
         <w:rPr>
           <w:rFonts w:hint="eastAsia"/>
@@ -3522,6 +3617,198 @@
     </w:sectPr>
   </w:body>
 </w:document>
+</file>
+
+<file path=word/comments.xml><?xml version="1.0" encoding="utf-8"?>
+<w:comments xmlns:ve="http://schemas.openxmlformats.org/markup-compatibility/2006" xmlns:o="urn:schemas-microsoft-com:office:office" xmlns:r="http://schemas.openxmlformats.org/officeDocument/2006/relationships" xmlns:m="http://schemas.openxmlformats.org/officeDocument/2006/math" xmlns:v="urn:schemas-microsoft-com:vml" xmlns:wp="http://schemas.openxmlformats.org/drawingml/2006/wordprocessingDrawing" xmlns:w10="urn:schemas-microsoft-com:office:word" xmlns:w="http://schemas.openxmlformats.org/wordprocessingml/2006/main" xmlns:wne="http://schemas.microsoft.com/office/word/2006/wordml">
+  <w:comment w:id="0" w:author="yangshangde" w:date="2017-10-23T09:42:00Z" w:initials="y">
+    <w:p>
+      <w:pPr>
+        <w:pStyle w:val="CommentText"/>
+      </w:pPr>
+      <w:r>
+        <w:rPr>
+          <w:rStyle w:val="CommentReference"/>
+        </w:rPr>
+        <w:annotationRef/>
+      </w:r>
+      <w:r>
+        <w:rPr>
+          <w:rFonts w:hint="eastAsia"/>
+        </w:rPr>
+        <w:t>名称补充在下面</w:t>
+      </w:r>
+      <w:r>
+        <w:rPr>
+          <w:rFonts w:hint="eastAsia"/>
+        </w:rPr>
+        <w:tab/>
+      </w:r>
+    </w:p>
+  </w:comment>
+  <w:comment w:id="1" w:author="yangshangde" w:date="2017-10-23T09:38:00Z" w:initials="y">
+    <w:p>
+      <w:pPr>
+        <w:pStyle w:val="CommentText"/>
+      </w:pPr>
+      <w:r>
+        <w:rPr>
+          <w:rStyle w:val="CommentReference"/>
+        </w:rPr>
+        <w:annotationRef/>
+      </w:r>
+      <w:r>
+        <w:rPr>
+          <w:rFonts w:hint="eastAsia"/>
+        </w:rPr>
+        <w:t>1.12 ?</w:t>
+      </w:r>
+      <w:r>
+        <w:rPr>
+          <w:rFonts w:hint="eastAsia"/>
+        </w:rPr>
+        <w:t xml:space="preserve"> </w:t>
+      </w:r>
+    </w:p>
+  </w:comment>
+  <w:comment w:id="2" w:author="yangshangde" w:date="2017-10-23T09:39:00Z" w:initials="y">
+    <w:p>
+      <w:pPr>
+        <w:pStyle w:val="CommentText"/>
+      </w:pPr>
+      <w:r>
+        <w:rPr>
+          <w:rStyle w:val="CommentReference"/>
+        </w:rPr>
+        <w:annotationRef/>
+      </w:r>
+      <w:r>
+        <w:rPr>
+          <w:rFonts w:hint="eastAsia"/>
+        </w:rPr>
+        <w:t xml:space="preserve">lob </w:t>
+      </w:r>
+      <w:r>
+        <w:rPr>
+          <w:rFonts w:hint="eastAsia"/>
+        </w:rPr>
+        <w:t>很早已支持，只是之前工具没有支持</w:t>
+      </w:r>
+      <w:r>
+        <w:rPr>
+          <w:rFonts w:hint="eastAsia"/>
+        </w:rPr>
+        <w:t>lob</w:t>
+      </w:r>
+    </w:p>
+  </w:comment>
+  <w:comment w:id="3" w:author="yangshangde" w:date="2017-10-23T09:39:00Z" w:initials="y">
+    <w:p>
+      <w:pPr>
+        <w:pStyle w:val="CommentText"/>
+      </w:pPr>
+      <w:r>
+        <w:rPr>
+          <w:rStyle w:val="CommentReference"/>
+        </w:rPr>
+        <w:annotationRef/>
+      </w:r>
+    </w:p>
+  </w:comment>
+  <w:comment w:id="4" w:author="yangshangde" w:date="2017-10-23T10:07:00Z" w:initials="y">
+    <w:p>
+      <w:pPr>
+        <w:pStyle w:val="CommentText"/>
+      </w:pPr>
+      <w:r>
+        <w:rPr>
+          <w:rStyle w:val="CommentReference"/>
+        </w:rPr>
+        <w:annotationRef/>
+      </w:r>
+      <w:r>
+        <w:rPr>
+          <w:rFonts w:hint="eastAsia"/>
+        </w:rPr>
+        <w:t>是否跟已有的参数整合更好一些？新加的参数取值</w:t>
+      </w:r>
+      <w:r>
+        <w:rPr>
+          <w:rFonts w:hint="eastAsia"/>
+        </w:rPr>
+        <w:t>true|false</w:t>
+      </w:r>
+      <w:r>
+        <w:rPr>
+          <w:rFonts w:hint="eastAsia"/>
+        </w:rPr>
+        <w:t>，只控制是否打印</w:t>
+      </w:r>
+      <w:r>
+        <w:rPr>
+          <w:rFonts w:hint="eastAsia"/>
+        </w:rPr>
+        <w:t>lob</w:t>
+      </w:r>
+      <w:r>
+        <w:rPr>
+          <w:rFonts w:hint="eastAsia"/>
+        </w:rPr>
+        <w:t>数据，至于是打印元数据，还是</w:t>
+      </w:r>
+      <w:r>
+        <w:rPr>
+          <w:rFonts w:hint="eastAsia"/>
+        </w:rPr>
+        <w:t>Lob</w:t>
+      </w:r>
+      <w:r>
+        <w:rPr>
+          <w:rFonts w:hint="eastAsia"/>
+        </w:rPr>
+        <w:t>数据，跟其它一样使用其它参数控制。</w:t>
+      </w:r>
+    </w:p>
+  </w:comment>
+  <w:comment w:id="5" w:author="yangshangde" w:date="2017-10-23T09:45:00Z" w:initials="y">
+    <w:p>
+      <w:pPr>
+        <w:pStyle w:val="CommentText"/>
+      </w:pPr>
+      <w:r>
+        <w:rPr>
+          <w:rStyle w:val="CommentReference"/>
+        </w:rPr>
+        <w:annotationRef/>
+      </w:r>
+      <w:r>
+        <w:rPr>
+          <w:rFonts w:hint="eastAsia"/>
+        </w:rPr>
+        <w:t>工具运行不应影响数据库的正常运行，工具是独立去读取文件进行分析，无论结点是正常运行还是停止状态，都可进行分析。</w:t>
+      </w:r>
+    </w:p>
+  </w:comment>
+  <w:comment w:id="6" w:author="yangshangde" w:date="2017-10-23T10:12:00Z" w:initials="y">
+    <w:p>
+      <w:pPr>
+        <w:pStyle w:val="CommentText"/>
+      </w:pPr>
+      <w:r>
+        <w:rPr>
+          <w:rStyle w:val="CommentReference"/>
+        </w:rPr>
+        <w:annotationRef/>
+      </w:r>
+      <w:r>
+        <w:rPr>
+          <w:rFonts w:hint="eastAsia"/>
+        </w:rPr>
+        <w:t>桶的均匀性分析这块需要加上</w:t>
+      </w:r>
+    </w:p>
+  </w:comment>
+</w:comments>
 </file>
 
 <file path=word/endnotes.xml><?xml version="1.0" encoding="utf-8"?>
@@ -4647,7 +4934,7 @@
     <w:lsdException w:name="Bibliography" w:uiPriority="37"/>
     <w:lsdException w:name="TOC Heading" w:uiPriority="39" w:qFormat="1"/>
   </w:latentStyles>
-  <w:style w:type="paragraph" w:default="1" w:styleId="a">
+  <w:style w:type="paragraph" w:default="1" w:styleId="Normal">
     <w:name w:val="Normal"/>
     <w:qFormat/>
     <w:rsid w:val="007D06CD"/>
@@ -4656,11 +4943,11 @@
       <w:jc w:val="both"/>
     </w:pPr>
   </w:style>
-  <w:style w:type="paragraph" w:styleId="1">
+  <w:style w:type="paragraph" w:styleId="Heading1">
     <w:name w:val="heading 1"/>
-    <w:basedOn w:val="a"/>
-    <w:next w:val="a"/>
-    <w:link w:val="1Char"/>
+    <w:basedOn w:val="Normal"/>
+    <w:next w:val="Normal"/>
+    <w:link w:val="Heading1Char"/>
     <w:uiPriority w:val="9"/>
     <w:qFormat/>
     <w:rsid w:val="008520B9"/>
@@ -4678,10 +4965,10 @@
       <w:szCs w:val="44"/>
     </w:rPr>
   </w:style>
-  <w:style w:type="paragraph" w:styleId="2">
+  <w:style w:type="paragraph" w:styleId="Heading2">
     <w:name w:val="heading 2"/>
-    <w:basedOn w:val="a"/>
-    <w:link w:val="2Char"/>
+    <w:basedOn w:val="Normal"/>
+    <w:link w:val="Heading2Char"/>
     <w:uiPriority w:val="9"/>
     <w:qFormat/>
     <w:rsid w:val="008520B9"/>
@@ -4700,11 +4987,11 @@
       <w:szCs w:val="36"/>
     </w:rPr>
   </w:style>
-  <w:style w:type="paragraph" w:styleId="3">
+  <w:style w:type="paragraph" w:styleId="Heading3">
     <w:name w:val="heading 3"/>
-    <w:basedOn w:val="a"/>
-    <w:next w:val="a"/>
-    <w:link w:val="3Char"/>
+    <w:basedOn w:val="Normal"/>
+    <w:next w:val="Normal"/>
+    <w:link w:val="Heading3Char"/>
     <w:uiPriority w:val="9"/>
     <w:unhideWhenUsed/>
     <w:qFormat/>
@@ -4722,13 +5009,13 @@
       <w:szCs w:val="32"/>
     </w:rPr>
   </w:style>
-  <w:style w:type="character" w:default="1" w:styleId="a0">
+  <w:style w:type="character" w:default="1" w:styleId="DefaultParagraphFont">
     <w:name w:val="Default Paragraph Font"/>
     <w:uiPriority w:val="1"/>
     <w:semiHidden/>
     <w:unhideWhenUsed/>
   </w:style>
-  <w:style w:type="table" w:default="1" w:styleId="a1">
+  <w:style w:type="table" w:default="1" w:styleId="TableNormal">
     <w:name w:val="Normal Table"/>
     <w:uiPriority w:val="99"/>
     <w:semiHidden/>
@@ -4744,16 +5031,16 @@
       </w:tblCellMar>
     </w:tblPr>
   </w:style>
-  <w:style w:type="numbering" w:default="1" w:styleId="a2">
+  <w:style w:type="numbering" w:default="1" w:styleId="NoList">
     <w:name w:val="No List"/>
     <w:uiPriority w:val="99"/>
     <w:semiHidden/>
     <w:unhideWhenUsed/>
   </w:style>
-  <w:style w:type="character" w:customStyle="1" w:styleId="1Char">
-    <w:name w:val="标题 1 Char"/>
-    <w:basedOn w:val="a0"/>
-    <w:link w:val="1"/>
+  <w:style w:type="character" w:customStyle="1" w:styleId="Heading1Char">
+    <w:name w:val="Heading 1 Char"/>
+    <w:basedOn w:val="DefaultParagraphFont"/>
+    <w:link w:val="Heading1"/>
     <w:uiPriority w:val="9"/>
     <w:rsid w:val="008520B9"/>
     <w:rPr>
@@ -4764,10 +5051,10 @@
       <w:szCs w:val="44"/>
     </w:rPr>
   </w:style>
-  <w:style w:type="paragraph" w:styleId="a3">
+  <w:style w:type="paragraph" w:styleId="BalloonText">
     <w:name w:val="Balloon Text"/>
-    <w:basedOn w:val="a"/>
-    <w:link w:val="Char"/>
+    <w:basedOn w:val="Normal"/>
+    <w:link w:val="BalloonTextChar"/>
     <w:uiPriority w:val="99"/>
     <w:semiHidden/>
     <w:unhideWhenUsed/>
@@ -4777,10 +5064,10 @@
       <w:szCs w:val="18"/>
     </w:rPr>
   </w:style>
-  <w:style w:type="character" w:customStyle="1" w:styleId="Char">
-    <w:name w:val="批注框文本 Char"/>
-    <w:basedOn w:val="a0"/>
-    <w:link w:val="a3"/>
+  <w:style w:type="character" w:customStyle="1" w:styleId="BalloonTextChar">
+    <w:name w:val="Balloon Text Char"/>
+    <w:basedOn w:val="DefaultParagraphFont"/>
+    <w:link w:val="BalloonText"/>
     <w:uiPriority w:val="99"/>
     <w:semiHidden/>
     <w:rsid w:val="008520B9"/>
@@ -4789,11 +5076,11 @@
       <w:szCs w:val="18"/>
     </w:rPr>
   </w:style>
-  <w:style w:type="paragraph" w:styleId="a4">
+  <w:style w:type="paragraph" w:styleId="Title">
     <w:name w:val="Title"/>
-    <w:basedOn w:val="a"/>
-    <w:next w:val="a"/>
-    <w:link w:val="Char0"/>
+    <w:basedOn w:val="Normal"/>
+    <w:next w:val="Normal"/>
+    <w:link w:val="TitleChar"/>
     <w:uiPriority w:val="10"/>
     <w:qFormat/>
     <w:rsid w:val="008520B9"/>
@@ -4810,10 +5097,10 @@
       <w:szCs w:val="32"/>
     </w:rPr>
   </w:style>
-  <w:style w:type="character" w:customStyle="1" w:styleId="Char0">
-    <w:name w:val="标题 Char"/>
-    <w:basedOn w:val="a0"/>
-    <w:link w:val="a4"/>
+  <w:style w:type="character" w:customStyle="1" w:styleId="TitleChar">
+    <w:name w:val="Title Char"/>
+    <w:basedOn w:val="DefaultParagraphFont"/>
+    <w:link w:val="Title"/>
     <w:uiPriority w:val="10"/>
     <w:rsid w:val="008520B9"/>
     <w:rPr>
@@ -4824,10 +5111,10 @@
       <w:szCs w:val="32"/>
     </w:rPr>
   </w:style>
-  <w:style w:type="character" w:customStyle="1" w:styleId="2Char">
-    <w:name w:val="标题 2 Char"/>
-    <w:basedOn w:val="a0"/>
-    <w:link w:val="2"/>
+  <w:style w:type="character" w:customStyle="1" w:styleId="Heading2Char">
+    <w:name w:val="Heading 2 Char"/>
+    <w:basedOn w:val="DefaultParagraphFont"/>
+    <w:link w:val="Heading2"/>
     <w:uiPriority w:val="9"/>
     <w:rsid w:val="008520B9"/>
     <w:rPr>
@@ -4839,9 +5126,9 @@
       <w:szCs w:val="36"/>
     </w:rPr>
   </w:style>
-  <w:style w:type="paragraph" w:styleId="a5">
+  <w:style w:type="paragraph" w:styleId="NormalWeb">
     <w:name w:val="Normal (Web)"/>
-    <w:basedOn w:val="a"/>
+    <w:basedOn w:val="Normal"/>
     <w:uiPriority w:val="99"/>
     <w:semiHidden/>
     <w:unhideWhenUsed/>
@@ -4858,9 +5145,9 @@
       <w:szCs w:val="24"/>
     </w:rPr>
   </w:style>
-  <w:style w:type="paragraph" w:styleId="a6">
+  <w:style w:type="paragraph" w:styleId="ListParagraph">
     <w:name w:val="List Paragraph"/>
-    <w:basedOn w:val="a"/>
+    <w:basedOn w:val="Normal"/>
     <w:uiPriority w:val="34"/>
     <w:qFormat/>
     <w:rsid w:val="00C8517C"/>
@@ -4868,10 +5155,10 @@
       <w:ind w:firstLineChars="200" w:firstLine="420"/>
     </w:pPr>
   </w:style>
-  <w:style w:type="character" w:customStyle="1" w:styleId="3Char">
-    <w:name w:val="标题 3 Char"/>
-    <w:basedOn w:val="a0"/>
-    <w:link w:val="3"/>
+  <w:style w:type="character" w:customStyle="1" w:styleId="Heading3Char">
+    <w:name w:val="Heading 3 Char"/>
+    <w:basedOn w:val="DefaultParagraphFont"/>
+    <w:link w:val="Heading3"/>
     <w:uiPriority w:val="9"/>
     <w:rsid w:val="00AB28A3"/>
     <w:rPr>
@@ -4881,10 +5168,10 @@
       <w:szCs w:val="32"/>
     </w:rPr>
   </w:style>
-  <w:style w:type="paragraph" w:styleId="a7">
+  <w:style w:type="paragraph" w:styleId="Header">
     <w:name w:val="header"/>
-    <w:basedOn w:val="a"/>
-    <w:link w:val="Char1"/>
+    <w:basedOn w:val="Normal"/>
+    <w:link w:val="HeaderChar"/>
     <w:uiPriority w:val="99"/>
     <w:semiHidden/>
     <w:unhideWhenUsed/>
@@ -4905,10 +5192,10 @@
       <w:szCs w:val="18"/>
     </w:rPr>
   </w:style>
-  <w:style w:type="character" w:customStyle="1" w:styleId="Char1">
-    <w:name w:val="页眉 Char"/>
-    <w:basedOn w:val="a0"/>
-    <w:link w:val="a7"/>
+  <w:style w:type="character" w:customStyle="1" w:styleId="HeaderChar">
+    <w:name w:val="Header Char"/>
+    <w:basedOn w:val="DefaultParagraphFont"/>
+    <w:link w:val="Header"/>
     <w:uiPriority w:val="99"/>
     <w:semiHidden/>
     <w:rsid w:val="00ED4AD9"/>
@@ -4917,10 +5204,10 @@
       <w:szCs w:val="18"/>
     </w:rPr>
   </w:style>
-  <w:style w:type="paragraph" w:styleId="a8">
+  <w:style w:type="paragraph" w:styleId="Footer">
     <w:name w:val="footer"/>
-    <w:basedOn w:val="a"/>
-    <w:link w:val="Char2"/>
+    <w:basedOn w:val="Normal"/>
+    <w:link w:val="FooterChar"/>
     <w:uiPriority w:val="99"/>
     <w:semiHidden/>
     <w:unhideWhenUsed/>
@@ -4938,10 +5225,10 @@
       <w:szCs w:val="18"/>
     </w:rPr>
   </w:style>
-  <w:style w:type="character" w:customStyle="1" w:styleId="Char2">
-    <w:name w:val="页脚 Char"/>
-    <w:basedOn w:val="a0"/>
-    <w:link w:val="a8"/>
+  <w:style w:type="character" w:customStyle="1" w:styleId="FooterChar">
+    <w:name w:val="Footer Char"/>
+    <w:basedOn w:val="DefaultParagraphFont"/>
+    <w:link w:val="Footer"/>
     <w:uiPriority w:val="99"/>
     <w:semiHidden/>
     <w:rsid w:val="00ED4AD9"/>
@@ -4950,9 +5237,9 @@
       <w:szCs w:val="18"/>
     </w:rPr>
   </w:style>
-  <w:style w:type="table" w:styleId="a9">
+  <w:style w:type="table" w:styleId="TableGrid">
     <w:name w:val="Table Grid"/>
-    <w:basedOn w:val="a1"/>
+    <w:basedOn w:val="TableNormal"/>
     <w:uiPriority w:val="59"/>
     <w:rsid w:val="00AB73FE"/>
     <w:tblPr>
@@ -4973,10 +5260,10 @@
       </w:tblCellMar>
     </w:tblPr>
   </w:style>
-  <w:style w:type="paragraph" w:styleId="aa">
+  <w:style w:type="paragraph" w:styleId="DocumentMap">
     <w:name w:val="Document Map"/>
-    <w:basedOn w:val="a"/>
-    <w:link w:val="Char3"/>
+    <w:basedOn w:val="Normal"/>
+    <w:link w:val="DocumentMapChar"/>
     <w:uiPriority w:val="99"/>
     <w:semiHidden/>
     <w:unhideWhenUsed/>
@@ -4987,10 +5274,10 @@
       <w:szCs w:val="18"/>
     </w:rPr>
   </w:style>
-  <w:style w:type="character" w:customStyle="1" w:styleId="Char3">
-    <w:name w:val="文档结构图 Char"/>
-    <w:basedOn w:val="a0"/>
-    <w:link w:val="aa"/>
+  <w:style w:type="character" w:customStyle="1" w:styleId="DocumentMapChar">
+    <w:name w:val="Document Map Char"/>
+    <w:basedOn w:val="DefaultParagraphFont"/>
+    <w:link w:val="DocumentMap"/>
     <w:uiPriority w:val="99"/>
     <w:semiHidden/>
     <w:rsid w:val="00037356"/>
@@ -4998,6 +5285,64 @@
       <w:rFonts w:ascii="宋体" w:eastAsia="宋体"/>
       <w:sz w:val="18"/>
       <w:szCs w:val="18"/>
+    </w:rPr>
+  </w:style>
+  <w:style w:type="character" w:styleId="CommentReference">
+    <w:name w:val="annotation reference"/>
+    <w:basedOn w:val="DefaultParagraphFont"/>
+    <w:uiPriority w:val="99"/>
+    <w:semiHidden/>
+    <w:unhideWhenUsed/>
+    <w:rsid w:val="00D343B4"/>
+    <w:rPr>
+      <w:sz w:val="21"/>
+      <w:szCs w:val="21"/>
+    </w:rPr>
+  </w:style>
+  <w:style w:type="paragraph" w:styleId="CommentText">
+    <w:name w:val="annotation text"/>
+    <w:basedOn w:val="Normal"/>
+    <w:link w:val="CommentTextChar"/>
+    <w:uiPriority w:val="99"/>
+    <w:semiHidden/>
+    <w:unhideWhenUsed/>
+    <w:rsid w:val="00D343B4"/>
+    <w:pPr>
+      <w:jc w:val="left"/>
+    </w:pPr>
+  </w:style>
+  <w:style w:type="character" w:customStyle="1" w:styleId="CommentTextChar">
+    <w:name w:val="Comment Text Char"/>
+    <w:basedOn w:val="DefaultParagraphFont"/>
+    <w:link w:val="CommentText"/>
+    <w:uiPriority w:val="99"/>
+    <w:semiHidden/>
+    <w:rsid w:val="00D343B4"/>
+  </w:style>
+  <w:style w:type="paragraph" w:styleId="CommentSubject">
+    <w:name w:val="annotation subject"/>
+    <w:basedOn w:val="CommentText"/>
+    <w:next w:val="CommentText"/>
+    <w:link w:val="CommentSubjectChar"/>
+    <w:uiPriority w:val="99"/>
+    <w:semiHidden/>
+    <w:unhideWhenUsed/>
+    <w:rsid w:val="00D343B4"/>
+    <w:rPr>
+      <w:b/>
+      <w:bCs/>
+    </w:rPr>
+  </w:style>
+  <w:style w:type="character" w:customStyle="1" w:styleId="CommentSubjectChar">
+    <w:name w:val="Comment Subject Char"/>
+    <w:basedOn w:val="CommentTextChar"/>
+    <w:link w:val="CommentSubject"/>
+    <w:uiPriority w:val="99"/>
+    <w:semiHidden/>
+    <w:rsid w:val="00D343B4"/>
+    <w:rPr>
+      <w:b/>
+      <w:bCs/>
     </w:rPr>
   </w:style>
 </w:styles>

--- a/internal_doc/03.开发设计/Story-sdbdmsdump支持lob.docx
+++ b/internal_doc/03.开发设计/Story-sdbdmsdump支持lob.docx
@@ -10,7 +10,13 @@
         <w:rPr>
           <w:rFonts w:hint="eastAsia"/>
         </w:rPr>
-        <w:t>sdbdmsdump</w:t>
+        <w:t>sd</w:t>
+      </w:r>
+      <w:r>
+        <w:rPr>
+          <w:rFonts w:hint="eastAsia"/>
+        </w:rPr>
+        <w:t>bdmsdump</w:t>
       </w:r>
       <w:r>
         <w:rPr>
@@ -22,9 +28,123 @@
         <w:rPr>
           <w:rFonts w:hint="eastAsia"/>
         </w:rPr>
-        <w:t>lob</w:t>
-      </w:r>
-    </w:p>
+        <w:t>lobstory</w:t>
+      </w:r>
+      <w:r>
+        <w:rPr>
+          <w:rFonts w:hint="eastAsia"/>
+        </w:rPr>
+        <w:t>设计</w:t>
+      </w:r>
+    </w:p>
+    <w:tbl>
+      <w:tblPr>
+        <w:tblStyle w:val="TableGrid"/>
+        <w:tblW w:w="8186" w:type="dxa"/>
+        <w:tblInd w:w="108" w:type="dxa"/>
+        <w:tblLook w:val="04A0"/>
+      </w:tblPr>
+      <w:tblGrid>
+        <w:gridCol w:w="2735"/>
+        <w:gridCol w:w="5451"/>
+      </w:tblGrid>
+      <w:tr>
+        <w:trPr>
+          <w:trHeight w:val="301"/>
+        </w:trPr>
+        <w:tc>
+          <w:tcPr>
+            <w:tcW w:w="8186" w:type="dxa"/>
+            <w:gridSpan w:val="2"/>
+          </w:tcPr>
+          <w:p>
+            <w:pPr>
+              <w:jc w:val="center"/>
+            </w:pPr>
+            <w:r>
+              <w:rPr>
+                <w:rFonts w:hint="eastAsia"/>
+              </w:rPr>
+              <w:t>修订记录</w:t>
+            </w:r>
+          </w:p>
+        </w:tc>
+      </w:tr>
+      <w:tr>
+        <w:trPr>
+          <w:trHeight w:val="301"/>
+        </w:trPr>
+        <w:tc>
+          <w:tcPr>
+            <w:tcW w:w="2735" w:type="dxa"/>
+          </w:tcPr>
+          <w:p>
+            <w:r>
+              <w:rPr>
+                <w:rFonts w:hint="eastAsia"/>
+              </w:rPr>
+              <w:t xml:space="preserve">2017-10-16  </w:t>
+            </w:r>
+            <w:r>
+              <w:rPr>
+                <w:rFonts w:hint="eastAsia"/>
+              </w:rPr>
+              <w:t>杨超</w:t>
+            </w:r>
+          </w:p>
+        </w:tc>
+        <w:tc>
+          <w:tcPr>
+            <w:tcW w:w="5451" w:type="dxa"/>
+          </w:tcPr>
+          <w:p>
+            <w:r>
+              <w:rPr>
+                <w:rFonts w:hint="eastAsia"/>
+              </w:rPr>
+              <w:t>初稿</w:t>
+            </w:r>
+          </w:p>
+        </w:tc>
+      </w:tr>
+      <w:tr>
+        <w:trPr>
+          <w:trHeight w:val="311"/>
+        </w:trPr>
+        <w:tc>
+          <w:tcPr>
+            <w:tcW w:w="2735" w:type="dxa"/>
+          </w:tcPr>
+          <w:p>
+            <w:r>
+              <w:rPr>
+                <w:rFonts w:hint="eastAsia"/>
+              </w:rPr>
+              <w:t xml:space="preserve">2017-10-23  </w:t>
+            </w:r>
+            <w:r>
+              <w:rPr>
+                <w:rFonts w:hint="eastAsia"/>
+              </w:rPr>
+              <w:t>杨超</w:t>
+            </w:r>
+          </w:p>
+        </w:tc>
+        <w:tc>
+          <w:tcPr>
+            <w:tcW w:w="5451" w:type="dxa"/>
+          </w:tcPr>
+          <w:p>
+            <w:r>
+              <w:rPr>
+                <w:rFonts w:hint="eastAsia"/>
+              </w:rPr>
+              <w:t>修订版</w:t>
+            </w:r>
+          </w:p>
+        </w:tc>
+      </w:tr>
+    </w:tbl>
     <w:p>
       <w:pPr>
         <w:pStyle w:val="Heading1"/>
@@ -64,6 +184,26 @@
       </w:r>
     </w:p>
     <w:p>
+      <w:r>
+        <w:rPr>
+          <w:rFonts w:hint="eastAsia"/>
+        </w:rPr>
+        <w:t>sdbdmsdump</w:t>
+      </w:r>
+      <w:r>
+        <w:rPr>
+          <w:rFonts w:hint="eastAsia"/>
+        </w:rPr>
+        <w:t>支持</w:t>
+      </w:r>
+      <w:r>
+        <w:rPr>
+          <w:rFonts w:hint="eastAsia"/>
+        </w:rPr>
+        <w:t>lob</w:t>
+      </w:r>
+    </w:p>
+    <w:p>
       <w:pPr>
         <w:pStyle w:val="Heading1"/>
         <w:numPr>
@@ -175,93 +315,35 @@
           <w:rFonts w:hint="eastAsia"/>
           <w:kern w:val="0"/>
         </w:rPr>
-        <w:t>但是在</w:t>
-      </w:r>
-      <w:commentRangeStart w:id="2"/>
+        <w:t>但是</w:t>
+      </w:r>
       <w:r>
         <w:rPr>
           <w:rFonts w:hint="eastAsia"/>
           <w:kern w:val="0"/>
         </w:rPr>
-        <w:t>最新的版本中由于</w:t>
+        <w:t>当前</w:t>
       </w:r>
       <w:r>
         <w:rPr>
           <w:rFonts w:hint="eastAsia"/>
           <w:kern w:val="0"/>
         </w:rPr>
-        <w:t>数据库</w:t>
+        <w:t>sdbdmsdump</w:t>
       </w:r>
       <w:r>
         <w:rPr>
           <w:rFonts w:hint="eastAsia"/>
           <w:kern w:val="0"/>
         </w:rPr>
-        <w:t>增加了对</w:t>
+        <w:t>工具没有</w:t>
       </w:r>
       <w:r>
         <w:rPr>
           <w:rFonts w:hint="eastAsia"/>
           <w:kern w:val="0"/>
         </w:rPr>
-        <w:t>lob</w:t>
-      </w:r>
-      <w:r>
-        <w:rPr>
-          <w:rFonts w:hint="eastAsia"/>
-          <w:kern w:val="0"/>
-        </w:rPr>
-        <w:t>大数据对象的支持</w:t>
-      </w:r>
-      <w:commentRangeEnd w:id="2"/>
-      <w:r>
-        <w:rPr>
-          <w:rStyle w:val="CommentReference"/>
-        </w:rPr>
-        <w:commentReference w:id="2"/>
-      </w:r>
-      <w:r>
-        <w:rPr>
-          <w:rFonts w:hint="eastAsia"/>
-          <w:kern w:val="0"/>
-        </w:rPr>
-        <w:t>，</w:t>
-      </w:r>
-      <w:r>
-        <w:rPr>
-          <w:rFonts w:hint="eastAsia"/>
-          <w:kern w:val="0"/>
-        </w:rPr>
-        <w:t>当前</w:t>
-      </w:r>
-      <w:r>
-        <w:rPr>
-          <w:rFonts w:hint="eastAsia"/>
-          <w:kern w:val="0"/>
-        </w:rPr>
-        <w:t>sdbdmsdump</w:t>
-      </w:r>
-      <w:r>
-        <w:rPr>
-          <w:rFonts w:hint="eastAsia"/>
-          <w:kern w:val="0"/>
-        </w:rPr>
-        <w:t>工具没有</w:t>
-      </w:r>
-      <w:commentRangeStart w:id="3"/>
-      <w:r>
-        <w:rPr>
-          <w:rFonts w:hint="eastAsia"/>
-          <w:kern w:val="0"/>
-        </w:rPr>
-        <w:t>陗</w:t>
-      </w:r>
-      <w:commentRangeEnd w:id="3"/>
-      <w:r>
-        <w:rPr>
-          <w:rStyle w:val="CommentReference"/>
-        </w:rPr>
-        <w:commentReference w:id="3"/>
+        <w:t>有效</w:t>
       </w:r>
       <w:r>
         <w:rPr>
@@ -483,14 +565,15 @@
         <w:tblLook w:val="04A0"/>
       </w:tblPr>
       <w:tblGrid>
-        <w:gridCol w:w="1384"/>
-        <w:gridCol w:w="1276"/>
-        <w:gridCol w:w="5862"/>
+        <w:gridCol w:w="903"/>
+        <w:gridCol w:w="1141"/>
+        <w:gridCol w:w="3447"/>
+        <w:gridCol w:w="3031"/>
       </w:tblGrid>
       <w:tr>
         <w:tc>
           <w:tcPr>
-            <w:tcW w:w="1384" w:type="dxa"/>
+            <w:tcW w:w="903" w:type="dxa"/>
           </w:tcPr>
           <w:p>
             <w:r>
@@ -503,7 +586,7 @@
         </w:tc>
         <w:tc>
           <w:tcPr>
-            <w:tcW w:w="1276" w:type="dxa"/>
+            <w:tcW w:w="1141" w:type="dxa"/>
           </w:tcPr>
           <w:p>
             <w:r>
@@ -516,7 +599,7 @@
         </w:tc>
         <w:tc>
           <w:tcPr>
-            <w:tcW w:w="5862" w:type="dxa"/>
+            <w:tcW w:w="3447" w:type="dxa"/>
           </w:tcPr>
           <w:p>
             <w:r>
@@ -524,6 +607,27 @@
                 <w:rFonts w:hint="eastAsia"/>
               </w:rPr>
               <w:t>取值</w:t>
+            </w:r>
+          </w:p>
+        </w:tc>
+        <w:tc>
+          <w:tcPr>
+            <w:tcW w:w="3031" w:type="dxa"/>
+          </w:tcPr>
+          <w:p>
+            <w:pPr>
+              <w:tabs>
+                <w:tab w:val="left" w:pos="868"/>
+              </w:tabs>
+            </w:pPr>
+            <w:r>
+              <w:tab/>
+            </w:r>
+            <w:r>
+              <w:rPr>
+                <w:rFonts w:hint="eastAsia"/>
+              </w:rPr>
+              <w:t>说明</w:t>
             </w:r>
           </w:p>
         </w:tc>
@@ -531,7 +635,7 @@
       <w:tr>
         <w:tc>
           <w:tcPr>
-            <w:tcW w:w="1384" w:type="dxa"/>
+            <w:tcW w:w="903" w:type="dxa"/>
           </w:tcPr>
           <w:p>
             <w:r>
@@ -544,7 +648,7 @@
         </w:tc>
         <w:tc>
           <w:tcPr>
-            <w:tcW w:w="1276" w:type="dxa"/>
+            <w:tcW w:w="1141" w:type="dxa"/>
           </w:tcPr>
           <w:p>
             <w:r>
@@ -557,106 +661,235 @@
         </w:tc>
         <w:tc>
           <w:tcPr>
-            <w:tcW w:w="5862" w:type="dxa"/>
-          </w:tcPr>
-          <w:p>
-            <w:commentRangeStart w:id="4"/>
-            <w:r>
-              <w:rPr>
-                <w:rFonts w:hint="eastAsia"/>
-              </w:rPr>
-              <w:t>meta/data/all  (</w:t>
-            </w:r>
-            <w:r>
-              <w:rPr>
-                <w:rFonts w:hint="eastAsia"/>
-              </w:rPr>
-              <w:t>默认为不打印</w:t>
-            </w:r>
-            <w:r>
-              <w:rPr>
-                <w:rFonts w:hint="eastAsia"/>
-              </w:rPr>
-              <w:t>lob)</w:t>
-            </w:r>
-          </w:p>
-          <w:p>
-            <w:r>
-              <w:rPr>
-                <w:rFonts w:hint="eastAsia"/>
-              </w:rPr>
-              <w:t xml:space="preserve">meta: </w:t>
-            </w:r>
-            <w:r>
-              <w:rPr>
-                <w:rFonts w:hint="eastAsia"/>
-              </w:rPr>
-              <w:t>只打印元数据</w:t>
-            </w:r>
-            <w:r>
-              <w:rPr>
-                <w:rFonts w:hint="eastAsia"/>
-              </w:rPr>
-              <w:t>信息</w:t>
-            </w:r>
-          </w:p>
-          <w:p>
-            <w:r>
-              <w:rPr>
-                <w:rFonts w:hint="eastAsia"/>
-              </w:rPr>
-              <w:t>data:</w:t>
-            </w:r>
-            <w:r>
-              <w:rPr>
-                <w:rFonts w:hint="eastAsia"/>
-              </w:rPr>
-              <w:t>只打印</w:t>
-            </w:r>
-            <w:r>
-              <w:rPr>
-                <w:rFonts w:hint="eastAsia"/>
-              </w:rPr>
-              <w:t>元数据和</w:t>
-            </w:r>
-            <w:r>
-              <w:rPr>
-                <w:rFonts w:hint="eastAsia"/>
-              </w:rPr>
-              <w:t>数据</w:t>
-            </w:r>
-            <w:r>
-              <w:rPr>
-                <w:rFonts w:hint="eastAsia"/>
-              </w:rPr>
-              <w:t>信息，不打印记录二进制数据</w:t>
-            </w:r>
-          </w:p>
-          <w:p>
-            <w:r>
-              <w:rPr>
-                <w:rFonts w:hint="eastAsia"/>
-              </w:rPr>
-              <w:t>all:</w:t>
-            </w:r>
-            <w:r>
-              <w:rPr>
-                <w:rFonts w:hint="eastAsia"/>
-              </w:rPr>
-              <w:t>都打印</w:t>
-            </w:r>
-            <w:commentRangeEnd w:id="4"/>
-            <w:r>
-              <w:rPr>
-                <w:rStyle w:val="CommentReference"/>
-              </w:rPr>
-              <w:commentReference w:id="4"/>
+            <w:tcW w:w="3447" w:type="dxa"/>
+          </w:tcPr>
+          <w:p>
+            <w:r>
+              <w:rPr>
+                <w:rFonts w:hint="eastAsia"/>
+              </w:rPr>
+              <w:t>true/false  (</w:t>
+            </w:r>
+            <w:r>
+              <w:rPr>
+                <w:rFonts w:hint="eastAsia"/>
+              </w:rPr>
+              <w:t>默认为</w:t>
+            </w:r>
+            <w:r>
+              <w:rPr>
+                <w:rFonts w:hint="eastAsia"/>
+              </w:rPr>
+              <w:t>false</w:t>
+            </w:r>
+            <w:r>
+              <w:rPr>
+                <w:rFonts w:hint="eastAsia"/>
+              </w:rPr>
+              <w:t>)</w:t>
+            </w:r>
+          </w:p>
+        </w:tc>
+        <w:tc>
+          <w:tcPr>
+            <w:tcW w:w="3031" w:type="dxa"/>
+          </w:tcPr>
+          <w:p>
+            <w:r>
+              <w:rPr>
+                <w:rFonts w:hint="eastAsia"/>
+              </w:rPr>
+              <w:t>支持</w:t>
+            </w:r>
+            <w:r>
+              <w:t>L</w:t>
+            </w:r>
+            <w:r>
+              <w:rPr>
+                <w:rFonts w:hint="eastAsia"/>
+              </w:rPr>
+              <w:t>ob</w:t>
+            </w:r>
+            <w:r>
+              <w:rPr>
+                <w:rFonts w:hint="eastAsia"/>
+              </w:rPr>
+              <w:t>文件开关。</w:t>
+            </w:r>
+          </w:p>
+          <w:p>
+            <w:r>
+              <w:rPr>
+                <w:rFonts w:hint="eastAsia"/>
+              </w:rPr>
+              <w:t xml:space="preserve">--meta false/ture </w:t>
+            </w:r>
+            <w:r>
+              <w:rPr>
+                <w:rFonts w:hint="eastAsia"/>
+              </w:rPr>
+              <w:t>控制是否打印元数据。</w:t>
+            </w:r>
+          </w:p>
+          <w:p>
+            <w:r>
+              <w:rPr>
+                <w:rFonts w:hint="eastAsia"/>
+              </w:rPr>
+              <w:t xml:space="preserve">-p </w:t>
+            </w:r>
+            <w:r>
+              <w:rPr>
+                <w:rFonts w:hint="eastAsia"/>
+              </w:rPr>
+              <w:t>控制是否打印内容</w:t>
+            </w:r>
+          </w:p>
+        </w:tc>
+      </w:tr>
+      <w:tr>
+        <w:trPr>
+          <w:trHeight w:val="799"/>
+        </w:trPr>
+        <w:tc>
+          <w:tcPr>
+            <w:tcW w:w="903" w:type="dxa"/>
+          </w:tcPr>
+          <w:p/>
+        </w:tc>
+        <w:tc>
+          <w:tcPr>
+            <w:tcW w:w="1141" w:type="dxa"/>
+          </w:tcPr>
+          <w:p>
+            <w:r>
+              <w:rPr>
+                <w:rFonts w:hint="eastAsia"/>
+              </w:rPr>
+              <w:t>--balance</w:t>
+            </w:r>
+          </w:p>
+        </w:tc>
+        <w:tc>
+          <w:tcPr>
+            <w:tcW w:w="3447" w:type="dxa"/>
+          </w:tcPr>
+          <w:p>
+            <w:r>
+              <w:t>true</w:t>
+            </w:r>
+            <w:r>
+              <w:rPr>
+                <w:rFonts w:hint="eastAsia"/>
+              </w:rPr>
+              <w:t>/false (</w:t>
+            </w:r>
+            <w:r>
+              <w:rPr>
+                <w:rFonts w:hint="eastAsia"/>
+              </w:rPr>
+              <w:t>默认为</w:t>
+            </w:r>
+            <w:r>
+              <w:rPr>
+                <w:rFonts w:hint="eastAsia"/>
+              </w:rPr>
+              <w:t>false)</w:t>
+            </w:r>
+          </w:p>
+          <w:p/>
+        </w:tc>
+        <w:tc>
+          <w:tcPr>
+            <w:tcW w:w="3031" w:type="dxa"/>
+          </w:tcPr>
+          <w:p>
+            <w:r>
+              <w:rPr>
+                <w:rFonts w:hint="eastAsia"/>
+              </w:rPr>
+              <w:t>true:</w:t>
+            </w:r>
+            <w:r>
+              <w:rPr>
+                <w:rFonts w:hint="eastAsia"/>
+              </w:rPr>
+              <w:t>分析</w:t>
+            </w:r>
+            <w:r>
+              <w:rPr>
+                <w:rFonts w:hint="eastAsia"/>
+              </w:rPr>
+              <w:t>buckets</w:t>
+            </w:r>
+            <w:r>
+              <w:rPr>
+                <w:rFonts w:hint="eastAsia"/>
+              </w:rPr>
+              <w:t>的均衡性</w:t>
+            </w:r>
+          </w:p>
+          <w:p>
+            <w:r>
+              <w:rPr>
+                <w:rFonts w:hint="eastAsia"/>
+              </w:rPr>
+              <w:t>false</w:t>
+            </w:r>
+            <w:r>
+              <w:rPr>
+                <w:rFonts w:hint="eastAsia"/>
+              </w:rPr>
+              <w:t>：不分析</w:t>
+            </w:r>
+            <w:r>
+              <w:rPr>
+                <w:rFonts w:hint="eastAsia"/>
+              </w:rPr>
+              <w:t>buckets</w:t>
+            </w:r>
+            <w:r>
+              <w:rPr>
+                <w:rFonts w:hint="eastAsia"/>
+              </w:rPr>
+              <w:t>的均衡性</w:t>
+            </w:r>
+          </w:p>
+          <w:p>
+            <w:r>
+              <w:rPr>
+                <w:rFonts w:hint="eastAsia"/>
+              </w:rPr>
+              <w:t>参数在</w:t>
+            </w:r>
+            <w:r>
+              <w:rPr>
+                <w:rFonts w:hint="eastAsia"/>
+              </w:rPr>
+              <w:t>action</w:t>
+            </w:r>
+            <w:r>
+              <w:rPr>
+                <w:rFonts w:hint="eastAsia"/>
+              </w:rPr>
+              <w:t>为</w:t>
+            </w:r>
+            <w:r>
+              <w:rPr>
+                <w:rFonts w:hint="eastAsia"/>
+              </w:rPr>
+              <w:t>inspect</w:t>
+            </w:r>
+            <w:r>
+              <w:rPr>
+                <w:rFonts w:hint="eastAsia"/>
+              </w:rPr>
+              <w:t>的情况下有效</w:t>
             </w:r>
           </w:p>
         </w:tc>
       </w:tr>
     </w:tbl>
-    <w:p/>
     <w:p/>
     <w:p>
       <w:pPr>
@@ -670,6 +903,7 @@
         <w:rPr>
           <w:rFonts w:hint="eastAsia"/>
         </w:rPr>
+        <w:lastRenderedPageBreak/>
         <w:t>Story</w:t>
       </w:r>
       <w:r>
@@ -758,7 +992,15 @@
         </w:rPr>
         <w:t>工具时，</w:t>
       </w:r>
-      <w:commentRangeStart w:id="5"/>
+      <w:r>
+        <w:rPr>
+          <w:rFonts w:ascii="Arial" w:hAnsi="Arial" w:cs="Arial" w:hint="eastAsia"/>
+          <w:color w:val="555555"/>
+          <w:spacing w:val="-1"/>
+          <w:szCs w:val="21"/>
+        </w:rPr>
+        <w:t>建议</w:t>
+      </w:r>
       <w:r>
         <w:rPr>
           <w:rFonts w:ascii="Arial" w:hAnsi="Arial" w:cs="Arial"/>
@@ -766,23 +1008,16 @@
           <w:spacing w:val="-1"/>
           <w:szCs w:val="21"/>
         </w:rPr>
-        <w:t>请务必保证数据库进程已经停止</w:t>
-      </w:r>
-      <w:commentRangeEnd w:id="5"/>
-      <w:r>
-        <w:rPr>
-          <w:rStyle w:val="CommentReference"/>
-        </w:rPr>
-        <w:commentReference w:id="5"/>
-      </w:r>
-      <w:r>
-        <w:rPr>
-          <w:rFonts w:ascii="Arial" w:hAnsi="Arial" w:cs="Arial"/>
+        <w:t>数据库</w:t>
+      </w:r>
+      <w:r>
+        <w:rPr>
+          <w:rFonts w:ascii="Arial" w:hAnsi="Arial" w:cs="Arial" w:hint="eastAsia"/>
           <w:color w:val="555555"/>
           <w:spacing w:val="-1"/>
           <w:szCs w:val="21"/>
         </w:rPr>
-        <w:t>。</w:t>
+        <w:t>不要进行高并发的操作</w:t>
       </w:r>
     </w:p>
     <w:p>
@@ -797,7 +1032,6 @@
         <w:rPr>
           <w:rFonts w:hint="eastAsia"/>
         </w:rPr>
-        <w:lastRenderedPageBreak/>
         <w:t>Story</w:t>
       </w:r>
       <w:r>
@@ -836,7 +1070,7 @@
     </w:p>
     <w:p>
       <w:r>
-        <w:object w:dxaOrig="7480" w:dyaOrig="14086">
+        <w:object w:dxaOrig="8105" w:dyaOrig="14086">
           <v:shapetype id="_x0000_t75" coordsize="21600,21600" o:spt="75" o:preferrelative="t" path="m@4@5l@4@11@9@11@9@5xe" filled="f" stroked="f">
             <v:stroke joinstyle="miter"/>
             <v:formulas>
@@ -856,10 +1090,10 @@
             <v:path o:extrusionok="f" gradientshapeok="t" o:connecttype="rect"/>
             <o:lock v:ext="edit" aspectratio="t"/>
           </v:shapetype>
-          <v:shape id="_x0000_i1025" type="#_x0000_t75" style="width:370.5pt;height:575.5pt" o:ole="">
+          <v:shape id="_x0000_i1025" type="#_x0000_t75" style="width:401.5pt;height:575.5pt" o:ole="">
             <v:imagedata r:id="rId9" o:title=""/>
           </v:shape>
-          <o:OLEObject Type="Embed" ProgID="Visio.Drawing.11" ShapeID="_x0000_i1025" DrawAspect="Content" ObjectID="_1570258747" r:id="rId10"/>
+          <o:OLEObject Type="Embed" ProgID="Visio.Drawing.11" ShapeID="_x0000_i1025" DrawAspect="Content" ObjectID="_1570275844" r:id="rId10"/>
         </w:object>
       </w:r>
     </w:p>
@@ -901,64 +1135,64 @@
           <w:sz w:val="30"/>
           <w:szCs w:val="30"/>
         </w:rPr>
+        <w:t>启动</w:t>
+      </w:r>
+    </w:p>
+    <w:p>
+      <w:r>
+        <w:rPr>
+          <w:rFonts w:hint="eastAsia"/>
+        </w:rPr>
+        <w:t>增加</w:t>
+      </w:r>
+      <w:r>
+        <w:rPr>
+          <w:rFonts w:hint="eastAsia"/>
+        </w:rPr>
+        <w:t>-b</w:t>
+      </w:r>
+      <w:r>
+        <w:rPr>
+          <w:rFonts w:hint="eastAsia"/>
+        </w:rPr>
+        <w:t>参数，对应增加全局变量</w:t>
+      </w:r>
+    </w:p>
+    <w:p>
+      <w:r>
+        <w:rPr>
+          <w:rFonts w:hint="eastAsia"/>
+        </w:rPr>
+        <w:t>enum LobMode{NONE, META, DATA, ALL};</w:t>
+      </w:r>
+    </w:p>
+    <w:p>
+      <w:r>
+        <w:rPr>
+          <w:rFonts w:hint="eastAsia"/>
+        </w:rPr>
+        <w:t>LobMode g</w:t>
+      </w:r>
+      <w:r>
+        <w:rPr>
+          <w:rFonts w:hint="eastAsia"/>
+        </w:rPr>
+        <w:t>P</w:t>
+      </w:r>
+      <w:r>
+        <w:rPr>
+          <w:rFonts w:hint="eastAsia"/>
+        </w:rPr>
+        <w:t>rintLobMode = NONE;</w:t>
+      </w:r>
+    </w:p>
+    <w:p/>
+    <w:p>
+      <w:r>
+        <w:rPr>
+          <w:rFonts w:hint="eastAsia"/>
+        </w:rPr>
         <w:lastRenderedPageBreak/>
-        <w:t>启动</w:t>
-      </w:r>
-    </w:p>
-    <w:p>
-      <w:r>
-        <w:rPr>
-          <w:rFonts w:hint="eastAsia"/>
-        </w:rPr>
-        <w:t>增加</w:t>
-      </w:r>
-      <w:r>
-        <w:rPr>
-          <w:rFonts w:hint="eastAsia"/>
-        </w:rPr>
-        <w:t>-b</w:t>
-      </w:r>
-      <w:r>
-        <w:rPr>
-          <w:rFonts w:hint="eastAsia"/>
-        </w:rPr>
-        <w:t>参数，对应增加全局变量</w:t>
-      </w:r>
-    </w:p>
-    <w:p>
-      <w:r>
-        <w:rPr>
-          <w:rFonts w:hint="eastAsia"/>
-        </w:rPr>
-        <w:t>enum LobMode{NONE, META, DATA, ALL};</w:t>
-      </w:r>
-    </w:p>
-    <w:p>
-      <w:r>
-        <w:rPr>
-          <w:rFonts w:hint="eastAsia"/>
-        </w:rPr>
-        <w:t>LobMode g</w:t>
-      </w:r>
-      <w:r>
-        <w:rPr>
-          <w:rFonts w:hint="eastAsia"/>
-        </w:rPr>
-        <w:t>P</w:t>
-      </w:r>
-      <w:r>
-        <w:rPr>
-          <w:rFonts w:hint="eastAsia"/>
-        </w:rPr>
-        <w:t>rintLobMode = NONE;</w:t>
-      </w:r>
-    </w:p>
-    <w:p/>
-    <w:p>
-      <w:r>
-        <w:rPr>
-          <w:rFonts w:hint="eastAsia"/>
-        </w:rPr>
         <w:t>Meta:</w:t>
       </w:r>
       <w:r>
@@ -1444,11 +1678,11 @@
     </w:p>
     <w:p>
       <w:r>
-        <w:object w:dxaOrig="6277" w:dyaOrig="8248">
-          <v:shape id="_x0000_i1026" type="#_x0000_t75" style="width:314pt;height:412.5pt" o:ole="">
+        <w:object w:dxaOrig="6277" w:dyaOrig="6338">
+          <v:shape id="_x0000_i1026" type="#_x0000_t75" style="width:314pt;height:317pt" o:ole="">
             <v:imagedata r:id="rId12" o:title=""/>
           </v:shape>
-          <o:OLEObject Type="Embed" ProgID="Visio.Drawing.11" ShapeID="_x0000_i1026" DrawAspect="Content" ObjectID="_1570258748" r:id="rId13"/>
+          <o:OLEObject Type="Embed" ProgID="Visio.Drawing.11" ShapeID="_x0000_i1026" DrawAspect="Content" ObjectID="_1570275845" r:id="rId13"/>
         </w:object>
       </w:r>
     </w:p>
@@ -1473,7 +1707,7 @@
           <v:shape id="_x0000_i1027" type="#_x0000_t75" style="width:206.5pt;height:342.5pt" o:ole="">
             <v:imagedata r:id="rId14" o:title=""/>
           </v:shape>
-          <o:OLEObject Type="Embed" ProgID="Visio.Drawing.11" ShapeID="_x0000_i1027" DrawAspect="Content" ObjectID="_1570258749" r:id="rId15"/>
+          <o:OLEObject Type="Embed" ProgID="Visio.Drawing.11" ShapeID="_x0000_i1027" DrawAspect="Content" ObjectID="_1570275846" r:id="rId15"/>
         </w:object>
       </w:r>
       <w:r>
@@ -1954,11 +2188,11 @@
     </w:p>
     <w:p>
       <w:r>
-        <w:object w:dxaOrig="4071" w:dyaOrig="6172">
-          <v:shape id="_x0000_i1028" type="#_x0000_t75" style="width:203.5pt;height:308.5pt" o:ole="">
+        <w:object w:dxaOrig="8026" w:dyaOrig="5896">
+          <v:shape id="_x0000_i1028" type="#_x0000_t75" style="width:401.5pt;height:295pt" o:ole="">
             <v:imagedata r:id="rId16" o:title=""/>
           </v:shape>
-          <o:OLEObject Type="Embed" ProgID="Visio.Drawing.11" ShapeID="_x0000_i1028" DrawAspect="Content" ObjectID="_1570258750" r:id="rId17"/>
+          <o:OLEObject Type="Embed" ProgID="Visio.Drawing.11" ShapeID="_x0000_i1028" DrawAspect="Content" ObjectID="_1570275847" r:id="rId17"/>
         </w:object>
       </w:r>
       <w:r>
@@ -3436,13 +3670,209 @@
         <w:ind w:left="420" w:firstLineChars="0" w:firstLine="0"/>
       </w:pPr>
     </w:p>
-    <w:p/>
+    <w:p>
+      <w:r>
+        <w:rPr>
+          <w:rFonts w:hint="eastAsia"/>
+        </w:rPr>
+        <w:t>桶的均匀性分析</w:t>
+      </w:r>
+    </w:p>
     <w:p>
       <w:pPr>
         <w:pStyle w:val="ListParagraph"/>
         <w:numPr>
           <w:ilvl w:val="0"/>
-          <w:numId w:val="9"/>
+          <w:numId w:val="13"/>
+        </w:numPr>
+        <w:ind w:firstLineChars="0"/>
+      </w:pPr>
+      <w:r>
+        <w:rPr>
+          <w:rFonts w:hint="eastAsia"/>
+        </w:rPr>
+        <w:t>深度判断</w:t>
+      </w:r>
+    </w:p>
+    <w:p>
+      <w:pPr>
+        <w:ind w:firstLine="420"/>
+      </w:pPr>
+      <w:r>
+        <w:rPr>
+          <w:rFonts w:hint="eastAsia"/>
+        </w:rPr>
+        <w:t>获取桶的最大值</w:t>
+      </w:r>
+      <w:r>
+        <w:rPr>
+          <w:rFonts w:hint="eastAsia"/>
+        </w:rPr>
+        <w:t>max</w:t>
+      </w:r>
+      <w:r>
+        <w:rPr>
+          <w:rFonts w:hint="eastAsia"/>
+        </w:rPr>
+        <w:t>，最小值</w:t>
+      </w:r>
+      <w:r>
+        <w:rPr>
+          <w:rFonts w:hint="eastAsia"/>
+        </w:rPr>
+        <w:t>min</w:t>
+      </w:r>
+      <w:r>
+        <w:rPr>
+          <w:rFonts w:hint="eastAsia"/>
+        </w:rPr>
+        <w:t>，计算桶的平均深度</w:t>
+      </w:r>
+      <w:r>
+        <w:rPr>
+          <w:rFonts w:hint="eastAsia"/>
+        </w:rPr>
+        <w:t>d</w:t>
+      </w:r>
+      <w:r>
+        <w:rPr>
+          <w:rFonts w:hint="eastAsia"/>
+        </w:rPr>
+        <w:t>。由于桶是根据</w:t>
+      </w:r>
+      <w:r>
+        <w:rPr>
+          <w:rFonts w:hint="eastAsia"/>
+        </w:rPr>
+        <w:t>oid</w:t>
+      </w:r>
+      <w:r>
+        <w:rPr>
+          <w:rFonts w:hint="eastAsia"/>
+        </w:rPr>
+        <w:t>和</w:t>
+      </w:r>
+      <w:r>
+        <w:rPr>
+          <w:rFonts w:hint="eastAsia"/>
+        </w:rPr>
+        <w:t>sequence</w:t>
+      </w:r>
+      <w:r>
+        <w:rPr>
+          <w:rFonts w:hint="eastAsia"/>
+        </w:rPr>
+        <w:t>做</w:t>
+      </w:r>
+      <w:r>
+        <w:rPr>
+          <w:rFonts w:hint="eastAsia"/>
+        </w:rPr>
+        <w:t>hash</w:t>
+      </w:r>
+      <w:r>
+        <w:rPr>
+          <w:rFonts w:hint="eastAsia"/>
+        </w:rPr>
+        <w:t>分布，均衡应该满足</w:t>
+      </w:r>
+      <w:r>
+        <w:rPr>
+          <w:rFonts w:hint="eastAsia"/>
+        </w:rPr>
+        <w:t xml:space="preserve">max </w:t>
+      </w:r>
+      <w:r>
+        <w:t>–</w:t>
+      </w:r>
+      <w:r>
+        <w:rPr>
+          <w:rFonts w:hint="eastAsia"/>
+        </w:rPr>
+        <w:t>min &lt; tolerate_dep.</w:t>
+      </w:r>
+      <w:r>
+        <w:rPr>
+          <w:rFonts w:hint="eastAsia"/>
+        </w:rPr>
+        <w:t xml:space="preserve"> </w:t>
+      </w:r>
+      <w:r>
+        <w:rPr>
+          <w:rFonts w:hint="eastAsia"/>
+        </w:rPr>
+        <w:t>（</w:t>
+      </w:r>
+      <w:r>
+        <w:rPr>
+          <w:rFonts w:hint="eastAsia"/>
+        </w:rPr>
+        <w:t>tolerate_dep</w:t>
+      </w:r>
+      <w:r>
+        <w:rPr>
+          <w:rFonts w:hint="eastAsia"/>
+        </w:rPr>
+        <w:t>可配置，默认为</w:t>
+      </w:r>
+      <w:r>
+        <w:rPr>
+          <w:rFonts w:hint="eastAsia"/>
+        </w:rPr>
+        <w:t>2</w:t>
+      </w:r>
+      <w:r>
+        <w:rPr>
+          <w:rFonts w:hint="eastAsia"/>
+        </w:rPr>
+        <w:t>）</w:t>
+      </w:r>
+    </w:p>
+    <w:p>
+      <w:pPr>
+        <w:ind w:firstLine="420"/>
+      </w:pPr>
+      <w:r>
+        <w:rPr>
+          <w:rFonts w:hint="eastAsia"/>
+        </w:rPr>
+        <w:t>时间复杂度</w:t>
+      </w:r>
+      <w:r>
+        <w:rPr>
+          <w:rFonts w:hint="eastAsia"/>
+        </w:rPr>
+        <w:t>O(1)</w:t>
+      </w:r>
+    </w:p>
+    <w:p>
+      <w:pPr>
+        <w:pStyle w:val="ListParagraph"/>
+        <w:numPr>
+          <w:ilvl w:val="0"/>
+          <w:numId w:val="13"/>
+        </w:numPr>
+        <w:ind w:firstLineChars="0"/>
+      </w:pPr>
+      <w:r>
+        <w:rPr>
+          <w:rFonts w:hint="eastAsia"/>
+        </w:rPr>
+        <w:t>卡方计算服从均匀分布</w:t>
+      </w:r>
+    </w:p>
+    <w:p/>
+    <w:p>
+      <w:pPr>
+        <w:ind w:firstLine="420"/>
+      </w:pPr>
+    </w:p>
+    <w:p>
+      <w:pPr>
+        <w:pStyle w:val="ListParagraph"/>
+        <w:numPr>
+          <w:ilvl w:val="0"/>
+          <w:numId w:val="11"/>
         </w:numPr>
         <w:ind w:left="511" w:firstLineChars="0"/>
         <w:outlineLvl w:val="2"/>
@@ -3475,7 +3905,7 @@
         <w:pStyle w:val="ListParagraph"/>
         <w:numPr>
           <w:ilvl w:val="0"/>
-          <w:numId w:val="9"/>
+          <w:numId w:val="11"/>
         </w:numPr>
         <w:ind w:left="511" w:firstLineChars="0"/>
         <w:outlineLvl w:val="2"/>
@@ -3507,6 +3937,7 @@
         <w:t>inspect</w:t>
       </w:r>
     </w:p>
+    <w:p/>
     <w:p>
       <w:pPr>
         <w:pStyle w:val="Heading1"/>
@@ -3515,14 +3946,15 @@
           <w:numId w:val="2"/>
         </w:numPr>
       </w:pPr>
-      <w:commentRangeStart w:id="6"/>
-      <w:r>
-        <w:rPr>
-          <w:rFonts w:hint="eastAsia"/>
-        </w:rPr>
+      <w:commentRangeStart w:id="2"/>
+      <w:r>
+        <w:rPr>
+          <w:rFonts w:hint="eastAsia"/>
+        </w:rPr>
+        <w:lastRenderedPageBreak/>
         <w:t>遗留问题</w:t>
       </w:r>
-      <w:commentRangeEnd w:id="6"/>
+      <w:commentRangeEnd w:id="2"/>
       <w:r>
         <w:rPr>
           <w:rStyle w:val="CommentReference"/>
@@ -3530,7 +3962,7 @@
           <w:bCs w:val="0"/>
           <w:kern w:val="2"/>
         </w:rPr>
-        <w:commentReference w:id="6"/>
+        <w:commentReference w:id="2"/>
       </w:r>
     </w:p>
     <w:p>
@@ -3646,7 +4078,7 @@
       </w:r>
     </w:p>
   </w:comment>
-  <w:comment w:id="1" w:author="yangshangde" w:date="2017-10-23T09:38:00Z" w:initials="y">
+  <w:comment w:id="1" w:author="yangshangde" w:date="2017-10-23T09:56:00Z" w:initials="y">
     <w:p>
       <w:pPr>
         <w:pStyle w:val="CommentText"/>
@@ -3661,135 +4093,16 @@
         <w:rPr>
           <w:rFonts w:hint="eastAsia"/>
         </w:rPr>
-        <w:t>1.12 ?</w:t>
-      </w:r>
-      <w:r>
-        <w:rPr>
-          <w:rFonts w:hint="eastAsia"/>
-        </w:rPr>
-        <w:t xml:space="preserve"> </w:t>
-      </w:r>
+        <w:t xml:space="preserve">1.12 ? </w:t>
+      </w:r>
+    </w:p>
+    <w:p>
+      <w:pPr>
+        <w:pStyle w:val="CommentText"/>
+      </w:pPr>
     </w:p>
   </w:comment>
-  <w:comment w:id="2" w:author="yangshangde" w:date="2017-10-23T09:39:00Z" w:initials="y">
-    <w:p>
-      <w:pPr>
-        <w:pStyle w:val="CommentText"/>
-      </w:pPr>
-      <w:r>
-        <w:rPr>
-          <w:rStyle w:val="CommentReference"/>
-        </w:rPr>
-        <w:annotationRef/>
-      </w:r>
-      <w:r>
-        <w:rPr>
-          <w:rFonts w:hint="eastAsia"/>
-        </w:rPr>
-        <w:t xml:space="preserve">lob </w:t>
-      </w:r>
-      <w:r>
-        <w:rPr>
-          <w:rFonts w:hint="eastAsia"/>
-        </w:rPr>
-        <w:t>很早已支持，只是之前工具没有支持</w:t>
-      </w:r>
-      <w:r>
-        <w:rPr>
-          <w:rFonts w:hint="eastAsia"/>
-        </w:rPr>
-        <w:t>lob</w:t>
-      </w:r>
-    </w:p>
-  </w:comment>
-  <w:comment w:id="3" w:author="yangshangde" w:date="2017-10-23T09:39:00Z" w:initials="y">
-    <w:p>
-      <w:pPr>
-        <w:pStyle w:val="CommentText"/>
-      </w:pPr>
-      <w:r>
-        <w:rPr>
-          <w:rStyle w:val="CommentReference"/>
-        </w:rPr>
-        <w:annotationRef/>
-      </w:r>
-    </w:p>
-  </w:comment>
-  <w:comment w:id="4" w:author="yangshangde" w:date="2017-10-23T10:07:00Z" w:initials="y">
-    <w:p>
-      <w:pPr>
-        <w:pStyle w:val="CommentText"/>
-      </w:pPr>
-      <w:r>
-        <w:rPr>
-          <w:rStyle w:val="CommentReference"/>
-        </w:rPr>
-        <w:annotationRef/>
-      </w:r>
-      <w:r>
-        <w:rPr>
-          <w:rFonts w:hint="eastAsia"/>
-        </w:rPr>
-        <w:t>是否跟已有的参数整合更好一些？新加的参数取值</w:t>
-      </w:r>
-      <w:r>
-        <w:rPr>
-          <w:rFonts w:hint="eastAsia"/>
-        </w:rPr>
-        <w:t>true|false</w:t>
-      </w:r>
-      <w:r>
-        <w:rPr>
-          <w:rFonts w:hint="eastAsia"/>
-        </w:rPr>
-        <w:t>，只控制是否打印</w:t>
-      </w:r>
-      <w:r>
-        <w:rPr>
-          <w:rFonts w:hint="eastAsia"/>
-        </w:rPr>
-        <w:t>lob</w:t>
-      </w:r>
-      <w:r>
-        <w:rPr>
-          <w:rFonts w:hint="eastAsia"/>
-        </w:rPr>
-        <w:t>数据，至于是打印元数据，还是</w:t>
-      </w:r>
-      <w:r>
-        <w:rPr>
-          <w:rFonts w:hint="eastAsia"/>
-        </w:rPr>
-        <w:t>Lob</w:t>
-      </w:r>
-      <w:r>
-        <w:rPr>
-          <w:rFonts w:hint="eastAsia"/>
-        </w:rPr>
-        <w:t>数据，跟其它一样使用其它参数控制。</w:t>
-      </w:r>
-    </w:p>
-  </w:comment>
-  <w:comment w:id="5" w:author="yangshangde" w:date="2017-10-23T09:45:00Z" w:initials="y">
-    <w:p>
-      <w:pPr>
-        <w:pStyle w:val="CommentText"/>
-      </w:pPr>
-      <w:r>
-        <w:rPr>
-          <w:rStyle w:val="CommentReference"/>
-        </w:rPr>
-        <w:annotationRef/>
-      </w:r>
-      <w:r>
-        <w:rPr>
-          <w:rFonts w:hint="eastAsia"/>
-        </w:rPr>
-        <w:t>工具运行不应影响数据库的正常运行，工具是独立去读取文件进行分析，无论结点是正常运行还是停止状态，都可进行分析。</w:t>
-      </w:r>
-    </w:p>
-  </w:comment>
-  <w:comment w:id="6" w:author="yangshangde" w:date="2017-10-23T10:12:00Z" w:initials="y">
+  <w:comment w:id="2" w:author="yangshangde" w:date="2017-10-23T10:12:00Z" w:initials="y">
     <w:p>
       <w:pPr>
         <w:pStyle w:val="CommentText"/>
@@ -3852,6 +4165,183 @@
 <file path=word/numbering.xml><?xml version="1.0" encoding="utf-8"?>
 <w:numbering xmlns:ve="http://schemas.openxmlformats.org/markup-compatibility/2006" xmlns:o="urn:schemas-microsoft-com:office:office" xmlns:r="http://schemas.openxmlformats.org/officeDocument/2006/relationships" xmlns:m="http://schemas.openxmlformats.org/officeDocument/2006/math" xmlns:v="urn:schemas-microsoft-com:vml" xmlns:wp="http://schemas.openxmlformats.org/drawingml/2006/wordprocessingDrawing" xmlns:w10="urn:schemas-microsoft-com:office:word" xmlns:w="http://schemas.openxmlformats.org/wordprocessingml/2006/main" xmlns:wne="http://schemas.microsoft.com/office/word/2006/wordml">
   <w:abstractNum w:abstractNumId="0">
+    <w:nsid w:val="0A087C72"/>
+    <w:multiLevelType w:val="hybridMultilevel"/>
+    <w:tmpl w:val="EC504640"/>
+    <w:lvl w:ilvl="0" w:tplc="04090019">
+      <w:start w:val="1"/>
+      <w:numFmt w:val="lowerLetter"/>
+      <w:lvlText w:val="%1)"/>
+      <w:lvlJc w:val="left"/>
+      <w:pPr>
+        <w:ind w:left="840" w:hanging="420"/>
+      </w:pPr>
+    </w:lvl>
+    <w:lvl w:ilvl="1" w:tplc="04090019">
+      <w:start w:val="1"/>
+      <w:numFmt w:val="lowerLetter"/>
+      <w:lvlText w:val="%2)"/>
+      <w:lvlJc w:val="left"/>
+      <w:pPr>
+        <w:ind w:left="1260" w:hanging="420"/>
+      </w:pPr>
+    </w:lvl>
+    <w:lvl w:ilvl="2" w:tplc="0409001B" w:tentative="1">
+      <w:start w:val="1"/>
+      <w:numFmt w:val="lowerRoman"/>
+      <w:lvlText w:val="%3."/>
+      <w:lvlJc w:val="right"/>
+      <w:pPr>
+        <w:ind w:left="1680" w:hanging="420"/>
+      </w:pPr>
+    </w:lvl>
+    <w:lvl w:ilvl="3" w:tplc="0409000F" w:tentative="1">
+      <w:start w:val="1"/>
+      <w:numFmt w:val="decimal"/>
+      <w:lvlText w:val="%4."/>
+      <w:lvlJc w:val="left"/>
+      <w:pPr>
+        <w:ind w:left="2100" w:hanging="420"/>
+      </w:pPr>
+    </w:lvl>
+    <w:lvl w:ilvl="4" w:tplc="04090019" w:tentative="1">
+      <w:start w:val="1"/>
+      <w:numFmt w:val="lowerLetter"/>
+      <w:lvlText w:val="%5)"/>
+      <w:lvlJc w:val="left"/>
+      <w:pPr>
+        <w:ind w:left="2520" w:hanging="420"/>
+      </w:pPr>
+    </w:lvl>
+    <w:lvl w:ilvl="5" w:tplc="0409001B" w:tentative="1">
+      <w:start w:val="1"/>
+      <w:numFmt w:val="lowerRoman"/>
+      <w:lvlText w:val="%6."/>
+      <w:lvlJc w:val="right"/>
+      <w:pPr>
+        <w:ind w:left="2940" w:hanging="420"/>
+      </w:pPr>
+    </w:lvl>
+    <w:lvl w:ilvl="6" w:tplc="0409000F" w:tentative="1">
+      <w:start w:val="1"/>
+      <w:numFmt w:val="decimal"/>
+      <w:lvlText w:val="%7."/>
+      <w:lvlJc w:val="left"/>
+      <w:pPr>
+        <w:ind w:left="3360" w:hanging="420"/>
+      </w:pPr>
+    </w:lvl>
+    <w:lvl w:ilvl="7" w:tplc="04090019" w:tentative="1">
+      <w:start w:val="1"/>
+      <w:numFmt w:val="lowerLetter"/>
+      <w:lvlText w:val="%8)"/>
+      <w:lvlJc w:val="left"/>
+      <w:pPr>
+        <w:ind w:left="3780" w:hanging="420"/>
+      </w:pPr>
+    </w:lvl>
+    <w:lvl w:ilvl="8" w:tplc="0409001B" w:tentative="1">
+      <w:start w:val="1"/>
+      <w:numFmt w:val="lowerRoman"/>
+      <w:lvlText w:val="%9."/>
+      <w:lvlJc w:val="right"/>
+      <w:pPr>
+        <w:ind w:left="4200" w:hanging="420"/>
+      </w:pPr>
+    </w:lvl>
+  </w:abstractNum>
+  <w:abstractNum w:abstractNumId="1">
+    <w:nsid w:val="0C4E371F"/>
+    <w:multiLevelType w:val="hybridMultilevel"/>
+    <w:tmpl w:val="E5EAF21C"/>
+    <w:lvl w:ilvl="0" w:tplc="D318BE78">
+      <w:start w:val="1"/>
+      <w:numFmt w:val="decimal"/>
+      <w:lvlText w:val="1.%1、"/>
+      <w:lvlJc w:val="left"/>
+      <w:pPr>
+        <w:ind w:left="508" w:hanging="420"/>
+      </w:pPr>
+      <w:rPr>
+        <w:rFonts w:hint="eastAsia"/>
+        <w:sz w:val="30"/>
+        <w:szCs w:val="30"/>
+      </w:rPr>
+    </w:lvl>
+    <w:lvl w:ilvl="1" w:tplc="04090019" w:tentative="1">
+      <w:start w:val="1"/>
+      <w:numFmt w:val="lowerLetter"/>
+      <w:lvlText w:val="%2)"/>
+      <w:lvlJc w:val="left"/>
+      <w:pPr>
+        <w:ind w:left="928" w:hanging="420"/>
+      </w:pPr>
+    </w:lvl>
+    <w:lvl w:ilvl="2" w:tplc="0409001B" w:tentative="1">
+      <w:start w:val="1"/>
+      <w:numFmt w:val="lowerRoman"/>
+      <w:lvlText w:val="%3."/>
+      <w:lvlJc w:val="right"/>
+      <w:pPr>
+        <w:ind w:left="1348" w:hanging="420"/>
+      </w:pPr>
+    </w:lvl>
+    <w:lvl w:ilvl="3" w:tplc="0409000F" w:tentative="1">
+      <w:start w:val="1"/>
+      <w:numFmt w:val="decimal"/>
+      <w:lvlText w:val="%4."/>
+      <w:lvlJc w:val="left"/>
+      <w:pPr>
+        <w:ind w:left="1768" w:hanging="420"/>
+      </w:pPr>
+    </w:lvl>
+    <w:lvl w:ilvl="4" w:tplc="04090019" w:tentative="1">
+      <w:start w:val="1"/>
+      <w:numFmt w:val="lowerLetter"/>
+      <w:lvlText w:val="%5)"/>
+      <w:lvlJc w:val="left"/>
+      <w:pPr>
+        <w:ind w:left="2188" w:hanging="420"/>
+      </w:pPr>
+    </w:lvl>
+    <w:lvl w:ilvl="5" w:tplc="0409001B" w:tentative="1">
+      <w:start w:val="1"/>
+      <w:numFmt w:val="lowerRoman"/>
+      <w:lvlText w:val="%6."/>
+      <w:lvlJc w:val="right"/>
+      <w:pPr>
+        <w:ind w:left="2608" w:hanging="420"/>
+      </w:pPr>
+    </w:lvl>
+    <w:lvl w:ilvl="6" w:tplc="0409000F" w:tentative="1">
+      <w:start w:val="1"/>
+      <w:numFmt w:val="decimal"/>
+      <w:lvlText w:val="%7."/>
+      <w:lvlJc w:val="left"/>
+      <w:pPr>
+        <w:ind w:left="3028" w:hanging="420"/>
+      </w:pPr>
+    </w:lvl>
+    <w:lvl w:ilvl="7" w:tplc="04090019" w:tentative="1">
+      <w:start w:val="1"/>
+      <w:numFmt w:val="lowerLetter"/>
+      <w:lvlText w:val="%8)"/>
+      <w:lvlJc w:val="left"/>
+      <w:pPr>
+        <w:ind w:left="3448" w:hanging="420"/>
+      </w:pPr>
+    </w:lvl>
+    <w:lvl w:ilvl="8" w:tplc="0409001B" w:tentative="1">
+      <w:start w:val="1"/>
+      <w:numFmt w:val="lowerRoman"/>
+      <w:lvlText w:val="%9."/>
+      <w:lvlJc w:val="right"/>
+      <w:pPr>
+        <w:ind w:left="3868" w:hanging="420"/>
+      </w:pPr>
+    </w:lvl>
+  </w:abstractNum>
+  <w:abstractNum w:abstractNumId="2">
     <w:nsid w:val="105536D1"/>
     <w:multiLevelType w:val="hybridMultilevel"/>
     <w:tmpl w:val="76423F4A"/>
@@ -3937,7 +4427,7 @@
       </w:pPr>
     </w:lvl>
   </w:abstractNum>
-  <w:abstractNum w:abstractNumId="1">
+  <w:abstractNum w:abstractNumId="3">
     <w:nsid w:val="12050332"/>
     <w:multiLevelType w:val="hybridMultilevel"/>
     <w:tmpl w:val="7D907312"/>
@@ -4023,7 +4513,93 @@
       </w:pPr>
     </w:lvl>
   </w:abstractNum>
-  <w:abstractNum w:abstractNumId="2">
+  <w:abstractNum w:abstractNumId="4">
+    <w:nsid w:val="215B50E2"/>
+    <w:multiLevelType w:val="hybridMultilevel"/>
+    <w:tmpl w:val="6EFC38EA"/>
+    <w:lvl w:ilvl="0" w:tplc="0409001B">
+      <w:start w:val="1"/>
+      <w:numFmt w:val="lowerRoman"/>
+      <w:lvlText w:val="%1."/>
+      <w:lvlJc w:val="right"/>
+      <w:pPr>
+        <w:ind w:left="420" w:hanging="420"/>
+      </w:pPr>
+    </w:lvl>
+    <w:lvl w:ilvl="1" w:tplc="04090019" w:tentative="1">
+      <w:start w:val="1"/>
+      <w:numFmt w:val="lowerLetter"/>
+      <w:lvlText w:val="%2)"/>
+      <w:lvlJc w:val="left"/>
+      <w:pPr>
+        <w:ind w:left="840" w:hanging="420"/>
+      </w:pPr>
+    </w:lvl>
+    <w:lvl w:ilvl="2" w:tplc="0409001B" w:tentative="1">
+      <w:start w:val="1"/>
+      <w:numFmt w:val="lowerRoman"/>
+      <w:lvlText w:val="%3."/>
+      <w:lvlJc w:val="right"/>
+      <w:pPr>
+        <w:ind w:left="1260" w:hanging="420"/>
+      </w:pPr>
+    </w:lvl>
+    <w:lvl w:ilvl="3" w:tplc="0409000F" w:tentative="1">
+      <w:start w:val="1"/>
+      <w:numFmt w:val="decimal"/>
+      <w:lvlText w:val="%4."/>
+      <w:lvlJc w:val="left"/>
+      <w:pPr>
+        <w:ind w:left="1680" w:hanging="420"/>
+      </w:pPr>
+    </w:lvl>
+    <w:lvl w:ilvl="4" w:tplc="04090019" w:tentative="1">
+      <w:start w:val="1"/>
+      <w:numFmt w:val="lowerLetter"/>
+      <w:lvlText w:val="%5)"/>
+      <w:lvlJc w:val="left"/>
+      <w:pPr>
+        <w:ind w:left="2100" w:hanging="420"/>
+      </w:pPr>
+    </w:lvl>
+    <w:lvl w:ilvl="5" w:tplc="0409001B" w:tentative="1">
+      <w:start w:val="1"/>
+      <w:numFmt w:val="lowerRoman"/>
+      <w:lvlText w:val="%6."/>
+      <w:lvlJc w:val="right"/>
+      <w:pPr>
+        <w:ind w:left="2520" w:hanging="420"/>
+      </w:pPr>
+    </w:lvl>
+    <w:lvl w:ilvl="6" w:tplc="0409000F" w:tentative="1">
+      <w:start w:val="1"/>
+      <w:numFmt w:val="decimal"/>
+      <w:lvlText w:val="%7."/>
+      <w:lvlJc w:val="left"/>
+      <w:pPr>
+        <w:ind w:left="2940" w:hanging="420"/>
+      </w:pPr>
+    </w:lvl>
+    <w:lvl w:ilvl="7" w:tplc="04090019" w:tentative="1">
+      <w:start w:val="1"/>
+      <w:numFmt w:val="lowerLetter"/>
+      <w:lvlText w:val="%8)"/>
+      <w:lvlJc w:val="left"/>
+      <w:pPr>
+        <w:ind w:left="3360" w:hanging="420"/>
+      </w:pPr>
+    </w:lvl>
+    <w:lvl w:ilvl="8" w:tplc="0409001B" w:tentative="1">
+      <w:start w:val="1"/>
+      <w:numFmt w:val="lowerRoman"/>
+      <w:lvlText w:val="%9."/>
+      <w:lvlJc w:val="right"/>
+      <w:pPr>
+        <w:ind w:left="3780" w:hanging="420"/>
+      </w:pPr>
+    </w:lvl>
+  </w:abstractNum>
+  <w:abstractNum w:abstractNumId="5">
     <w:nsid w:val="2E605B66"/>
     <w:multiLevelType w:val="hybridMultilevel"/>
     <w:tmpl w:val="54E67030"/>
@@ -4109,10 +4685,10 @@
       </w:pPr>
     </w:lvl>
   </w:abstractNum>
-  <w:abstractNum w:abstractNumId="3">
+  <w:abstractNum w:abstractNumId="6">
     <w:nsid w:val="3503793D"/>
     <w:multiLevelType w:val="hybridMultilevel"/>
-    <w:tmpl w:val="FB5A62BA"/>
+    <w:tmpl w:val="6F765FF2"/>
     <w:lvl w:ilvl="0" w:tplc="04090013">
       <w:start w:val="1"/>
       <w:numFmt w:val="chineseCountingThousand"/>
@@ -4122,14 +4698,17 @@
         <w:ind w:left="420" w:hanging="420"/>
       </w:pPr>
     </w:lvl>
-    <w:lvl w:ilvl="1" w:tplc="04090019" w:tentative="1">
-      <w:start w:val="1"/>
-      <w:numFmt w:val="lowerLetter"/>
-      <w:lvlText w:val="%2)"/>
-      <w:lvlJc w:val="left"/>
-      <w:pPr>
-        <w:ind w:left="840" w:hanging="420"/>
-      </w:pPr>
+    <w:lvl w:ilvl="1" w:tplc="291C799A">
+      <w:start w:val="1"/>
+      <w:numFmt w:val="decimal"/>
+      <w:lvlText w:val="%2."/>
+      <w:lvlJc w:val="left"/>
+      <w:pPr>
+        <w:ind w:left="780" w:hanging="360"/>
+      </w:pPr>
+      <w:rPr>
+        <w:rFonts w:hint="default"/>
+      </w:rPr>
     </w:lvl>
     <w:lvl w:ilvl="2" w:tplc="0409001B" w:tentative="1">
       <w:start w:val="1"/>
@@ -4195,7 +4774,7 @@
       </w:pPr>
     </w:lvl>
   </w:abstractNum>
-  <w:abstractNum w:abstractNumId="4">
+  <w:abstractNum w:abstractNumId="7">
     <w:nsid w:val="383B73B6"/>
     <w:multiLevelType w:val="hybridMultilevel"/>
     <w:tmpl w:val="1E54012E"/>
@@ -4285,11 +4864,11 @@
       </w:pPr>
     </w:lvl>
   </w:abstractNum>
-  <w:abstractNum w:abstractNumId="5">
+  <w:abstractNum w:abstractNumId="8">
     <w:nsid w:val="50C71E3E"/>
     <w:multiLevelType w:val="hybridMultilevel"/>
-    <w:tmpl w:val="52E20682"/>
-    <w:lvl w:ilvl="0" w:tplc="86D63B82">
+    <w:tmpl w:val="E5EAF21C"/>
+    <w:lvl w:ilvl="0" w:tplc="D318BE78">
       <w:start w:val="1"/>
       <w:numFmt w:val="decimal"/>
       <w:lvlText w:val="1.%1、"/>
@@ -4299,6 +4878,8 @@
       </w:pPr>
       <w:rPr>
         <w:rFonts w:hint="eastAsia"/>
+        <w:sz w:val="30"/>
+        <w:szCs w:val="30"/>
       </w:rPr>
     </w:lvl>
     <w:lvl w:ilvl="1" w:tplc="04090019" w:tentative="1">
@@ -4374,10 +4955,10 @@
       </w:pPr>
     </w:lvl>
   </w:abstractNum>
-  <w:abstractNum w:abstractNumId="6">
+  <w:abstractNum w:abstractNumId="9">
     <w:nsid w:val="55E62F42"/>
     <w:multiLevelType w:val="hybridMultilevel"/>
-    <w:tmpl w:val="57946102"/>
+    <w:tmpl w:val="50649148"/>
     <w:lvl w:ilvl="0" w:tplc="04090011">
       <w:start w:val="1"/>
       <w:numFmt w:val="decimal"/>
@@ -4460,7 +5041,7 @@
       </w:pPr>
     </w:lvl>
   </w:abstractNum>
-  <w:abstractNum w:abstractNumId="7">
+  <w:abstractNum w:abstractNumId="10">
     <w:nsid w:val="5ABA59B8"/>
     <w:multiLevelType w:val="hybridMultilevel"/>
     <w:tmpl w:val="42624046"/>
@@ -4546,7 +5127,7 @@
       </w:pPr>
     </w:lvl>
   </w:abstractNum>
-  <w:abstractNum w:abstractNumId="8">
+  <w:abstractNum w:abstractNumId="11">
     <w:nsid w:val="7CB62C2E"/>
     <w:multiLevelType w:val="hybridMultilevel"/>
     <w:tmpl w:val="401024DC"/>
@@ -4635,7 +5216,7 @@
       </w:pPr>
     </w:lvl>
   </w:abstractNum>
-  <w:abstractNum w:abstractNumId="9">
+  <w:abstractNum w:abstractNumId="12">
     <w:nsid w:val="7DAD3643"/>
     <w:multiLevelType w:val="multilevel"/>
     <w:tmpl w:val="6FB4CCD0"/>
@@ -4749,34 +5330,43 @@
     </w:lvl>
   </w:abstractNum>
   <w:num w:numId="1">
+    <w:abstractNumId w:val="12"/>
+  </w:num>
+  <w:num w:numId="2">
+    <w:abstractNumId w:val="6"/>
+  </w:num>
+  <w:num w:numId="3">
+    <w:abstractNumId w:val="5"/>
+  </w:num>
+  <w:num w:numId="4">
+    <w:abstractNumId w:val="10"/>
+  </w:num>
+  <w:num w:numId="5">
+    <w:abstractNumId w:val="2"/>
+  </w:num>
+  <w:num w:numId="6">
+    <w:abstractNumId w:val="3"/>
+  </w:num>
+  <w:num w:numId="7">
+    <w:abstractNumId w:val="11"/>
+  </w:num>
+  <w:num w:numId="8">
+    <w:abstractNumId w:val="7"/>
+  </w:num>
+  <w:num w:numId="9">
+    <w:abstractNumId w:val="8"/>
+  </w:num>
+  <w:num w:numId="10">
     <w:abstractNumId w:val="9"/>
   </w:num>
-  <w:num w:numId="2">
-    <w:abstractNumId w:val="3"/>
+  <w:num w:numId="11">
+    <w:abstractNumId w:val="1"/>
   </w:num>
-  <w:num w:numId="3">
-    <w:abstractNumId w:val="2"/>
-  </w:num>
-  <w:num w:numId="4">
-    <w:abstractNumId w:val="7"/>
-  </w:num>
-  <w:num w:numId="5">
+  <w:num w:numId="12">
     <w:abstractNumId w:val="0"/>
   </w:num>
-  <w:num w:numId="6">
-    <w:abstractNumId w:val="1"/>
-  </w:num>
-  <w:num w:numId="7">
-    <w:abstractNumId w:val="8"/>
-  </w:num>
-  <w:num w:numId="8">
+  <w:num w:numId="13">
     <w:abstractNumId w:val="4"/>
-  </w:num>
-  <w:num w:numId="9">
-    <w:abstractNumId w:val="5"/>
-  </w:num>
-  <w:num w:numId="10">
-    <w:abstractNumId w:val="6"/>
   </w:num>
 </w:numbering>
 </file>
@@ -5636,7 +6226,7 @@
 </file>
 
 <file path=customXml/itemProps1.xml><?xml version="1.0" encoding="utf-8"?>
-<ds:datastoreItem xmlns:ds="http://schemas.openxmlformats.org/officeDocument/2006/customXml" ds:itemID="{B9C49AB0-7D79-4A90-93CF-1DD5174AD1AA}">
+<ds:datastoreItem xmlns:ds="http://schemas.openxmlformats.org/officeDocument/2006/customXml" ds:itemID="{076947D7-DBF3-4D1A-A24C-5A049A05D387}">
   <ds:schemaRefs>
     <ds:schemaRef ds:uri="http://schemas.openxmlformats.org/officeDocument/2006/bibliography"/>
   </ds:schemaRefs>

--- a/internal_doc/03.开发设计/Story-sdbdmsdump支持lob.docx
+++ b/internal_doc/03.开发设计/Story-sdbdmsdump支持lob.docx
@@ -1070,7 +1070,7 @@
     </w:p>
     <w:p>
       <w:r>
-        <w:object w:dxaOrig="8105" w:dyaOrig="14086">
+        <w:object w:dxaOrig="8095" w:dyaOrig="13497">
           <v:shapetype id="_x0000_t75" coordsize="21600,21600" o:spt="75" o:preferrelative="t" path="m@4@5l@4@11@9@11@9@5xe" filled="f" stroked="f">
             <v:stroke joinstyle="miter"/>
             <v:formulas>
@@ -1090,10 +1090,10 @@
             <v:path o:extrusionok="f" gradientshapeok="t" o:connecttype="rect"/>
             <o:lock v:ext="edit" aspectratio="t"/>
           </v:shapetype>
-          <v:shape id="_x0000_i1025" type="#_x0000_t75" style="width:401.5pt;height:575.5pt" o:ole="">
+          <v:shape id="_x0000_i1025" type="#_x0000_t75" style="width:405pt;height:675pt" o:ole="">
             <v:imagedata r:id="rId9" o:title=""/>
           </v:shape>
-          <o:OLEObject Type="Embed" ProgID="Visio.Drawing.11" ShapeID="_x0000_i1025" DrawAspect="Content" ObjectID="_1570275844" r:id="rId10"/>
+          <o:OLEObject Type="Embed" ProgID="Visio.Drawing.11" ShapeID="_x0000_i1025" DrawAspect="Content" ObjectID="_1570295783" r:id="rId10"/>
         </w:object>
       </w:r>
     </w:p>
@@ -1112,6 +1112,7 @@
           <w:sz w:val="15"/>
           <w:szCs w:val="15"/>
         </w:rPr>
+        <w:lastRenderedPageBreak/>
         <w:t>注：红色是需要修改的部分</w:t>
       </w:r>
     </w:p>
@@ -1192,7 +1193,6 @@
         <w:rPr>
           <w:rFonts w:hint="eastAsia"/>
         </w:rPr>
-        <w:lastRenderedPageBreak/>
         <w:t>Meta:</w:t>
       </w:r>
       <w:r>
@@ -1678,11 +1678,11 @@
     </w:p>
     <w:p>
       <w:r>
-        <w:object w:dxaOrig="6277" w:dyaOrig="6338">
-          <v:shape id="_x0000_i1026" type="#_x0000_t75" style="width:314pt;height:317pt" o:ole="">
+        <w:object w:dxaOrig="5927" w:dyaOrig="6172">
+          <v:shape id="_x0000_i1026" type="#_x0000_t75" style="width:296.25pt;height:308.25pt" o:ole="">
             <v:imagedata r:id="rId12" o:title=""/>
           </v:shape>
-          <o:OLEObject Type="Embed" ProgID="Visio.Drawing.11" ShapeID="_x0000_i1026" DrawAspect="Content" ObjectID="_1570275845" r:id="rId13"/>
+          <o:OLEObject Type="Embed" ProgID="Visio.Drawing.11" ShapeID="_x0000_i1026" DrawAspect="Content" ObjectID="_1570295784" r:id="rId13"/>
         </w:object>
       </w:r>
     </w:p>
@@ -1692,7 +1692,13 @@
         <w:rPr>
           <w:rFonts w:hint="eastAsia"/>
         </w:rPr>
-        <w:t>dumpCollectionData</w:t>
+        <w:t>dump</w:t>
+      </w:r>
+      <w:r>
+        <w:rPr>
+          <w:rFonts w:hint="eastAsia"/>
+        </w:rPr>
+        <w:t>Buckets</w:t>
       </w:r>
       <w:r>
         <w:rPr>
@@ -1703,11 +1709,11 @@
     </w:p>
     <w:p>
       <w:r>
-        <w:object w:dxaOrig="4121" w:dyaOrig="6858">
-          <v:shape id="_x0000_i1027" type="#_x0000_t75" style="width:206.5pt;height:342.5pt" o:ole="">
+        <w:object w:dxaOrig="2688" w:dyaOrig="4277">
+          <v:shape id="_x0000_i1027" type="#_x0000_t75" style="width:134.25pt;height:213.75pt" o:ole="">
             <v:imagedata r:id="rId14" o:title=""/>
           </v:shape>
-          <o:OLEObject Type="Embed" ProgID="Visio.Drawing.11" ShapeID="_x0000_i1027" DrawAspect="Content" ObjectID="_1570275846" r:id="rId15"/>
+          <o:OLEObject Type="Embed" ProgID="Visio.Drawing.11" ShapeID="_x0000_i1027" DrawAspect="Content" ObjectID="_1570295785" r:id="rId15"/>
         </w:object>
       </w:r>
       <w:r>
@@ -2188,11 +2194,11 @@
     </w:p>
     <w:p>
       <w:r>
-        <w:object w:dxaOrig="8026" w:dyaOrig="5896">
-          <v:shape id="_x0000_i1028" type="#_x0000_t75" style="width:401.5pt;height:295pt" o:ole="">
+        <w:object w:dxaOrig="3724" w:dyaOrig="5455">
+          <v:shape id="_x0000_i1028" type="#_x0000_t75" style="width:186pt;height:273pt" o:ole="">
             <v:imagedata r:id="rId16" o:title=""/>
           </v:shape>
-          <o:OLEObject Type="Embed" ProgID="Visio.Drawing.11" ShapeID="_x0000_i1028" DrawAspect="Content" ObjectID="_1570275847" r:id="rId17"/>
+          <o:OLEObject Type="Embed" ProgID="Visio.Drawing.11" ShapeID="_x0000_i1028" DrawAspect="Content" ObjectID="_1570295786" r:id="rId17"/>
         </w:object>
       </w:r>
       <w:r>
@@ -2874,7 +2880,6 @@
               <w:rPr>
                 <w:rFonts w:hint="eastAsia"/>
               </w:rPr>
-              <w:lastRenderedPageBreak/>
               <w:t>pageNum</w:t>
             </w:r>
           </w:p>
@@ -2952,6 +2957,7 @@
         <w:rPr>
           <w:rFonts w:hint="eastAsia"/>
         </w:rPr>
+        <w:lastRenderedPageBreak/>
         <w:t xml:space="preserve">inspect lobd </w:t>
       </w:r>
       <w:r>

--- a/internal_doc/03.开发设计/Story-sdbdmsdump支持lob.docx
+++ b/internal_doc/03.开发设计/Story-sdbdmsdump支持lob.docx
@@ -1070,7 +1070,7 @@
     </w:p>
     <w:p>
       <w:r>
-        <w:object w:dxaOrig="8095" w:dyaOrig="13497">
+        <w:object w:dxaOrig="8096" w:dyaOrig="13497">
           <v:shapetype id="_x0000_t75" coordsize="21600,21600" o:spt="75" o:preferrelative="t" path="m@4@5l@4@11@9@11@9@5xe" filled="f" stroked="f">
             <v:stroke joinstyle="miter"/>
             <v:formulas>
@@ -1090,10 +1090,10 @@
             <v:path o:extrusionok="f" gradientshapeok="t" o:connecttype="rect"/>
             <o:lock v:ext="edit" aspectratio="t"/>
           </v:shapetype>
-          <v:shape id="_x0000_i1025" type="#_x0000_t75" style="width:405pt;height:675pt" o:ole="">
+          <v:shape id="_x0000_i1028" type="#_x0000_t75" style="width:404.9pt;height:674.65pt" o:ole="">
             <v:imagedata r:id="rId9" o:title=""/>
           </v:shape>
-          <o:OLEObject Type="Embed" ProgID="Visio.Drawing.11" ShapeID="_x0000_i1025" DrawAspect="Content" ObjectID="_1570295783" r:id="rId10"/>
+          <o:OLEObject Type="Embed" ProgID="Visio.Drawing.11" ShapeID="_x0000_i1028" DrawAspect="Content" ObjectID="_1570340212" r:id="rId10"/>
         </w:object>
       </w:r>
     </w:p>
@@ -1679,10 +1679,10 @@
     <w:p>
       <w:r>
         <w:object w:dxaOrig="5927" w:dyaOrig="6172">
-          <v:shape id="_x0000_i1026" type="#_x0000_t75" style="width:296.25pt;height:308.25pt" o:ole="">
+          <v:shape id="_x0000_i1025" type="#_x0000_t75" style="width:296.4pt;height:308.1pt" o:ole="">
             <v:imagedata r:id="rId12" o:title=""/>
           </v:shape>
-          <o:OLEObject Type="Embed" ProgID="Visio.Drawing.11" ShapeID="_x0000_i1026" DrawAspect="Content" ObjectID="_1570295784" r:id="rId13"/>
+          <o:OLEObject Type="Embed" ProgID="Visio.Drawing.11" ShapeID="_x0000_i1025" DrawAspect="Content" ObjectID="_1570340213" r:id="rId13"/>
         </w:object>
       </w:r>
     </w:p>
@@ -1710,10 +1710,10 @@
     <w:p>
       <w:r>
         <w:object w:dxaOrig="2688" w:dyaOrig="4277">
-          <v:shape id="_x0000_i1027" type="#_x0000_t75" style="width:134.25pt;height:213.75pt" o:ole="">
+          <v:shape id="_x0000_i1026" type="#_x0000_t75" style="width:134.2pt;height:213.65pt" o:ole="">
             <v:imagedata r:id="rId14" o:title=""/>
           </v:shape>
-          <o:OLEObject Type="Embed" ProgID="Visio.Drawing.11" ShapeID="_x0000_i1027" DrawAspect="Content" ObjectID="_1570295785" r:id="rId15"/>
+          <o:OLEObject Type="Embed" ProgID="Visio.Drawing.11" ShapeID="_x0000_i1026" DrawAspect="Content" ObjectID="_1570340214" r:id="rId15"/>
         </w:object>
       </w:r>
       <w:r>
@@ -2195,10 +2195,10 @@
     <w:p>
       <w:r>
         <w:object w:dxaOrig="3724" w:dyaOrig="5455">
-          <v:shape id="_x0000_i1028" type="#_x0000_t75" style="width:186pt;height:273pt" o:ole="">
+          <v:shape id="_x0000_i1027" type="#_x0000_t75" style="width:186.1pt;height:273.05pt" o:ole="">
             <v:imagedata r:id="rId16" o:title=""/>
           </v:shape>
-          <o:OLEObject Type="Embed" ProgID="Visio.Drawing.11" ShapeID="_x0000_i1028" DrawAspect="Content" ObjectID="_1570295786" r:id="rId17"/>
+          <o:OLEObject Type="Embed" ProgID="Visio.Drawing.11" ShapeID="_x0000_i1027" DrawAspect="Content" ObjectID="_1570340215" r:id="rId17"/>
         </w:object>
       </w:r>
       <w:r>

--- a/internal_doc/03.开发设计/Story-sdbdmsdump支持lob.docx
+++ b/internal_doc/03.开发设计/Story-sdbdmsdump支持lob.docx
@@ -510,7 +510,6 @@
         <w:t>分析中具备分析桶的均匀性的能力</w:t>
       </w:r>
     </w:p>
-    <w:p/>
     <w:p>
       <w:pPr>
         <w:pStyle w:val="Heading1"/>
@@ -562,44 +561,46 @@
       <w:tblPr>
         <w:tblStyle w:val="TableGrid"/>
         <w:tblW w:w="0" w:type="auto"/>
+        <w:tblLayout w:type="fixed"/>
         <w:tblLook w:val="04A0"/>
       </w:tblPr>
       <w:tblGrid>
-        <w:gridCol w:w="903"/>
-        <w:gridCol w:w="1141"/>
-        <w:gridCol w:w="3447"/>
-        <w:gridCol w:w="3031"/>
+        <w:gridCol w:w="675"/>
+        <w:gridCol w:w="1134"/>
+        <w:gridCol w:w="2475"/>
+        <w:gridCol w:w="2912"/>
+        <w:gridCol w:w="1326"/>
       </w:tblGrid>
       <w:tr>
         <w:tc>
           <w:tcPr>
-            <w:tcW w:w="903" w:type="dxa"/>
-          </w:tcPr>
-          <w:p>
-            <w:r>
-              <w:rPr>
-                <w:rFonts w:hint="eastAsia"/>
-              </w:rPr>
-              <w:t>短参数</w:t>
-            </w:r>
-          </w:p>
-        </w:tc>
-        <w:tc>
-          <w:tcPr>
-            <w:tcW w:w="1141" w:type="dxa"/>
-          </w:tcPr>
-          <w:p>
-            <w:r>
-              <w:rPr>
-                <w:rFonts w:hint="eastAsia"/>
-              </w:rPr>
-              <w:t>长参数</w:t>
-            </w:r>
-          </w:p>
-        </w:tc>
-        <w:tc>
-          <w:tcPr>
-            <w:tcW w:w="3447" w:type="dxa"/>
+            <w:tcW w:w="675" w:type="dxa"/>
+          </w:tcPr>
+          <w:p>
+            <w:r>
+              <w:rPr>
+                <w:rFonts w:hint="eastAsia"/>
+              </w:rPr>
+              <w:t>短参</w:t>
+            </w:r>
+          </w:p>
+        </w:tc>
+        <w:tc>
+          <w:tcPr>
+            <w:tcW w:w="1134" w:type="dxa"/>
+          </w:tcPr>
+          <w:p>
+            <w:r>
+              <w:rPr>
+                <w:rFonts w:hint="eastAsia"/>
+              </w:rPr>
+              <w:t>长参</w:t>
+            </w:r>
+          </w:p>
+        </w:tc>
+        <w:tc>
+          <w:tcPr>
+            <w:tcW w:w="2475" w:type="dxa"/>
           </w:tcPr>
           <w:p>
             <w:r>
@@ -612,7 +613,7 @@
         </w:tc>
         <w:tc>
           <w:tcPr>
-            <w:tcW w:w="3031" w:type="dxa"/>
+            <w:tcW w:w="2912" w:type="dxa"/>
           </w:tcPr>
           <w:p>
             <w:pPr>
@@ -631,11 +632,30 @@
             </w:r>
           </w:p>
         </w:tc>
+        <w:tc>
+          <w:tcPr>
+            <w:tcW w:w="1326" w:type="dxa"/>
+          </w:tcPr>
+          <w:p>
+            <w:pPr>
+              <w:tabs>
+                <w:tab w:val="left" w:pos="868"/>
+              </w:tabs>
+              <w:jc w:val="center"/>
+            </w:pPr>
+            <w:r>
+              <w:rPr>
+                <w:rFonts w:hint="eastAsia"/>
+              </w:rPr>
+              <w:t>备注</w:t>
+            </w:r>
+          </w:p>
+        </w:tc>
       </w:tr>
       <w:tr>
         <w:tc>
           <w:tcPr>
-            <w:tcW w:w="903" w:type="dxa"/>
+            <w:tcW w:w="675" w:type="dxa"/>
           </w:tcPr>
           <w:p>
             <w:r>
@@ -648,7 +668,7 @@
         </w:tc>
         <w:tc>
           <w:tcPr>
-            <w:tcW w:w="1141" w:type="dxa"/>
+            <w:tcW w:w="1134" w:type="dxa"/>
           </w:tcPr>
           <w:p>
             <w:r>
@@ -661,7 +681,7 @@
         </w:tc>
         <w:tc>
           <w:tcPr>
-            <w:tcW w:w="3447" w:type="dxa"/>
+            <w:tcW w:w="2475" w:type="dxa"/>
           </w:tcPr>
           <w:p>
             <w:r>
@@ -680,19 +700,13 @@
               <w:rPr>
                 <w:rFonts w:hint="eastAsia"/>
               </w:rPr>
-              <w:t>false</w:t>
-            </w:r>
-            <w:r>
-              <w:rPr>
-                <w:rFonts w:hint="eastAsia"/>
-              </w:rPr>
-              <w:t>)</w:t>
-            </w:r>
-          </w:p>
-        </w:tc>
-        <w:tc>
-          <w:tcPr>
-            <w:tcW w:w="3031" w:type="dxa"/>
+              <w:t>false)</w:t>
+            </w:r>
+          </w:p>
+        </w:tc>
+        <w:tc>
+          <w:tcPr>
+            <w:tcW w:w="2912" w:type="dxa"/>
           </w:tcPr>
           <w:p>
             <w:r>
@@ -743,6 +757,24 @@
                 <w:rFonts w:hint="eastAsia"/>
               </w:rPr>
               <w:t>控制是否打印内容</w:t>
+            </w:r>
+          </w:p>
+        </w:tc>
+        <w:tc>
+          <w:tcPr>
+            <w:tcW w:w="1326" w:type="dxa"/>
+          </w:tcPr>
+          <w:p>
+            <w:pPr>
+              <w:rPr>
+                <w:rFonts w:hint="eastAsia"/>
+              </w:rPr>
+            </w:pPr>
+            <w:r>
+              <w:rPr>
+                <w:rFonts w:hint="eastAsia"/>
+              </w:rPr>
+              <w:t>新增</w:t>
             </w:r>
           </w:p>
         </w:tc>
@@ -753,13 +785,13 @@
         </w:trPr>
         <w:tc>
           <w:tcPr>
-            <w:tcW w:w="903" w:type="dxa"/>
+            <w:tcW w:w="675" w:type="dxa"/>
           </w:tcPr>
           <w:p/>
         </w:tc>
         <w:tc>
           <w:tcPr>
-            <w:tcW w:w="1141" w:type="dxa"/>
+            <w:tcW w:w="1134" w:type="dxa"/>
           </w:tcPr>
           <w:p>
             <w:r>
@@ -772,7 +804,7 @@
         </w:tc>
         <w:tc>
           <w:tcPr>
-            <w:tcW w:w="3447" w:type="dxa"/>
+            <w:tcW w:w="2475" w:type="dxa"/>
           </w:tcPr>
           <w:p>
             <w:r>
@@ -801,7 +833,7 @@
         </w:tc>
         <w:tc>
           <w:tcPr>
-            <w:tcW w:w="3031" w:type="dxa"/>
+            <w:tcW w:w="2912" w:type="dxa"/>
           </w:tcPr>
           <w:p>
             <w:r>
@@ -852,15 +884,7 @@
               <w:rPr>
                 <w:rFonts w:hint="eastAsia"/>
               </w:rPr>
-              <w:t>的均衡性</w:t>
-            </w:r>
-          </w:p>
-          <w:p>
-            <w:r>
-              <w:rPr>
-                <w:rFonts w:hint="eastAsia"/>
-              </w:rPr>
-              <w:t>参数在</w:t>
+              <w:t>的均衡性。参数在</w:t>
             </w:r>
             <w:r>
               <w:rPr>
@@ -885,6 +909,282 @@
                 <w:rFonts w:hint="eastAsia"/>
               </w:rPr>
               <w:t>的情况下有效</w:t>
+            </w:r>
+          </w:p>
+        </w:tc>
+        <w:tc>
+          <w:tcPr>
+            <w:tcW w:w="1326" w:type="dxa"/>
+          </w:tcPr>
+          <w:p>
+            <w:pPr>
+              <w:rPr>
+                <w:rFonts w:hint="eastAsia"/>
+              </w:rPr>
+            </w:pPr>
+            <w:r>
+              <w:rPr>
+                <w:rFonts w:hint="eastAsia"/>
+              </w:rPr>
+              <w:t>新增</w:t>
+            </w:r>
+          </w:p>
+        </w:tc>
+      </w:tr>
+      <w:tr>
+        <w:trPr>
+          <w:trHeight w:val="799"/>
+        </w:trPr>
+        <w:tc>
+          <w:tcPr>
+            <w:tcW w:w="675" w:type="dxa"/>
+          </w:tcPr>
+          <w:p>
+            <w:r>
+              <w:t xml:space="preserve">  </w:t>
+            </w:r>
+            <w:r>
+              <w:rPr>
+                <w:rFonts w:hint="eastAsia"/>
+              </w:rPr>
+              <w:t>-p</w:t>
+            </w:r>
+          </w:p>
+        </w:tc>
+        <w:tc>
+          <w:tcPr>
+            <w:tcW w:w="1134" w:type="dxa"/>
+          </w:tcPr>
+          <w:p>
+            <w:r>
+              <w:rPr>
+                <w:rFonts w:hint="eastAsia"/>
+              </w:rPr>
+              <w:t>--record</w:t>
+            </w:r>
+          </w:p>
+        </w:tc>
+        <w:tc>
+          <w:tcPr>
+            <w:tcW w:w="2475" w:type="dxa"/>
+          </w:tcPr>
+          <w:p>
+            <w:r>
+              <w:t>true</w:t>
+            </w:r>
+            <w:r>
+              <w:rPr>
+                <w:rFonts w:hint="eastAsia"/>
+              </w:rPr>
+              <w:t>/false (</w:t>
+            </w:r>
+            <w:r>
+              <w:rPr>
+                <w:rFonts w:hint="eastAsia"/>
+              </w:rPr>
+              <w:t>默认为</w:t>
+            </w:r>
+            <w:r>
+              <w:rPr>
+                <w:rFonts w:hint="eastAsia"/>
+              </w:rPr>
+              <w:t>false)</w:t>
+            </w:r>
+          </w:p>
+        </w:tc>
+        <w:tc>
+          <w:tcPr>
+            <w:tcW w:w="2912" w:type="dxa"/>
+          </w:tcPr>
+          <w:p>
+            <w:r>
+              <w:rPr>
+                <w:rFonts w:hint="eastAsia"/>
+              </w:rPr>
+              <w:t>显示</w:t>
+            </w:r>
+            <w:r>
+              <w:rPr>
+                <w:rFonts w:hint="eastAsia"/>
+              </w:rPr>
+              <w:t>data/index/</w:t>
+            </w:r>
+            <w:r>
+              <w:rPr>
+                <w:rFonts w:hint="eastAsia"/>
+                <w:color w:val="FF0000"/>
+              </w:rPr>
+              <w:t xml:space="preserve">lob </w:t>
+            </w:r>
+            <w:r>
+              <w:rPr>
+                <w:rFonts w:hint="eastAsia"/>
+              </w:rPr>
+              <w:t>内容</w:t>
+            </w:r>
+          </w:p>
+        </w:tc>
+        <w:tc>
+          <w:tcPr>
+            <w:tcW w:w="1326" w:type="dxa"/>
+          </w:tcPr>
+          <w:p>
+            <w:r>
+              <w:rPr>
+                <w:rFonts w:hint="eastAsia"/>
+              </w:rPr>
+              <w:t>更新</w:t>
+            </w:r>
+          </w:p>
+        </w:tc>
+      </w:tr>
+      <w:tr>
+        <w:trPr>
+          <w:trHeight w:val="799"/>
+        </w:trPr>
+        <w:tc>
+          <w:tcPr>
+            <w:tcW w:w="675" w:type="dxa"/>
+          </w:tcPr>
+          <w:p/>
+        </w:tc>
+        <w:tc>
+          <w:tcPr>
+            <w:tcW w:w="1134" w:type="dxa"/>
+          </w:tcPr>
+          <w:p>
+            <w:pPr>
+              <w:rPr>
+                <w:rFonts w:hint="eastAsia"/>
+              </w:rPr>
+            </w:pPr>
+            <w:r>
+              <w:t>--meta</w:t>
+            </w:r>
+          </w:p>
+        </w:tc>
+        <w:tc>
+          <w:tcPr>
+            <w:tcW w:w="2475" w:type="dxa"/>
+          </w:tcPr>
+          <w:p>
+            <w:r>
+              <w:t>true</w:t>
+            </w:r>
+            <w:r>
+              <w:rPr>
+                <w:rFonts w:hint="eastAsia"/>
+              </w:rPr>
+              <w:t>/false (</w:t>
+            </w:r>
+            <w:r>
+              <w:rPr>
+                <w:rFonts w:hint="eastAsia"/>
+              </w:rPr>
+              <w:t>默认为</w:t>
+            </w:r>
+            <w:r>
+              <w:rPr>
+                <w:rFonts w:hint="eastAsia"/>
+              </w:rPr>
+              <w:t>false)</w:t>
+            </w:r>
+          </w:p>
+        </w:tc>
+        <w:tc>
+          <w:tcPr>
+            <w:tcW w:w="2912" w:type="dxa"/>
+          </w:tcPr>
+          <w:p>
+            <w:pPr>
+              <w:rPr>
+                <w:rFonts w:hint="eastAsia"/>
+              </w:rPr>
+            </w:pPr>
+            <w:r>
+              <w:rPr>
+                <w:rFonts w:hint="eastAsia"/>
+              </w:rPr>
+              <w:t>只对</w:t>
+            </w:r>
+            <w:r>
+              <w:rPr>
+                <w:rFonts w:hint="eastAsia"/>
+              </w:rPr>
+              <w:t>元数据</w:t>
+            </w:r>
+            <w:r>
+              <w:rPr>
+                <w:rFonts w:hint="eastAsia"/>
+              </w:rPr>
+              <w:t>操作，</w:t>
+            </w:r>
+            <w:r>
+              <w:rPr>
+                <w:rFonts w:hint="eastAsia"/>
+              </w:rPr>
+              <w:t>（</w:t>
+            </w:r>
+            <w:r>
+              <w:rPr>
+                <w:rFonts w:hint="eastAsia"/>
+              </w:rPr>
+              <w:t>Header</w:t>
+            </w:r>
+            <w:r>
+              <w:rPr>
+                <w:rFonts w:hint="eastAsia"/>
+              </w:rPr>
+              <w:t>、</w:t>
+            </w:r>
+            <w:r>
+              <w:rPr>
+                <w:rFonts w:hint="eastAsia"/>
+              </w:rPr>
+              <w:t>SME</w:t>
+            </w:r>
+            <w:r>
+              <w:rPr>
+                <w:rFonts w:hint="eastAsia"/>
+              </w:rPr>
+              <w:t>、</w:t>
+            </w:r>
+            <w:r>
+              <w:rPr>
+                <w:rFonts w:hint="eastAsia"/>
+              </w:rPr>
+              <w:t>MME/</w:t>
+            </w:r>
+            <w:r>
+              <w:rPr>
+                <w:rFonts w:hint="eastAsia"/>
+                <w:color w:val="FF0000"/>
+              </w:rPr>
+              <w:t>BME</w:t>
+            </w:r>
+            <w:r>
+              <w:rPr>
+                <w:rFonts w:hint="eastAsia"/>
+              </w:rPr>
+              <w:t>）</w:t>
+            </w:r>
+          </w:p>
+        </w:tc>
+        <w:tc>
+          <w:tcPr>
+            <w:tcW w:w="1326" w:type="dxa"/>
+          </w:tcPr>
+          <w:p>
+            <w:pPr>
+              <w:rPr>
+                <w:rFonts w:hint="eastAsia"/>
+              </w:rPr>
+            </w:pPr>
+            <w:r>
+              <w:rPr>
+                <w:rFonts w:hint="eastAsia"/>
+              </w:rPr>
+              <w:t>更新</w:t>
             </w:r>
           </w:p>
         </w:tc>
@@ -903,7 +1203,6 @@
         <w:rPr>
           <w:rFonts w:hint="eastAsia"/>
         </w:rPr>
-        <w:lastRenderedPageBreak/>
         <w:t>Story</w:t>
       </w:r>
       <w:r>
@@ -1093,7 +1392,7 @@
           <v:shape id="_x0000_i1028" type="#_x0000_t75" style="width:404.9pt;height:674.65pt" o:ole="">
             <v:imagedata r:id="rId9" o:title=""/>
           </v:shape>
-          <o:OLEObject Type="Embed" ProgID="Visio.Drawing.11" ShapeID="_x0000_i1028" DrawAspect="Content" ObjectID="_1570340212" r:id="rId10"/>
+          <o:OLEObject Type="Embed" ProgID="Visio.Drawing.11" ShapeID="_x0000_i1028" DrawAspect="Content" ObjectID="_1570342054" r:id="rId10"/>
         </w:object>
       </w:r>
     </w:p>
@@ -1682,7 +1981,7 @@
           <v:shape id="_x0000_i1025" type="#_x0000_t75" style="width:296.4pt;height:308.1pt" o:ole="">
             <v:imagedata r:id="rId12" o:title=""/>
           </v:shape>
-          <o:OLEObject Type="Embed" ProgID="Visio.Drawing.11" ShapeID="_x0000_i1025" DrawAspect="Content" ObjectID="_1570340213" r:id="rId13"/>
+          <o:OLEObject Type="Embed" ProgID="Visio.Drawing.11" ShapeID="_x0000_i1025" DrawAspect="Content" ObjectID="_1570342055" r:id="rId13"/>
         </w:object>
       </w:r>
     </w:p>
@@ -1713,7 +2012,7 @@
           <v:shape id="_x0000_i1026" type="#_x0000_t75" style="width:134.2pt;height:213.65pt" o:ole="">
             <v:imagedata r:id="rId14" o:title=""/>
           </v:shape>
-          <o:OLEObject Type="Embed" ProgID="Visio.Drawing.11" ShapeID="_x0000_i1026" DrawAspect="Content" ObjectID="_1570340214" r:id="rId15"/>
+          <o:OLEObject Type="Embed" ProgID="Visio.Drawing.11" ShapeID="_x0000_i1026" DrawAspect="Content" ObjectID="_1570342056" r:id="rId15"/>
         </w:object>
       </w:r>
       <w:r>
@@ -2198,7 +2497,7 @@
           <v:shape id="_x0000_i1027" type="#_x0000_t75" style="width:186.1pt;height:273.05pt" o:ole="">
             <v:imagedata r:id="rId16" o:title=""/>
           </v:shape>
-          <o:OLEObject Type="Embed" ProgID="Visio.Drawing.11" ShapeID="_x0000_i1027" DrawAspect="Content" ObjectID="_1570340215" r:id="rId17"/>
+          <o:OLEObject Type="Embed" ProgID="Visio.Drawing.11" ShapeID="_x0000_i1027" DrawAspect="Content" ObjectID="_1570342057" r:id="rId17"/>
         </w:object>
       </w:r>
       <w:r>

--- a/internal_doc/03.开发设计/Story-sdbdmsdump支持lob.docx
+++ b/internal_doc/03.开发设计/Story-sdbdmsdump支持lob.docx
@@ -765,11 +765,6 @@
             <w:tcW w:w="1326" w:type="dxa"/>
           </w:tcPr>
           <w:p>
-            <w:pPr>
-              <w:rPr>
-                <w:rFonts w:hint="eastAsia"/>
-              </w:rPr>
-            </w:pPr>
             <w:r>
               <w:rPr>
                 <w:rFonts w:hint="eastAsia"/>
@@ -917,11 +912,6 @@
             <w:tcW w:w="1326" w:type="dxa"/>
           </w:tcPr>
           <w:p>
-            <w:pPr>
-              <w:rPr>
-                <w:rFonts w:hint="eastAsia"/>
-              </w:rPr>
-            </w:pPr>
             <w:r>
               <w:rPr>
                 <w:rFonts w:hint="eastAsia"/>
@@ -1053,11 +1043,6 @@
             <w:tcW w:w="1134" w:type="dxa"/>
           </w:tcPr>
           <w:p>
-            <w:pPr>
-              <w:rPr>
-                <w:rFonts w:hint="eastAsia"/>
-              </w:rPr>
-            </w:pPr>
             <w:r>
               <w:t>--meta</w:t>
             </w:r>
@@ -1096,11 +1081,6 @@
             <w:tcW w:w="2912" w:type="dxa"/>
           </w:tcPr>
           <w:p>
-            <w:pPr>
-              <w:rPr>
-                <w:rFonts w:hint="eastAsia"/>
-              </w:rPr>
-            </w:pPr>
             <w:r>
               <w:rPr>
                 <w:rFonts w:hint="eastAsia"/>
@@ -1175,11 +1155,6 @@
             <w:tcW w:w="1326" w:type="dxa"/>
           </w:tcPr>
           <w:p>
-            <w:pPr>
-              <w:rPr>
-                <w:rFonts w:hint="eastAsia"/>
-              </w:rPr>
-            </w:pPr>
             <w:r>
               <w:rPr>
                 <w:rFonts w:hint="eastAsia"/>
@@ -1369,7 +1344,7 @@
     </w:p>
     <w:p>
       <w:r>
-        <w:object w:dxaOrig="8096" w:dyaOrig="13497">
+        <w:object w:dxaOrig="8095" w:dyaOrig="13497">
           <v:shapetype id="_x0000_t75" coordsize="21600,21600" o:spt="75" o:preferrelative="t" path="m@4@5l@4@11@9@11@9@5xe" filled="f" stroked="f">
             <v:stroke joinstyle="miter"/>
             <v:formulas>
@@ -1389,10 +1364,10 @@
             <v:path o:extrusionok="f" gradientshapeok="t" o:connecttype="rect"/>
             <o:lock v:ext="edit" aspectratio="t"/>
           </v:shapetype>
-          <v:shape id="_x0000_i1028" type="#_x0000_t75" style="width:404.9pt;height:674.65pt" o:ole="">
+          <v:shape id="_x0000_i1027" type="#_x0000_t75" style="width:405pt;height:675pt" o:ole="">
             <v:imagedata r:id="rId9" o:title=""/>
           </v:shape>
-          <o:OLEObject Type="Embed" ProgID="Visio.Drawing.11" ShapeID="_x0000_i1028" DrawAspect="Content" ObjectID="_1570342054" r:id="rId10"/>
+          <o:OLEObject Type="Embed" ProgID="Visio.Drawing.11" ShapeID="_x0000_i1027" DrawAspect="Content" ObjectID="_1570435624" r:id="rId10"/>
         </w:object>
       </w:r>
     </w:p>
@@ -1977,11 +1952,11 @@
     </w:p>
     <w:p>
       <w:r>
-        <w:object w:dxaOrig="5927" w:dyaOrig="6172">
-          <v:shape id="_x0000_i1025" type="#_x0000_t75" style="width:296.4pt;height:308.1pt" o:ole="">
+        <w:object w:dxaOrig="4691" w:dyaOrig="6496">
+          <v:shape id="_x0000_i1026" type="#_x0000_t75" style="width:234.75pt;height:324.75pt" o:ole="">
             <v:imagedata r:id="rId12" o:title=""/>
           </v:shape>
-          <o:OLEObject Type="Embed" ProgID="Visio.Drawing.11" ShapeID="_x0000_i1025" DrawAspect="Content" ObjectID="_1570342055" r:id="rId13"/>
+          <o:OLEObject Type="Embed" ProgID="Visio.Drawing.11" ShapeID="_x0000_i1026" DrawAspect="Content" ObjectID="_1570435625" r:id="rId13"/>
         </w:object>
       </w:r>
     </w:p>
@@ -2008,11 +1983,11 @@
     </w:p>
     <w:p>
       <w:r>
-        <w:object w:dxaOrig="2688" w:dyaOrig="4277">
-          <v:shape id="_x0000_i1026" type="#_x0000_t75" style="width:134.2pt;height:213.65pt" o:ole="">
+        <w:object w:dxaOrig="6533" w:dyaOrig="5682">
+          <v:shape id="_x0000_i1028" type="#_x0000_t75" style="width:327pt;height:284.25pt" o:ole="">
             <v:imagedata r:id="rId14" o:title=""/>
           </v:shape>
-          <o:OLEObject Type="Embed" ProgID="Visio.Drawing.11" ShapeID="_x0000_i1026" DrawAspect="Content" ObjectID="_1570342056" r:id="rId15"/>
+          <o:OLEObject Type="Embed" ProgID="Visio.Drawing.11" ShapeID="_x0000_i1028" DrawAspect="Content" ObjectID="_1570435626" r:id="rId15"/>
         </w:object>
       </w:r>
       <w:r>
@@ -2253,6 +2228,7 @@
         <w:rPr>
           <w:rFonts w:hint="eastAsia"/>
         </w:rPr>
+        <w:lastRenderedPageBreak/>
         <w:tab/>
       </w:r>
       <w:r>
@@ -2494,10 +2470,10 @@
     <w:p>
       <w:r>
         <w:object w:dxaOrig="3724" w:dyaOrig="5455">
-          <v:shape id="_x0000_i1027" type="#_x0000_t75" style="width:186.1pt;height:273.05pt" o:ole="">
+          <v:shape id="_x0000_i1025" type="#_x0000_t75" style="width:186pt;height:273pt" o:ole="">
             <v:imagedata r:id="rId16" o:title=""/>
           </v:shape>
-          <o:OLEObject Type="Embed" ProgID="Visio.Drawing.11" ShapeID="_x0000_i1027" DrawAspect="Content" ObjectID="_1570342057" r:id="rId17"/>
+          <o:OLEObject Type="Embed" ProgID="Visio.Drawing.11" ShapeID="_x0000_i1025" DrawAspect="Content" ObjectID="_1570435627" r:id="rId17"/>
         </w:object>
       </w:r>
       <w:r>
@@ -3077,6 +3053,7 @@
               <w:rPr>
                 <w:rFonts w:hint="eastAsia"/>
               </w:rPr>
+              <w:lastRenderedPageBreak/>
               <w:t>storageUnitSize</w:t>
             </w:r>
           </w:p>
@@ -3256,7 +3233,6 @@
         <w:rPr>
           <w:rFonts w:hint="eastAsia"/>
         </w:rPr>
-        <w:lastRenderedPageBreak/>
         <w:t xml:space="preserve">inspect lobd </w:t>
       </w:r>
       <w:r>
@@ -4136,7 +4112,16 @@
     <w:p>
       <w:pPr>
         <w:ind w:firstLine="420"/>
-      </w:pPr>
+        <w:rPr>
+          <w:rFonts w:hint="eastAsia"/>
+        </w:rPr>
+      </w:pPr>
+      <w:r>
+        <w:rPr>
+          <w:rFonts w:hint="eastAsia"/>
+        </w:rPr>
+        <w:t>优点：</w:t>
+      </w:r>
       <w:r>
         <w:rPr>
           <w:rFonts w:hint="eastAsia"/>
@@ -4148,6 +4133,17 @@
           <w:rFonts w:hint="eastAsia"/>
         </w:rPr>
         <w:t>O(1)</w:t>
+      </w:r>
+    </w:p>
+    <w:p>
+      <w:pPr>
+        <w:ind w:firstLine="420"/>
+      </w:pPr>
+      <w:r>
+        <w:rPr>
+          <w:rFonts w:hint="eastAsia"/>
+        </w:rPr>
+        <w:t>缺点：计算简单，容错较低</w:t>
       </w:r>
     </w:p>
     <w:p>
@@ -4158,6 +4154,9 @@
           <w:numId w:val="13"/>
         </w:numPr>
         <w:ind w:firstLineChars="0"/>
+        <w:rPr>
+          <w:rFonts w:hint="eastAsia"/>
+        </w:rPr>
       </w:pPr>
       <w:r>
         <w:rPr>
@@ -4166,7 +4165,350 @@
         <w:t>卡方计算服从均匀分布</w:t>
       </w:r>
     </w:p>
-    <w:p/>
+    <w:p>
+      <w:pPr>
+        <w:pStyle w:val="ListParagraph"/>
+        <w:ind w:left="420" w:firstLineChars="0" w:firstLine="0"/>
+        <w:rPr>
+          <w:rFonts w:hint="eastAsia"/>
+        </w:rPr>
+      </w:pPr>
+      <w:r>
+        <w:rPr>
+          <w:rFonts w:hint="eastAsia"/>
+        </w:rPr>
+        <w:t>将桶</w:t>
+      </w:r>
+      <w:r>
+        <w:rPr>
+          <w:rFonts w:hint="eastAsia"/>
+        </w:rPr>
+        <w:t>[0,4096]</w:t>
+      </w:r>
+      <w:r>
+        <w:rPr>
+          <w:rFonts w:hint="eastAsia"/>
+        </w:rPr>
+        <w:t>当做横轴，遍历的</w:t>
+      </w:r>
+      <w:r>
+        <w:rPr>
+          <w:rFonts w:hint="eastAsia"/>
+        </w:rPr>
+        <w:t>bucket</w:t>
+      </w:r>
+      <w:r>
+        <w:rPr>
+          <w:rFonts w:hint="eastAsia"/>
+        </w:rPr>
+        <w:t>链表长度</w:t>
+      </w:r>
+      <w:r>
+        <w:rPr>
+          <w:rFonts w:hint="eastAsia"/>
+        </w:rPr>
+        <w:t>/</w:t>
+      </w:r>
+      <w:r>
+        <w:rPr>
+          <w:rFonts w:hint="eastAsia"/>
+        </w:rPr>
+        <w:t>所有</w:t>
+      </w:r>
+      <w:r>
+        <w:rPr>
+          <w:rFonts w:hint="eastAsia"/>
+        </w:rPr>
+        <w:t>lobdatamapblk</w:t>
+      </w:r>
+      <w:r>
+        <w:rPr>
+          <w:rFonts w:hint="eastAsia"/>
+        </w:rPr>
+        <w:t>当做概率，即纵轴，判断</w:t>
+      </w:r>
+      <w:r>
+        <w:rPr>
+          <w:rFonts w:hint="eastAsia"/>
+        </w:rPr>
+        <w:t>y=f(x), x</w:t>
+      </w:r>
+      <w:r>
+        <w:rPr>
+          <w:rFonts w:ascii="宋体" w:eastAsia="宋体" w:hAnsi="宋体" w:hint="eastAsia"/>
+        </w:rPr>
+        <w:t>∈</w:t>
+      </w:r>
+      <w:r>
+        <w:rPr>
+          <w:rFonts w:hint="eastAsia"/>
+        </w:rPr>
+        <w:t>[0, 4096)</w:t>
+      </w:r>
+      <w:r>
+        <w:rPr>
+          <w:rFonts w:hint="eastAsia"/>
+        </w:rPr>
+        <w:t>服从均匀分布。</w:t>
+      </w:r>
+    </w:p>
+    <w:p>
+      <w:pPr>
+        <w:pStyle w:val="ListParagraph"/>
+        <w:ind w:left="420" w:firstLineChars="0" w:firstLine="0"/>
+        <w:rPr>
+          <w:rFonts w:hint="eastAsia"/>
+        </w:rPr>
+      </w:pPr>
+      <w:r>
+        <w:rPr>
+          <w:rFonts w:hint="eastAsia"/>
+        </w:rPr>
+        <w:t>当前期望</w:t>
+      </w:r>
+      <w:r>
+        <w:rPr>
+          <w:rFonts w:hint="eastAsia"/>
+        </w:rPr>
+        <w:t xml:space="preserve">E = </w:t>
+      </w:r>
+      <m:oMath>
+        <m:nary>
+          <m:naryPr>
+            <m:chr m:val="∑"/>
+            <m:grow m:val="on"/>
+            <m:ctrlPr>
+              <w:rPr>
+                <w:rFonts w:ascii="Cambria Math" w:hAnsi="Cambria Math"/>
+              </w:rPr>
+            </m:ctrlPr>
+          </m:naryPr>
+          <m:sub>
+            <m:r>
+              <w:rPr>
+                <w:rFonts w:ascii="Cambria Math" w:hAnsi="Cambria Math"/>
+              </w:rPr>
+              <m:t>n=0</m:t>
+            </m:r>
+          </m:sub>
+          <m:sup>
+            <m:r>
+              <w:rPr>
+                <w:rFonts w:ascii="Cambria Math" w:hAnsi="Cambria Math"/>
+              </w:rPr>
+              <m:t>4095</m:t>
+            </m:r>
+          </m:sup>
+          <m:e>
+            <m:r>
+              <m:rPr>
+                <m:sty m:val="p"/>
+              </m:rPr>
+              <w:rPr>
+                <w:rFonts w:ascii="Cambria Math" w:hAnsi="Cambria Math"/>
+              </w:rPr>
+              <m:t>f(n)</m:t>
+            </m:r>
+          </m:e>
+        </m:nary>
+      </m:oMath>
+      <w:r>
+        <w:rPr>
+          <w:rFonts w:hint="eastAsia"/>
+        </w:rPr>
+        <w:t>/4096;</w:t>
+      </w:r>
+    </w:p>
+    <w:p>
+      <w:pPr>
+        <w:pStyle w:val="ListParagraph"/>
+        <w:ind w:left="420" w:firstLineChars="0" w:firstLine="0"/>
+      </w:pPr>
+      <w:r>
+        <w:rPr>
+          <w:rFonts w:hint="eastAsia"/>
+        </w:rPr>
+        <w:t>方差公式</w:t>
+      </w:r>
+      <w:r>
+        <w:rPr>
+          <w:rFonts w:hint="eastAsia"/>
+        </w:rPr>
+        <w:t>D(x)=</w:t>
+      </w:r>
+      <m:oMath>
+        <m:r>
+          <m:rPr>
+            <m:sty m:val="p"/>
+          </m:rPr>
+          <w:rPr>
+            <w:rFonts w:ascii="Cambria Math" w:hAnsi="Cambria Math"/>
+          </w:rPr>
+          <m:t>(</m:t>
+        </m:r>
+        <m:nary>
+          <m:naryPr>
+            <m:chr m:val="∑"/>
+            <m:limLoc m:val="undOvr"/>
+            <m:ctrlPr>
+              <w:rPr>
+                <w:rFonts w:ascii="Cambria Math" w:hAnsi="Cambria Math"/>
+              </w:rPr>
+            </m:ctrlPr>
+          </m:naryPr>
+          <m:sub>
+            <m:r>
+              <m:rPr>
+                <m:sty m:val="p"/>
+              </m:rPr>
+              <w:rPr>
+                <w:rFonts w:ascii="Cambria Math" w:hAnsi="Cambria Math"/>
+              </w:rPr>
+              <m:t>0</m:t>
+            </m:r>
+          </m:sub>
+          <m:sup>
+            <m:r>
+              <m:rPr>
+                <m:sty m:val="p"/>
+              </m:rPr>
+              <w:rPr>
+                <w:rFonts w:ascii="Cambria Math" w:hAnsi="Cambria Math"/>
+              </w:rPr>
+              <m:t>4095</m:t>
+            </m:r>
+          </m:sup>
+          <m:e>
+            <m:r>
+              <m:rPr>
+                <m:sty m:val="p"/>
+              </m:rPr>
+              <w:rPr>
+                <w:rFonts w:ascii="Cambria Math" w:hAnsi="Cambria Math"/>
+              </w:rPr>
+              <m:t>(f</m:t>
+            </m:r>
+            <m:d>
+              <m:dPr>
+                <m:ctrlPr>
+                  <w:rPr>
+                    <w:rFonts w:ascii="Cambria Math" w:hAnsi="Cambria Math"/>
+                  </w:rPr>
+                </m:ctrlPr>
+              </m:dPr>
+              <m:e>
+                <m:r>
+                  <m:rPr>
+                    <m:sty m:val="p"/>
+                  </m:rPr>
+                  <w:rPr>
+                    <w:rFonts w:ascii="Cambria Math" w:hAnsi="Cambria Math"/>
+                  </w:rPr>
+                  <m:t>n</m:t>
+                </m:r>
+              </m:e>
+            </m:d>
+            <m:r>
+              <m:rPr>
+                <m:sty m:val="p"/>
+              </m:rPr>
+              <w:rPr>
+                <w:rFonts w:ascii="Cambria Math" w:hAnsi="Cambria Math"/>
+              </w:rPr>
+              <m:t>- E)^2)</m:t>
+            </m:r>
+          </m:e>
+        </m:nary>
+        <m:r>
+          <m:rPr>
+            <m:sty m:val="p"/>
+          </m:rPr>
+          <w:rPr>
+            <w:rFonts w:ascii="Cambria Math" w:hAnsi="Cambria Math"/>
+          </w:rPr>
+          <m:t>/4096</m:t>
+        </m:r>
+      </m:oMath>
+    </w:p>
+    <w:p>
+      <w:pPr>
+        <w:rPr>
+          <w:rFonts w:hint="eastAsia"/>
+        </w:rPr>
+      </w:pPr>
+      <w:r>
+        <w:rPr>
+          <w:rFonts w:hint="eastAsia"/>
+        </w:rPr>
+        <w:tab/>
+      </w:r>
+      <w:r>
+        <w:rPr>
+          <w:rFonts w:hint="eastAsia"/>
+        </w:rPr>
+        <w:t>当方差越大越不均匀。</w:t>
+      </w:r>
+      <w:r>
+        <w:rPr>
+          <w:rFonts w:hint="eastAsia"/>
+        </w:rPr>
+        <w:t xml:space="preserve"> </w:t>
+      </w:r>
+    </w:p>
+    <w:p>
+      <w:pPr>
+        <w:ind w:firstLine="405"/>
+        <w:rPr>
+          <w:rFonts w:asciiTheme="minorEastAsia" w:hAnsiTheme="minorEastAsia" w:hint="eastAsia"/>
+        </w:rPr>
+      </w:pPr>
+      <w:r>
+        <w:rPr>
+          <w:rFonts w:hint="eastAsia"/>
+        </w:rPr>
+        <w:t>设系统最大均匀自由度为</w:t>
+      </w:r>
+      <w:r>
+        <w:rPr>
+          <w:rFonts w:asciiTheme="minorEastAsia" w:hAnsiTheme="minorEastAsia" w:hint="eastAsia"/>
+        </w:rPr>
+        <w:t>Ø， 当方差D(x) &gt; Ø 时，系统bucket不平衡。</w:t>
+      </w:r>
+    </w:p>
+    <w:p>
+      <w:pPr>
+        <w:ind w:firstLine="405"/>
+        <w:rPr>
+          <w:rFonts w:asciiTheme="minorEastAsia" w:hAnsiTheme="minorEastAsia" w:hint="eastAsia"/>
+        </w:rPr>
+      </w:pPr>
+      <w:r>
+        <w:rPr>
+          <w:rFonts w:asciiTheme="minorEastAsia" w:hAnsiTheme="minorEastAsia" w:hint="eastAsia"/>
+        </w:rPr>
+        <w:t>优点：容错较高，比较符合统计学规律</w:t>
+      </w:r>
+    </w:p>
+    <w:p>
+      <w:pPr>
+        <w:ind w:firstLine="405"/>
+        <w:rPr>
+          <w:rFonts w:asciiTheme="minorEastAsia" w:hAnsiTheme="minorEastAsia" w:hint="eastAsia"/>
+        </w:rPr>
+      </w:pPr>
+      <w:r>
+        <w:rPr>
+          <w:rFonts w:asciiTheme="minorEastAsia" w:hAnsiTheme="minorEastAsia" w:hint="eastAsia"/>
+        </w:rPr>
+        <w:lastRenderedPageBreak/>
+        <w:t>缺点:计算复杂，时间复杂度较高</w:t>
+      </w:r>
+    </w:p>
+    <w:p>
+      <w:pPr>
+        <w:ind w:firstLine="405"/>
+      </w:pPr>
+    </w:p>
     <w:p>
       <w:pPr>
         <w:ind w:firstLine="420"/>
@@ -4256,7 +4598,6 @@
         <w:rPr>
           <w:rFonts w:hint="eastAsia"/>
         </w:rPr>
-        <w:lastRenderedPageBreak/>
         <w:t>遗留问题</w:t>
       </w:r>
       <w:commentRangeEnd w:id="2"/>
@@ -6240,6 +6581,16 @@
       <w:bCs/>
     </w:rPr>
   </w:style>
+  <w:style w:type="character" w:styleId="PlaceholderText">
+    <w:name w:val="Placeholder Text"/>
+    <w:basedOn w:val="DefaultParagraphFont"/>
+    <w:uiPriority w:val="99"/>
+    <w:semiHidden/>
+    <w:rsid w:val="002870E9"/>
+    <w:rPr>
+      <w:color w:val="808080"/>
+    </w:rPr>
+  </w:style>
 </w:styles>
 </file>
 

--- a/internal_doc/03.开发设计/Story-sdbdmsdump支持lob.docx
+++ b/internal_doc/03.开发设计/Story-sdbdmsdump支持lob.docx
@@ -163,24 +163,7 @@
         <w:rPr>
           <w:rFonts w:hint="eastAsia"/>
         </w:rPr>
-        <w:t>编号和</w:t>
-      </w:r>
-      <w:commentRangeStart w:id="0"/>
-      <w:r>
-        <w:rPr>
-          <w:rFonts w:hint="eastAsia"/>
-        </w:rPr>
-        <w:t>名称</w:t>
-      </w:r>
-      <w:commentRangeEnd w:id="0"/>
-      <w:r>
-        <w:rPr>
-          <w:rStyle w:val="CommentReference"/>
-          <w:b w:val="0"/>
-          <w:bCs w:val="0"/>
-          <w:kern w:val="2"/>
-        </w:rPr>
-        <w:commentReference w:id="0"/>
+        <w:t>编号和名称</w:t>
       </w:r>
     </w:p>
     <w:p>
@@ -242,19 +225,11 @@
         </w:rPr>
         <w:t>（</w:t>
       </w:r>
-      <w:commentRangeStart w:id="1"/>
       <w:r>
         <w:rPr>
           <w:kern w:val="0"/>
         </w:rPr>
         <w:t xml:space="preserve">1.8 </w:t>
-      </w:r>
-      <w:commentRangeEnd w:id="1"/>
-      <w:r>
-        <w:rPr>
-          <w:rStyle w:val="CommentReference"/>
-        </w:rPr>
-        <w:commentReference w:id="1"/>
       </w:r>
       <w:r>
         <w:rPr>
@@ -1342,6 +1317,7 @@
         <w:t>流程图</w:t>
       </w:r>
     </w:p>
+    <w:commentRangeStart w:id="0"/>
     <w:p>
       <w:r>
         <w:object w:dxaOrig="8095" w:dyaOrig="13497">
@@ -1364,11 +1340,18 @@
             <v:path o:extrusionok="f" gradientshapeok="t" o:connecttype="rect"/>
             <o:lock v:ext="edit" aspectratio="t"/>
           </v:shapetype>
-          <v:shape id="_x0000_i1027" type="#_x0000_t75" style="width:405pt;height:675pt" o:ole="">
-            <v:imagedata r:id="rId9" o:title=""/>
+          <v:shape id="_x0000_i1025" type="#_x0000_t75" style="width:405.05pt;height:674.95pt" o:ole="">
+            <v:imagedata r:id="rId8" o:title=""/>
           </v:shape>
-          <o:OLEObject Type="Embed" ProgID="Visio.Drawing.11" ShapeID="_x0000_i1027" DrawAspect="Content" ObjectID="_1570435624" r:id="rId10"/>
+          <o:OLEObject Type="Embed" ProgID="Visio.Drawing.11" ShapeID="_x0000_i1025" DrawAspect="Content" ObjectID="_1570686647" r:id="rId9"/>
         </w:object>
+      </w:r>
+      <w:commentRangeEnd w:id="0"/>
+      <w:r>
+        <w:rPr>
+          <w:rStyle w:val="CommentReference"/>
+        </w:rPr>
+        <w:commentReference w:id="0"/>
       </w:r>
     </w:p>
     <w:p>
@@ -1953,10 +1936,10 @@
     <w:p>
       <w:r>
         <w:object w:dxaOrig="4691" w:dyaOrig="6496">
-          <v:shape id="_x0000_i1026" type="#_x0000_t75" style="width:234.75pt;height:324.75pt" o:ole="">
+          <v:shape id="_x0000_i1026" type="#_x0000_t75" style="width:234.75pt;height:324.9pt" o:ole="">
             <v:imagedata r:id="rId12" o:title=""/>
           </v:shape>
-          <o:OLEObject Type="Embed" ProgID="Visio.Drawing.11" ShapeID="_x0000_i1026" DrawAspect="Content" ObjectID="_1570435625" r:id="rId13"/>
+          <o:OLEObject Type="Embed" ProgID="Visio.Drawing.11" ShapeID="_x0000_i1026" DrawAspect="Content" ObjectID="_1570686648" r:id="rId13"/>
         </w:object>
       </w:r>
     </w:p>
@@ -1983,11 +1966,11 @@
     </w:p>
     <w:p>
       <w:r>
-        <w:object w:dxaOrig="6533" w:dyaOrig="5682">
-          <v:shape id="_x0000_i1028" type="#_x0000_t75" style="width:327pt;height:284.25pt" o:ole="">
+        <w:object w:dxaOrig="6532" w:dyaOrig="5681">
+          <v:shape id="_x0000_i1027" type="#_x0000_t75" style="width:326.65pt;height:284.5pt" o:ole="">
             <v:imagedata r:id="rId14" o:title=""/>
           </v:shape>
-          <o:OLEObject Type="Embed" ProgID="Visio.Drawing.11" ShapeID="_x0000_i1028" DrawAspect="Content" ObjectID="_1570435626" r:id="rId15"/>
+          <o:OLEObject Type="Embed" ProgID="Visio.Drawing.11" ShapeID="_x0000_i1027" DrawAspect="Content" ObjectID="_1570686649" r:id="rId15"/>
         </w:object>
       </w:r>
       <w:r>
@@ -2273,143 +2256,1119 @@
         </w:rPr>
         <w:tab/>
       </w:r>
+    </w:p>
+    <w:p>
+      <w:pPr>
+        <w:pStyle w:val="ListParagraph"/>
+        <w:numPr>
+          <w:ilvl w:val="0"/>
+          <w:numId w:val="14"/>
+        </w:numPr>
+        <w:ind w:firstLineChars="0"/>
+      </w:pPr>
+      <w:r>
+        <w:rPr>
+          <w:rFonts w:hint="eastAsia"/>
+        </w:rPr>
+        <w:t>如果只打印元数据，</w:t>
+      </w:r>
+      <w:r>
+        <w:rPr>
+          <w:rFonts w:hint="eastAsia"/>
+        </w:rPr>
+        <w:t>Header</w:t>
+      </w:r>
+      <w:r>
+        <w:rPr>
+          <w:rFonts w:hint="eastAsia"/>
+        </w:rPr>
+        <w:t>、</w:t>
+      </w:r>
+      <w:r>
+        <w:rPr>
+          <w:rFonts w:hint="eastAsia"/>
+        </w:rPr>
+        <w:t>SME</w:t>
+      </w:r>
+      <w:r>
+        <w:rPr>
+          <w:rFonts w:hint="eastAsia"/>
+        </w:rPr>
+        <w:t>和</w:t>
+      </w:r>
+      <w:r>
+        <w:rPr>
+          <w:rFonts w:hint="eastAsia"/>
+        </w:rPr>
+        <w:t>data</w:t>
+      </w:r>
+      <w:r>
+        <w:rPr>
+          <w:rFonts w:hint="eastAsia"/>
+        </w:rPr>
+        <w:t>文件输出一样，增加</w:t>
+      </w:r>
+      <w:r>
+        <w:rPr>
+          <w:rFonts w:hint="eastAsia"/>
+        </w:rPr>
+        <w:t>BME</w:t>
+      </w:r>
+      <w:r>
+        <w:rPr>
+          <w:rFonts w:hint="eastAsia"/>
+        </w:rPr>
+        <w:t>十六进制打印，增加</w:t>
+      </w:r>
+      <w:r>
+        <w:rPr>
+          <w:rFonts w:hint="eastAsia"/>
+        </w:rPr>
+        <w:t>输出</w:t>
+      </w:r>
+      <w:r>
+        <w:t>dmsLobDataMapBlk</w:t>
+      </w:r>
+      <w:r>
+        <w:rPr>
+          <w:rFonts w:hint="eastAsia"/>
+        </w:rPr>
+        <w:t>结构，</w:t>
+      </w:r>
+      <w:r>
+        <w:t>dmsLobDataMapBlk</w:t>
+      </w:r>
+      <w:r>
+        <w:rPr>
+          <w:rFonts w:hint="eastAsia"/>
+        </w:rPr>
+        <w:t>格式如下：</w:t>
+      </w:r>
+    </w:p>
+    <w:p>
+      <w:pPr>
+        <w:ind w:leftChars="200" w:left="420"/>
+        <w:rPr>
+          <w:color w:val="FF0000"/>
+        </w:rPr>
+      </w:pPr>
+      <w:r>
+        <w:rPr>
+          <w:rFonts w:hint="eastAsia"/>
+          <w:color w:val="FF0000"/>
+        </w:rPr>
+        <w:t>OID</w:t>
+      </w:r>
+      <w:r>
+        <w:rPr>
+          <w:rFonts w:hint="eastAsia"/>
+        </w:rPr>
+        <w:t>:xxx</w:t>
+      </w:r>
+      <w:r>
+        <w:t>;</w:t>
+      </w:r>
+    </w:p>
+    <w:p>
+      <w:pPr>
+        <w:ind w:leftChars="200" w:left="420"/>
+      </w:pPr>
+      <w:r>
+        <w:rPr>
+          <w:rFonts w:hint="eastAsia"/>
+          <w:color w:val="FF0000"/>
+        </w:rPr>
+        <w:t>S</w:t>
+      </w:r>
+      <w:r>
+        <w:rPr>
+          <w:color w:val="FF0000"/>
+        </w:rPr>
+        <w:t>equence</w:t>
+      </w:r>
+      <w:r>
+        <w:rPr>
+          <w:rFonts w:hint="eastAsia"/>
+        </w:rPr>
+        <w:t>:xxx</w:t>
+      </w:r>
+      <w:r>
+        <w:t>;</w:t>
+      </w:r>
+    </w:p>
+    <w:p>
+      <w:pPr>
+        <w:ind w:leftChars="200" w:left="420"/>
+        <w:rPr>
+          <w:color w:val="FF0000"/>
+        </w:rPr>
+      </w:pPr>
+      <w:r>
+        <w:rPr>
+          <w:rFonts w:hint="eastAsia"/>
+          <w:color w:val="FF0000"/>
+        </w:rPr>
+        <w:t>D</w:t>
+      </w:r>
+      <w:r>
+        <w:rPr>
+          <w:color w:val="FF0000"/>
+        </w:rPr>
+        <w:t>ata</w:t>
+      </w:r>
+      <w:r>
+        <w:rPr>
+          <w:rFonts w:hint="eastAsia"/>
+          <w:color w:val="FF0000"/>
+        </w:rPr>
+        <w:t xml:space="preserve"> L</w:t>
+      </w:r>
+      <w:r>
+        <w:rPr>
+          <w:color w:val="FF0000"/>
+        </w:rPr>
+        <w:t>en</w:t>
+      </w:r>
+      <w:r>
+        <w:rPr>
+          <w:rFonts w:hint="eastAsia"/>
+          <w:color w:val="FF0000"/>
+        </w:rPr>
+        <w:t>gth</w:t>
+      </w:r>
+      <w:r>
+        <w:rPr>
+          <w:color w:val="FF0000"/>
+        </w:rPr>
+        <w:t xml:space="preserve"> </w:t>
+      </w:r>
+      <w:r>
+        <w:rPr>
+          <w:rFonts w:hint="eastAsia"/>
+        </w:rPr>
+        <w:t>:xxx</w:t>
+      </w:r>
+      <w:r>
+        <w:t>;</w:t>
+      </w:r>
+    </w:p>
+    <w:p>
+      <w:pPr>
+        <w:ind w:leftChars="200" w:left="420"/>
+        <w:rPr>
+          <w:color w:val="FF0000"/>
+        </w:rPr>
+      </w:pPr>
+      <w:r>
+        <w:rPr>
+          <w:rFonts w:hint="eastAsia"/>
+          <w:color w:val="FF0000"/>
+        </w:rPr>
+        <w:t>P</w:t>
+      </w:r>
+      <w:r>
+        <w:rPr>
+          <w:color w:val="FF0000"/>
+        </w:rPr>
+        <w:t>revio</w:t>
+      </w:r>
+      <w:r>
+        <w:rPr>
+          <w:rFonts w:hint="eastAsia"/>
+          <w:color w:val="FF0000"/>
+        </w:rPr>
+        <w:t>us</w:t>
+      </w:r>
+      <w:r>
+        <w:rPr>
+          <w:rFonts w:hint="eastAsia"/>
+          <w:color w:val="FF0000"/>
+        </w:rPr>
+        <w:t xml:space="preserve"> </w:t>
+      </w:r>
+      <w:r>
+        <w:rPr>
+          <w:rFonts w:hint="eastAsia"/>
+          <w:color w:val="FF0000"/>
+        </w:rPr>
+        <w:t>P</w:t>
+      </w:r>
+      <w:r>
+        <w:rPr>
+          <w:color w:val="FF0000"/>
+        </w:rPr>
+        <w:t>age</w:t>
+      </w:r>
+      <w:r>
+        <w:rPr>
+          <w:rFonts w:hint="eastAsia"/>
+          <w:color w:val="FF0000"/>
+        </w:rPr>
+        <w:t>ID</w:t>
+      </w:r>
+      <w:r>
+        <w:rPr>
+          <w:rFonts w:hint="eastAsia"/>
+          <w:color w:val="FF0000"/>
+        </w:rPr>
+        <w:t xml:space="preserve"> I</w:t>
+      </w:r>
+      <w:r>
+        <w:rPr>
+          <w:color w:val="FF0000"/>
+        </w:rPr>
+        <w:t>n</w:t>
+      </w:r>
+      <w:r>
+        <w:rPr>
+          <w:rFonts w:hint="eastAsia"/>
+          <w:color w:val="FF0000"/>
+        </w:rPr>
+        <w:t xml:space="preserve"> </w:t>
+      </w:r>
+      <w:r>
+        <w:rPr>
+          <w:rFonts w:hint="eastAsia"/>
+          <w:color w:val="FF0000"/>
+        </w:rPr>
+        <w:t>B</w:t>
+      </w:r>
+      <w:r>
+        <w:rPr>
+          <w:color w:val="FF0000"/>
+        </w:rPr>
+        <w:t xml:space="preserve">ucket </w:t>
+      </w:r>
+      <w:r>
+        <w:rPr>
+          <w:rFonts w:hint="eastAsia"/>
+        </w:rPr>
+        <w:t>:xxx</w:t>
+      </w:r>
+      <w:r>
+        <w:t>;</w:t>
+      </w:r>
+    </w:p>
+    <w:p>
+      <w:pPr>
+        <w:ind w:leftChars="200" w:left="420"/>
+        <w:rPr>
+          <w:color w:val="FF0000"/>
+        </w:rPr>
+      </w:pPr>
+      <w:r>
+        <w:rPr>
+          <w:rFonts w:hint="eastAsia"/>
+          <w:color w:val="FF0000"/>
+        </w:rPr>
+        <w:t>N</w:t>
+      </w:r>
+      <w:r>
+        <w:rPr>
+          <w:color w:val="FF0000"/>
+        </w:rPr>
+        <w:t>ext</w:t>
+      </w:r>
+      <w:r>
+        <w:rPr>
+          <w:rFonts w:hint="eastAsia"/>
+          <w:color w:val="FF0000"/>
+        </w:rPr>
+        <w:t xml:space="preserve"> </w:t>
+      </w:r>
+      <w:r>
+        <w:rPr>
+          <w:rFonts w:hint="eastAsia"/>
+          <w:color w:val="FF0000"/>
+        </w:rPr>
+        <w:t>P</w:t>
+      </w:r>
+      <w:r>
+        <w:rPr>
+          <w:color w:val="FF0000"/>
+        </w:rPr>
+        <w:t>age</w:t>
+      </w:r>
+      <w:r>
+        <w:rPr>
+          <w:rFonts w:hint="eastAsia"/>
+          <w:color w:val="FF0000"/>
+        </w:rPr>
+        <w:t xml:space="preserve">ID </w:t>
+      </w:r>
+      <w:r>
+        <w:rPr>
+          <w:color w:val="FF0000"/>
+        </w:rPr>
+        <w:t>In</w:t>
+      </w:r>
+      <w:r>
+        <w:rPr>
+          <w:rFonts w:hint="eastAsia"/>
+          <w:color w:val="FF0000"/>
+        </w:rPr>
+        <w:t xml:space="preserve"> </w:t>
+      </w:r>
+      <w:r>
+        <w:rPr>
+          <w:rFonts w:hint="eastAsia"/>
+          <w:color w:val="FF0000"/>
+        </w:rPr>
+        <w:t>B</w:t>
+      </w:r>
+      <w:r>
+        <w:rPr>
+          <w:color w:val="FF0000"/>
+        </w:rPr>
+        <w:t>ucket</w:t>
+      </w:r>
+      <w:r>
+        <w:rPr>
+          <w:color w:val="FF0000"/>
+        </w:rPr>
+        <w:t xml:space="preserve"> </w:t>
+      </w:r>
+      <w:r>
+        <w:rPr>
+          <w:rFonts w:hint="eastAsia"/>
+        </w:rPr>
+        <w:t>:xxx</w:t>
+      </w:r>
+      <w:r>
+        <w:t>;</w:t>
+      </w:r>
+    </w:p>
+    <w:p>
+      <w:pPr>
+        <w:ind w:leftChars="200" w:left="420"/>
+        <w:rPr>
+          <w:color w:val="FF0000"/>
+        </w:rPr>
+      </w:pPr>
+      <w:r>
+        <w:rPr>
+          <w:rFonts w:hint="eastAsia"/>
+          <w:color w:val="FF0000"/>
+        </w:rPr>
+        <w:t>C</w:t>
+      </w:r>
+      <w:r>
+        <w:rPr>
+          <w:rFonts w:hint="eastAsia"/>
+          <w:color w:val="FF0000"/>
+        </w:rPr>
+        <w:t xml:space="preserve">ollection </w:t>
+      </w:r>
+      <w:r>
+        <w:rPr>
+          <w:rFonts w:hint="eastAsia"/>
+          <w:color w:val="FF0000"/>
+        </w:rPr>
+        <w:t>L</w:t>
+      </w:r>
+      <w:r>
+        <w:rPr>
+          <w:color w:val="FF0000"/>
+        </w:rPr>
+        <w:t>ogical</w:t>
+      </w:r>
+      <w:r>
+        <w:rPr>
+          <w:rFonts w:hint="eastAsia"/>
+          <w:color w:val="FF0000"/>
+        </w:rPr>
+        <w:t xml:space="preserve"> </w:t>
+      </w:r>
+      <w:r>
+        <w:rPr>
+          <w:color w:val="FF0000"/>
+        </w:rPr>
+        <w:t xml:space="preserve">ID </w:t>
+      </w:r>
+      <w:r>
+        <w:rPr>
+          <w:rFonts w:hint="eastAsia"/>
+        </w:rPr>
+        <w:t>:xxx</w:t>
+      </w:r>
+      <w:r>
+        <w:t>;</w:t>
+      </w:r>
+    </w:p>
+    <w:p>
+      <w:pPr>
+        <w:ind w:leftChars="200" w:left="420"/>
+        <w:rPr>
+          <w:color w:val="FF0000"/>
+        </w:rPr>
+      </w:pPr>
+      <w:r>
+        <w:rPr>
+          <w:rFonts w:hint="eastAsia"/>
+          <w:color w:val="FF0000"/>
+        </w:rPr>
+        <w:t>C</w:t>
+      </w:r>
+      <w:r>
+        <w:rPr>
+          <w:rFonts w:hint="eastAsia"/>
+          <w:color w:val="FF0000"/>
+        </w:rPr>
+        <w:t xml:space="preserve">ollection </w:t>
+      </w:r>
+      <w:r>
+        <w:rPr>
+          <w:color w:val="FF0000"/>
+        </w:rPr>
+        <w:t xml:space="preserve">ID </w:t>
+      </w:r>
+      <w:r>
+        <w:rPr>
+          <w:rFonts w:hint="eastAsia"/>
+        </w:rPr>
+        <w:t>:xxx</w:t>
+      </w:r>
+      <w:r>
+        <w:t>;</w:t>
+      </w:r>
+    </w:p>
+    <w:p>
+      <w:pPr>
+        <w:ind w:leftChars="200" w:left="420"/>
+      </w:pPr>
+      <w:r>
+        <w:rPr>
+          <w:rFonts w:hint="eastAsia"/>
+          <w:color w:val="FF0000"/>
+        </w:rPr>
+        <w:t>S</w:t>
+      </w:r>
+      <w:r>
+        <w:rPr>
+          <w:color w:val="FF0000"/>
+        </w:rPr>
+        <w:t>tatus</w:t>
+      </w:r>
+      <w:r>
+        <w:t xml:space="preserve"> </w:t>
+      </w:r>
+      <w:r>
+        <w:rPr>
+          <w:rFonts w:hint="eastAsia"/>
+        </w:rPr>
+        <w:t>:xxx</w:t>
+      </w:r>
+      <w:r>
+        <w:t>;</w:t>
+      </w:r>
+    </w:p>
+    <w:p/>
+    <w:p>
+      <w:pPr>
+        <w:pStyle w:val="ListParagraph"/>
+        <w:numPr>
+          <w:ilvl w:val="0"/>
+          <w:numId w:val="14"/>
+        </w:numPr>
+        <w:ind w:firstLineChars="0"/>
+        <w:rPr>
+          <w:rFonts w:hint="eastAsia"/>
+        </w:rPr>
+      </w:pPr>
+      <w:r>
+        <w:rPr>
+          <w:rFonts w:hint="eastAsia"/>
+        </w:rPr>
+        <w:t>如果不打印</w:t>
+      </w:r>
+      <w:r>
+        <w:rPr>
+          <w:rFonts w:hint="eastAsia"/>
+        </w:rPr>
+        <w:t>record,</w:t>
+      </w:r>
+      <w:r>
+        <w:rPr>
+          <w:rFonts w:hint="eastAsia"/>
+        </w:rPr>
+        <w:t>则增加输出项</w:t>
+      </w:r>
+      <w:r>
+        <w:rPr>
+          <w:rFonts w:hint="eastAsia"/>
+        </w:rPr>
+        <w:t>dmsLobMeta,</w:t>
+      </w:r>
+      <w:r>
+        <w:rPr>
+          <w:rFonts w:hint="eastAsia"/>
+        </w:rPr>
+        <w:t>dmsLobMeta</w:t>
+      </w:r>
+      <w:r>
+        <w:rPr>
+          <w:rFonts w:hint="eastAsia"/>
+        </w:rPr>
+        <w:t>的</w:t>
+      </w:r>
+      <w:r>
+        <w:rPr>
+          <w:rFonts w:hint="eastAsia"/>
+        </w:rPr>
+        <w:t>dump</w:t>
+      </w:r>
+      <w:r>
+        <w:rPr>
+          <w:rFonts w:hint="eastAsia"/>
+        </w:rPr>
+        <w:t>输出结果</w:t>
+      </w:r>
+      <w:r>
+        <w:rPr>
+          <w:rFonts w:hint="eastAsia"/>
+        </w:rPr>
+        <w:t>如下</w:t>
+      </w:r>
+      <w:r>
+        <w:rPr>
+          <w:rFonts w:hint="eastAsia"/>
+        </w:rPr>
+        <w:t>：</w:t>
+      </w:r>
+    </w:p>
+    <w:p>
+      <w:pPr>
+        <w:pStyle w:val="ListParagraph"/>
+        <w:ind w:left="420" w:firstLineChars="0" w:firstLine="0"/>
+      </w:pPr>
+      <w:r>
+        <w:rPr>
+          <w:rFonts w:hint="eastAsia"/>
+          <w:color w:val="FF0000"/>
+        </w:rPr>
+        <w:t>OID</w:t>
+      </w:r>
+      <w:r>
+        <w:rPr>
+          <w:rFonts w:hint="eastAsia"/>
+        </w:rPr>
+        <w:t>:xxx</w:t>
+      </w:r>
+    </w:p>
+    <w:p>
+      <w:pPr>
+        <w:ind w:leftChars="200" w:left="420"/>
+      </w:pPr>
+      <w:r>
+        <w:rPr>
+          <w:rFonts w:hint="eastAsia"/>
+          <w:color w:val="FF0000"/>
+        </w:rPr>
+        <w:t>L</w:t>
+      </w:r>
+      <w:r>
+        <w:rPr>
+          <w:color w:val="FF0000"/>
+        </w:rPr>
+        <w:t>ob</w:t>
+      </w:r>
+      <w:r>
+        <w:rPr>
+          <w:rFonts w:hint="eastAsia"/>
+          <w:color w:val="FF0000"/>
+        </w:rPr>
+        <w:t xml:space="preserve"> L</w:t>
+      </w:r>
+      <w:r>
+        <w:rPr>
+          <w:color w:val="FF0000"/>
+        </w:rPr>
+        <w:t>en</w:t>
+      </w:r>
+      <w:r>
+        <w:rPr>
+          <w:rFonts w:hint="eastAsia"/>
+          <w:color w:val="FF0000"/>
+        </w:rPr>
+        <w:t>gth</w:t>
+      </w:r>
+      <w:r>
+        <w:rPr>
+          <w:rFonts w:hint="eastAsia"/>
+        </w:rPr>
+        <w:t>:xxx</w:t>
+      </w:r>
+      <w:r>
+        <w:t>;</w:t>
+      </w:r>
+    </w:p>
+    <w:p>
+      <w:pPr>
+        <w:ind w:leftChars="200" w:left="420"/>
+      </w:pPr>
+      <w:r>
+        <w:rPr>
+          <w:rFonts w:hint="eastAsia"/>
+          <w:color w:val="FF0000"/>
+        </w:rPr>
+        <w:t>C</w:t>
+      </w:r>
+      <w:r>
+        <w:rPr>
+          <w:color w:val="FF0000"/>
+        </w:rPr>
+        <w:t>reate</w:t>
+      </w:r>
+      <w:r>
+        <w:rPr>
+          <w:rFonts w:hint="eastAsia"/>
+          <w:color w:val="FF0000"/>
+        </w:rPr>
+        <w:t xml:space="preserve"> T</w:t>
+      </w:r>
+      <w:r>
+        <w:rPr>
+          <w:color w:val="FF0000"/>
+        </w:rPr>
+        <w:t>ime</w:t>
+      </w:r>
+      <w:r>
+        <w:rPr>
+          <w:rFonts w:hint="eastAsia"/>
+        </w:rPr>
+        <w:t>:xxx</w:t>
+      </w:r>
+      <w:r>
+        <w:t xml:space="preserve"> ;</w:t>
+      </w:r>
+    </w:p>
+    <w:p>
+      <w:pPr>
+        <w:ind w:leftChars="200" w:left="420"/>
+      </w:pPr>
+      <w:r>
+        <w:rPr>
+          <w:rFonts w:hint="eastAsia"/>
+          <w:color w:val="FF0000"/>
+        </w:rPr>
+        <w:t>S</w:t>
+      </w:r>
+      <w:r>
+        <w:rPr>
+          <w:color w:val="FF0000"/>
+        </w:rPr>
+        <w:t>tatus</w:t>
+      </w:r>
+      <w:r>
+        <w:t xml:space="preserve"> </w:t>
+      </w:r>
+      <w:r>
+        <w:rPr>
+          <w:rFonts w:hint="eastAsia"/>
+        </w:rPr>
+        <w:t>:xxx</w:t>
+      </w:r>
+      <w:r>
+        <w:t>;</w:t>
+      </w:r>
+    </w:p>
+    <w:p>
+      <w:pPr>
+        <w:ind w:leftChars="200" w:left="420"/>
+      </w:pPr>
+      <w:r>
+        <w:rPr>
+          <w:rFonts w:hint="eastAsia"/>
+          <w:color w:val="FF0000"/>
+        </w:rPr>
+        <w:t>V</w:t>
+      </w:r>
+      <w:r>
+        <w:rPr>
+          <w:color w:val="FF0000"/>
+        </w:rPr>
+        <w:t>ersion</w:t>
+      </w:r>
+      <w:r>
+        <w:t xml:space="preserve"> </w:t>
+      </w:r>
+      <w:r>
+        <w:rPr>
+          <w:rFonts w:hint="eastAsia"/>
+        </w:rPr>
+        <w:t>:xxx;</w:t>
+      </w:r>
+    </w:p>
+    <w:p>
+      <w:pPr>
+        <w:ind w:leftChars="200" w:left="420"/>
+      </w:pPr>
+      <w:r>
+        <w:rPr>
+          <w:rFonts w:hint="eastAsia"/>
+          <w:color w:val="FF0000"/>
+        </w:rPr>
+        <w:t>M</w:t>
+      </w:r>
+      <w:r>
+        <w:rPr>
+          <w:color w:val="FF0000"/>
+        </w:rPr>
+        <w:t>odification</w:t>
+      </w:r>
+      <w:r>
+        <w:rPr>
+          <w:rFonts w:hint="eastAsia"/>
+          <w:color w:val="FF0000"/>
+        </w:rPr>
+        <w:t xml:space="preserve"> </w:t>
+      </w:r>
+      <w:r>
+        <w:rPr>
+          <w:rFonts w:hint="eastAsia"/>
+          <w:color w:val="FF0000"/>
+        </w:rPr>
+        <w:t>Ti</w:t>
+      </w:r>
+      <w:r>
+        <w:rPr>
+          <w:color w:val="FF0000"/>
+        </w:rPr>
+        <w:t>me</w:t>
+      </w:r>
+      <w:r>
+        <w:t xml:space="preserve"> </w:t>
+      </w:r>
+      <w:r>
+        <w:rPr>
+          <w:rFonts w:hint="eastAsia"/>
+        </w:rPr>
+        <w:t>:xxx</w:t>
+      </w:r>
+      <w:r>
+        <w:t>;</w:t>
+      </w:r>
+    </w:p>
+    <w:p>
+      <w:pPr>
+        <w:ind w:leftChars="200" w:left="420"/>
+      </w:pPr>
+      <w:r>
+        <w:rPr>
+          <w:rFonts w:hint="eastAsia"/>
+          <w:color w:val="FF0000"/>
+        </w:rPr>
+        <w:t>F</w:t>
+      </w:r>
+      <w:r>
+        <w:rPr>
+          <w:color w:val="FF0000"/>
+        </w:rPr>
+        <w:t>lag</w:t>
+      </w:r>
+      <w:r>
+        <w:rPr>
+          <w:rFonts w:hint="eastAsia"/>
+        </w:rPr>
+        <w:t>:xxx</w:t>
+      </w:r>
+      <w:r>
+        <w:t xml:space="preserve"> ;</w:t>
+      </w:r>
+    </w:p>
+    <w:p>
+      <w:pPr>
+        <w:ind w:leftChars="200" w:left="420"/>
+      </w:pPr>
+      <w:r>
+        <w:rPr>
+          <w:rFonts w:hint="eastAsia"/>
+          <w:color w:val="FF0000"/>
+        </w:rPr>
+        <w:t>Num O</w:t>
+      </w:r>
+      <w:r>
+        <w:rPr>
+          <w:rFonts w:hint="eastAsia"/>
+          <w:color w:val="FF0000"/>
+        </w:rPr>
+        <w:t xml:space="preserve">f </w:t>
+      </w:r>
+      <w:r>
+        <w:rPr>
+          <w:rFonts w:hint="eastAsia"/>
+          <w:color w:val="FF0000"/>
+        </w:rPr>
+        <w:t>P</w:t>
+      </w:r>
+      <w:r>
+        <w:rPr>
+          <w:color w:val="FF0000"/>
+        </w:rPr>
+        <w:t>iecesInfo</w:t>
+      </w:r>
+      <w:r>
+        <w:rPr>
+          <w:rFonts w:hint="eastAsia"/>
+        </w:rPr>
+        <w:t>:xxx</w:t>
+      </w:r>
+      <w:r>
+        <w:t xml:space="preserve"> ;</w:t>
+      </w:r>
+    </w:p>
+    <w:p>
       <w:r>
         <w:rPr>
           <w:rFonts w:hint="eastAsia"/>
         </w:rPr>
         <w:tab/>
       </w:r>
-      <w:r>
-        <w:rPr>
-          <w:rFonts w:hint="eastAsia"/>
-        </w:rPr>
-        <w:tab/>
-      </w:r>
-      <w:r>
-        <w:rPr>
-          <w:rFonts w:hint="eastAsia"/>
-        </w:rPr>
-        <w:tab/>
-      </w:r>
-      <w:r>
-        <w:rPr>
-          <w:rFonts w:hint="eastAsia"/>
-        </w:rPr>
-        <w:tab/>
-      </w:r>
-      <w:r>
-        <w:rPr>
-          <w:rFonts w:hint="eastAsia"/>
-        </w:rPr>
-        <w:tab/>
-      </w:r>
-      <w:r>
-        <w:rPr>
-          <w:rFonts w:hint="eastAsia"/>
-        </w:rPr>
-        <w:tab/>
-      </w:r>
-      <w:r>
-        <w:rPr>
-          <w:rFonts w:hint="eastAsia"/>
-        </w:rPr>
-        <w:tab/>
-      </w:r>
-      <w:r>
-        <w:rPr>
-          <w:rFonts w:hint="eastAsia"/>
-        </w:rPr>
-        <w:tab/>
-      </w:r>
-      <w:r>
-        <w:rPr>
-          <w:rFonts w:hint="eastAsia"/>
-        </w:rPr>
-        <w:tab/>
-      </w:r>
-      <w:r>
-        <w:rPr>
-          <w:rFonts w:hint="eastAsia"/>
-        </w:rPr>
-        <w:tab/>
-      </w:r>
-      <w:r>
-        <w:rPr>
-          <w:rFonts w:hint="eastAsia"/>
-        </w:rPr>
-        <w:tab/>
-      </w:r>
-      <w:r>
-        <w:rPr>
-          <w:rFonts w:hint="eastAsia"/>
-        </w:rPr>
-        <w:tab/>
-      </w:r>
-      <w:r>
-        <w:rPr>
-          <w:rFonts w:hint="eastAsia"/>
-        </w:rPr>
-        <w:tab/>
-      </w:r>
-      <w:r>
-        <w:rPr>
-          <w:rFonts w:hint="eastAsia"/>
-        </w:rPr>
-        <w:tab/>
-      </w:r>
-      <w:r>
-        <w:rPr>
-          <w:rFonts w:hint="eastAsia"/>
-        </w:rPr>
-        <w:tab/>
-      </w:r>
-      <w:r>
-        <w:rPr>
-          <w:rFonts w:hint="eastAsia"/>
-        </w:rPr>
-        <w:tab/>
-      </w:r>
-      <w:r>
-        <w:rPr>
-          <w:rFonts w:hint="eastAsia"/>
-        </w:rPr>
-        <w:tab/>
-      </w:r>
-      <w:r>
-        <w:rPr>
-          <w:rFonts w:hint="eastAsia"/>
-        </w:rPr>
-        <w:tab/>
-      </w:r>
-      <w:r>
-        <w:rPr>
-          <w:rFonts w:hint="eastAsia"/>
-        </w:rPr>
-        <w:tab/>
-      </w:r>
-      <w:r>
-        <w:rPr>
-          <w:rFonts w:hint="eastAsia"/>
-        </w:rPr>
-        <w:tab/>
-      </w:r>
-      <w:r>
-        <w:rPr>
-          <w:rFonts w:hint="eastAsia"/>
-        </w:rPr>
-        <w:tab/>
-      </w:r>
-      <w:r>
-        <w:rPr>
-          <w:rFonts w:hint="eastAsia"/>
-        </w:rPr>
-        <w:tab/>
-      </w:r>
-      <w:r>
-        <w:rPr>
-          <w:rFonts w:hint="eastAsia"/>
-        </w:rPr>
-        <w:tab/>
+    </w:p>
+    <w:p>
+      <w:pPr>
+        <w:ind w:firstLineChars="200" w:firstLine="420"/>
+      </w:pPr>
+      <w:r>
+        <w:rPr>
+          <w:rFonts w:hint="eastAsia"/>
+        </w:rPr>
+        <w:t>如果有</w:t>
+      </w:r>
+      <w:r>
+        <w:rPr>
+          <w:rFonts w:hint="eastAsia"/>
+        </w:rPr>
+        <w:t>piece:</w:t>
+      </w:r>
+    </w:p>
+    <w:p>
+      <w:r>
+        <w:rPr>
+          <w:rFonts w:hint="eastAsia"/>
+        </w:rPr>
+        <w:t xml:space="preserve">    {</w:t>
+      </w:r>
+    </w:p>
+    <w:p>
+      <w:pPr>
+        <w:ind w:left="420" w:firstLineChars="200" w:firstLine="420"/>
+      </w:pPr>
+      <w:r>
+        <w:rPr>
+          <w:rFonts w:hint="eastAsia"/>
+          <w:color w:val="FF0000"/>
+        </w:rPr>
+        <w:t>piece1</w:t>
+      </w:r>
+      <w:r>
+        <w:rPr>
+          <w:rFonts w:hint="eastAsia"/>
+        </w:rPr>
+        <w:t>[start,end],</w:t>
+      </w:r>
+    </w:p>
+    <w:p>
+      <w:pPr>
+        <w:ind w:left="420" w:firstLineChars="200" w:firstLine="420"/>
+      </w:pPr>
+      <w:r>
+        <w:rPr>
+          <w:rFonts w:hint="eastAsia"/>
+          <w:color w:val="FF0000"/>
+        </w:rPr>
+        <w:t>piece</w:t>
+      </w:r>
+      <w:r>
+        <w:rPr>
+          <w:rFonts w:hint="eastAsia"/>
+          <w:color w:val="FF0000"/>
+        </w:rPr>
+        <w:t>2</w:t>
+      </w:r>
+      <w:r>
+        <w:rPr>
+          <w:rFonts w:hint="eastAsia"/>
+        </w:rPr>
+        <w:t>[start,end],</w:t>
+      </w:r>
+    </w:p>
+    <w:p>
+      <w:pPr>
+        <w:ind w:left="420" w:firstLineChars="200" w:firstLine="420"/>
+      </w:pPr>
+      <w:r>
+        <w:rPr>
+          <w:color w:val="FF0000"/>
+        </w:rPr>
+        <w:t>…</w:t>
+      </w:r>
+    </w:p>
+    <w:p>
+      <w:r>
+        <w:rPr>
+          <w:rFonts w:hint="eastAsia"/>
+        </w:rPr>
+        <w:t xml:space="preserve">    }</w:t>
+      </w:r>
+    </w:p>
+    <w:p>
+      <w:pPr>
+        <w:pStyle w:val="ListParagraph"/>
+        <w:numPr>
+          <w:ilvl w:val="0"/>
+          <w:numId w:val="14"/>
+        </w:numPr>
+        <w:ind w:firstLineChars="0"/>
+        <w:rPr>
+          <w:rFonts w:hint="eastAsia"/>
+        </w:rPr>
+      </w:pPr>
+      <w:r>
+        <w:rPr>
+          <w:rFonts w:hint="eastAsia"/>
+        </w:rPr>
+        <w:t>如果打印</w:t>
+      </w:r>
+      <w:r>
+        <w:rPr>
+          <w:rFonts w:hint="eastAsia"/>
+        </w:rPr>
+        <w:t>record</w:t>
+      </w:r>
+      <w:r>
+        <w:rPr>
+          <w:rFonts w:hint="eastAsia"/>
+        </w:rPr>
+        <w:t>，则增加结果如下：</w:t>
+      </w:r>
+    </w:p>
+    <w:p>
+      <w:pPr>
+        <w:pStyle w:val="ListParagraph"/>
+        <w:ind w:left="420" w:firstLineChars="0" w:firstLine="0"/>
+      </w:pPr>
+      <w:r>
+        <w:rPr>
+          <w:rFonts w:hint="eastAsia"/>
+        </w:rPr>
+        <w:t>如果有</w:t>
+      </w:r>
+      <w:r>
+        <w:rPr>
+          <w:rFonts w:hint="eastAsia"/>
+        </w:rPr>
+        <w:t>piece:</w:t>
+      </w:r>
+    </w:p>
+    <w:p>
+      <w:pPr>
+        <w:ind w:firstLineChars="400" w:firstLine="840"/>
+        <w:rPr>
+          <w:rFonts w:hint="eastAsia"/>
+        </w:rPr>
+      </w:pPr>
+      <w:r>
+        <w:rPr>
+          <w:rFonts w:hint="eastAsia"/>
+          <w:color w:val="FF0000"/>
+        </w:rPr>
+        <w:t>sequence</w:t>
+      </w:r>
+      <w:r>
+        <w:rPr>
+          <w:rFonts w:hint="eastAsia"/>
+        </w:rPr>
+        <w:t>:{xxxxxxxxx</w:t>
+      </w:r>
+      <w:r>
+        <w:t>};</w:t>
+      </w:r>
+    </w:p>
+    <w:p>
+      <w:pPr>
+        <w:ind w:firstLineChars="400" w:firstLine="840"/>
+      </w:pPr>
+      <w:r>
+        <w:rPr>
+          <w:rFonts w:hint="eastAsia"/>
+          <w:color w:val="FF0000"/>
+        </w:rPr>
+        <w:t>sequence</w:t>
+      </w:r>
+      <w:r>
+        <w:rPr>
+          <w:rFonts w:hint="eastAsia"/>
+        </w:rPr>
+        <w:t>:{xxxxxxxxx</w:t>
+      </w:r>
+      <w:r>
+        <w:t>};</w:t>
+      </w:r>
+    </w:p>
+    <w:p>
+      <w:pPr>
+        <w:ind w:firstLineChars="400" w:firstLine="840"/>
+      </w:pPr>
+      <w:r>
+        <w:rPr>
+          <w:rFonts w:hint="eastAsia"/>
+          <w:color w:val="FF0000"/>
+        </w:rPr>
+        <w:t>sequence</w:t>
+      </w:r>
+      <w:r>
+        <w:rPr>
+          <w:rFonts w:hint="eastAsia"/>
+        </w:rPr>
+        <w:t>:{xxxxxxxxx</w:t>
+      </w:r>
+      <w:r>
+        <w:t>};</w:t>
+      </w:r>
+    </w:p>
+    <w:p>
+      <w:pPr>
+        <w:ind w:firstLine="405"/>
+        <w:rPr>
+          <w:rFonts w:hint="eastAsia"/>
+        </w:rPr>
+      </w:pPr>
+      <w:r>
+        <w:rPr>
+          <w:rFonts w:hint="eastAsia"/>
+        </w:rPr>
+        <w:t>没有</w:t>
+      </w:r>
+      <w:r>
+        <w:rPr>
+          <w:rFonts w:hint="eastAsia"/>
+        </w:rPr>
+        <w:t>piece:</w:t>
+      </w:r>
+    </w:p>
+    <w:p>
+      <w:pPr>
+        <w:ind w:firstLine="405"/>
+      </w:pPr>
+      <w:r>
+        <w:rPr>
+          <w:rFonts w:hint="eastAsia"/>
+        </w:rPr>
+        <w:t xml:space="preserve">    </w:t>
+      </w:r>
+      <w:r>
+        <w:rPr>
+          <w:rFonts w:hint="eastAsia"/>
+          <w:color w:val="FF0000"/>
+        </w:rPr>
+        <w:t>record</w:t>
+      </w:r>
+      <w:r>
+        <w:rPr>
+          <w:rFonts w:hint="eastAsia"/>
+        </w:rPr>
+        <w:t>:{xxx}</w:t>
       </w:r>
     </w:p>
     <w:p>
@@ -2470,10 +3429,10 @@
     <w:p>
       <w:r>
         <w:object w:dxaOrig="3724" w:dyaOrig="5455">
-          <v:shape id="_x0000_i1025" type="#_x0000_t75" style="width:186pt;height:273pt" o:ole="">
+          <v:shape id="_x0000_i1028" type="#_x0000_t75" style="width:186.15pt;height:272.8pt" o:ole="">
             <v:imagedata r:id="rId16" o:title=""/>
           </v:shape>
-          <o:OLEObject Type="Embed" ProgID="Visio.Drawing.11" ShapeID="_x0000_i1025" DrawAspect="Content" ObjectID="_1570435627" r:id="rId17"/>
+          <o:OLEObject Type="Embed" ProgID="Visio.Drawing.11" ShapeID="_x0000_i1028" DrawAspect="Content" ObjectID="_1570686650" r:id="rId17"/>
         </w:object>
       </w:r>
       <w:r>
@@ -2518,60 +3477,6 @@
           <w:rFonts w:hint="eastAsia"/>
         </w:rPr>
         <w:t>r</w:t>
-      </w:r>
-    </w:p>
-    <w:p>
-      <w:pPr>
-        <w:pStyle w:val="ListParagraph"/>
-        <w:ind w:left="420" w:firstLineChars="0" w:firstLine="0"/>
-      </w:pPr>
-      <w:r>
-        <w:rPr>
-          <w:rFonts w:hint="eastAsia"/>
-        </w:rPr>
-        <w:t>lobm</w:t>
-      </w:r>
-      <w:r>
-        <w:rPr>
-          <w:rFonts w:hint="eastAsia"/>
-        </w:rPr>
-        <w:t>和</w:t>
-      </w:r>
-      <w:r>
-        <w:rPr>
-          <w:rFonts w:hint="eastAsia"/>
-        </w:rPr>
-        <w:t>data header</w:t>
-      </w:r>
-      <w:r>
-        <w:rPr>
-          <w:rFonts w:hint="eastAsia"/>
-        </w:rPr>
-        <w:t>不同的</w:t>
-      </w:r>
-      <w:r>
-        <w:rPr>
-          <w:rFonts w:hint="eastAsia"/>
-        </w:rPr>
-        <w:t>几</w:t>
-      </w:r>
-      <w:r>
-        <w:rPr>
-          <w:rFonts w:hint="eastAsia"/>
-        </w:rPr>
-        <w:t>项如下表，其他项保持和</w:t>
-      </w:r>
-      <w:r>
-        <w:rPr>
-          <w:rFonts w:hint="eastAsia"/>
-        </w:rPr>
-        <w:t>data</w:t>
-      </w:r>
-      <w:r>
-        <w:rPr>
-          <w:rFonts w:hint="eastAsia"/>
-        </w:rPr>
-        <w:t>一样的检测策略。</w:t>
       </w:r>
     </w:p>
     <w:tbl>
@@ -2651,7 +3556,13 @@
               <w:rPr>
                 <w:rFonts w:hint="eastAsia"/>
               </w:rPr>
-              <w:t>SDBLOBM</w:t>
+              <w:t>SDBLOB</w:t>
+            </w:r>
+            <w:r>
+              <w:rPr>
+                <w:rFonts w:hint="eastAsia"/>
+              </w:rPr>
+              <w:t>M</w:t>
             </w:r>
           </w:p>
         </w:tc>
@@ -2669,7 +3580,7 @@
               <w:rPr>
                 <w:rFonts w:hint="eastAsia"/>
               </w:rPr>
-              <w:t>pageSize</w:t>
+              <w:t>version</w:t>
             </w:r>
           </w:p>
         </w:tc>
@@ -2685,7 +3596,7 @@
               <w:rPr>
                 <w:rFonts w:hint="eastAsia"/>
               </w:rPr>
-              <w:t>DMS_PAGE_SIZE256B</w:t>
+              <w:t>&lt;=DMS_LOB_CUR_VERSION</w:t>
             </w:r>
           </w:p>
         </w:tc>
@@ -2703,7 +3614,7 @@
               <w:rPr>
                 <w:rFonts w:hint="eastAsia"/>
               </w:rPr>
-              <w:t>numMB</w:t>
+              <w:t>pageSize</w:t>
             </w:r>
           </w:p>
         </w:tc>
@@ -2716,10 +3627,7 @@
               <w:ind w:rightChars="-116" w:right="-244"/>
             </w:pPr>
             <w:r>
-              <w:rPr>
-                <w:rFonts w:hint="eastAsia"/>
-              </w:rPr>
-              <w:t>0</w:t>
+              <w:t>DMS_PAGE_SIZE256B</w:t>
             </w:r>
           </w:p>
         </w:tc>
@@ -2732,6 +3640,151 @@
           <w:p>
             <w:pPr>
               <w:ind w:rightChars="-116" w:right="-244"/>
+              <w:rPr>
+                <w:rFonts w:hint="eastAsia"/>
+              </w:rPr>
+            </w:pPr>
+            <w:r>
+              <w:rPr>
+                <w:rFonts w:hint="eastAsia"/>
+              </w:rPr>
+              <w:t>lobdPageSize</w:t>
+            </w:r>
+          </w:p>
+        </w:tc>
+        <w:tc>
+          <w:tcPr>
+            <w:tcW w:w="2841" w:type="dxa"/>
+          </w:tcPr>
+          <w:p>
+            <w:pPr>
+              <w:ind w:rightChars="-116" w:right="-244"/>
+            </w:pPr>
+            <w:r>
+              <w:rPr>
+                <w:rFonts w:hint="eastAsia"/>
+              </w:rPr>
+              <w:t>lobdPageSize</w:t>
+            </w:r>
+          </w:p>
+        </w:tc>
+      </w:tr>
+      <w:tr>
+        <w:tc>
+          <w:tcPr>
+            <w:tcW w:w="2840" w:type="dxa"/>
+          </w:tcPr>
+          <w:p>
+            <w:pPr>
+              <w:ind w:rightChars="-116" w:right="-244"/>
+            </w:pPr>
+            <w:r>
+              <w:rPr>
+                <w:rFonts w:hint="eastAsia"/>
+              </w:rPr>
+              <w:t>storageUnitSize</w:t>
+            </w:r>
+          </w:p>
+        </w:tc>
+        <w:tc>
+          <w:tcPr>
+            <w:tcW w:w="2841" w:type="dxa"/>
+          </w:tcPr>
+          <w:p>
+            <w:pPr>
+              <w:ind w:rightChars="-116" w:right="-244"/>
+            </w:pPr>
+            <w:r>
+              <w:rPr>
+                <w:rFonts w:hint="eastAsia"/>
+              </w:rPr>
+              <w:t>N/A</w:t>
+            </w:r>
+          </w:p>
+        </w:tc>
+      </w:tr>
+      <w:tr>
+        <w:tc>
+          <w:tcPr>
+            <w:tcW w:w="2840" w:type="dxa"/>
+          </w:tcPr>
+          <w:p>
+            <w:pPr>
+              <w:ind w:rightChars="-116" w:right="-244"/>
+            </w:pPr>
+            <w:r>
+              <w:rPr>
+                <w:rFonts w:hint="eastAsia"/>
+              </w:rPr>
+              <w:t>name</w:t>
+            </w:r>
+          </w:p>
+        </w:tc>
+        <w:tc>
+          <w:tcPr>
+            <w:tcW w:w="2841" w:type="dxa"/>
+          </w:tcPr>
+          <w:p>
+            <w:pPr>
+              <w:ind w:rightChars="-116" w:right="-244"/>
+            </w:pPr>
+            <w:r>
+              <w:rPr>
+                <w:rFonts w:hint="eastAsia"/>
+              </w:rPr>
+              <w:t>su</w:t>
+            </w:r>
+            <w:r>
+              <w:rPr>
+                <w:rFonts w:hint="eastAsia"/>
+              </w:rPr>
+              <w:t>名</w:t>
+            </w:r>
+          </w:p>
+        </w:tc>
+      </w:tr>
+      <w:tr>
+        <w:tc>
+          <w:tcPr>
+            <w:tcW w:w="2840" w:type="dxa"/>
+          </w:tcPr>
+          <w:p>
+            <w:pPr>
+              <w:ind w:rightChars="-116" w:right="-244"/>
+            </w:pPr>
+            <w:r>
+              <w:rPr>
+                <w:rFonts w:hint="eastAsia"/>
+              </w:rPr>
+              <w:t>numMB</w:t>
+            </w:r>
+          </w:p>
+        </w:tc>
+        <w:tc>
+          <w:tcPr>
+            <w:tcW w:w="2841" w:type="dxa"/>
+          </w:tcPr>
+          <w:p>
+            <w:pPr>
+              <w:ind w:rightChars="-116" w:right="-244"/>
+            </w:pPr>
+            <w:r>
+              <w:rPr>
+                <w:rFonts w:hint="eastAsia"/>
+              </w:rPr>
+              <w:t>0</w:t>
+            </w:r>
+          </w:p>
+        </w:tc>
+      </w:tr>
+      <w:tr>
+        <w:tc>
+          <w:tcPr>
+            <w:tcW w:w="2840" w:type="dxa"/>
+          </w:tcPr>
+          <w:p>
+            <w:pPr>
+              <w:ind w:rightChars="-116" w:right="-244"/>
             </w:pPr>
             <w:r>
               <w:rPr>
@@ -2754,6 +3807,234 @@
                 <w:rFonts w:hint="eastAsia"/>
               </w:rPr>
               <w:t>0</w:t>
+            </w:r>
+          </w:p>
+        </w:tc>
+      </w:tr>
+      <w:tr>
+        <w:tc>
+          <w:tcPr>
+            <w:tcW w:w="2840" w:type="dxa"/>
+          </w:tcPr>
+          <w:p>
+            <w:pPr>
+              <w:ind w:rightChars="-116" w:right="-244"/>
+            </w:pPr>
+            <w:r>
+              <w:rPr>
+                <w:rFonts w:hint="eastAsia"/>
+              </w:rPr>
+              <w:t>pageNum</w:t>
+            </w:r>
+          </w:p>
+        </w:tc>
+        <w:tc>
+          <w:tcPr>
+            <w:tcW w:w="2841" w:type="dxa"/>
+          </w:tcPr>
+          <w:p>
+            <w:pPr>
+              <w:ind w:leftChars="13" w:left="27" w:rightChars="-116" w:right="-244"/>
+            </w:pPr>
+            <w:r>
+              <w:rPr>
+                <w:rFonts w:hint="eastAsia"/>
+              </w:rPr>
+              <w:t>0</w:t>
+            </w:r>
+          </w:p>
+        </w:tc>
+      </w:tr>
+      <w:tr>
+        <w:tc>
+          <w:tcPr>
+            <w:tcW w:w="2840" w:type="dxa"/>
+          </w:tcPr>
+          <w:p>
+            <w:pPr>
+              <w:ind w:rightChars="-116" w:right="-244"/>
+            </w:pPr>
+            <w:r>
+              <w:rPr>
+                <w:rFonts w:hint="eastAsia"/>
+              </w:rPr>
+              <w:t>screteValue</w:t>
+            </w:r>
+          </w:p>
+        </w:tc>
+        <w:tc>
+          <w:tcPr>
+            <w:tcW w:w="2841" w:type="dxa"/>
+          </w:tcPr>
+          <w:p>
+            <w:pPr>
+              <w:ind w:leftChars="13" w:left="27" w:rightChars="-116" w:right="-244"/>
+            </w:pPr>
+            <w:r>
+              <w:rPr>
+                <w:rFonts w:hint="eastAsia"/>
+              </w:rPr>
+              <w:t>N/A</w:t>
+            </w:r>
+          </w:p>
+        </w:tc>
+      </w:tr>
+      <w:tr>
+        <w:tc>
+          <w:tcPr>
+            <w:tcW w:w="2840" w:type="dxa"/>
+          </w:tcPr>
+          <w:p>
+            <w:pPr>
+              <w:ind w:rightChars="-116" w:right="-244"/>
+              <w:rPr>
+                <w:rFonts w:hint="eastAsia"/>
+              </w:rPr>
+            </w:pPr>
+            <w:r>
+              <w:rPr>
+                <w:rFonts w:hint="eastAsia"/>
+              </w:rPr>
+              <w:t>createLobs</w:t>
+            </w:r>
+          </w:p>
+        </w:tc>
+        <w:tc>
+          <w:tcPr>
+            <w:tcW w:w="2841" w:type="dxa"/>
+          </w:tcPr>
+          <w:p>
+            <w:pPr>
+              <w:ind w:leftChars="13" w:left="27" w:rightChars="-116" w:right="-244"/>
+              <w:rPr>
+                <w:rFonts w:hint="eastAsia"/>
+              </w:rPr>
+            </w:pPr>
+            <w:r>
+              <w:rPr>
+                <w:rFonts w:hint="eastAsia"/>
+              </w:rPr>
+              <w:t>0</w:t>
+            </w:r>
+          </w:p>
+        </w:tc>
+      </w:tr>
+      <w:tr>
+        <w:tc>
+          <w:tcPr>
+            <w:tcW w:w="2840" w:type="dxa"/>
+          </w:tcPr>
+          <w:p>
+            <w:pPr>
+              <w:ind w:rightChars="-116" w:right="-244"/>
+              <w:rPr>
+                <w:rFonts w:hint="eastAsia"/>
+              </w:rPr>
+            </w:pPr>
+            <w:r>
+              <w:rPr>
+                <w:rFonts w:hint="eastAsia"/>
+              </w:rPr>
+              <w:t>commitFlag</w:t>
+            </w:r>
+          </w:p>
+        </w:tc>
+        <w:tc>
+          <w:tcPr>
+            <w:tcW w:w="2841" w:type="dxa"/>
+          </w:tcPr>
+          <w:p>
+            <w:pPr>
+              <w:ind w:leftChars="13" w:left="27" w:rightChars="-116" w:right="-244"/>
+              <w:rPr>
+                <w:rFonts w:hint="eastAsia"/>
+              </w:rPr>
+            </w:pPr>
+            <w:r>
+              <w:rPr>
+                <w:rFonts w:hint="eastAsia"/>
+              </w:rPr>
+              <w:t>N/A</w:t>
+            </w:r>
+          </w:p>
+        </w:tc>
+      </w:tr>
+      <w:tr>
+        <w:tc>
+          <w:tcPr>
+            <w:tcW w:w="2840" w:type="dxa"/>
+          </w:tcPr>
+          <w:p>
+            <w:pPr>
+              <w:ind w:rightChars="-116" w:right="-244"/>
+              <w:rPr>
+                <w:rFonts w:hint="eastAsia"/>
+              </w:rPr>
+            </w:pPr>
+            <w:r>
+              <w:rPr>
+                <w:rFonts w:hint="eastAsia"/>
+              </w:rPr>
+              <w:t>commitLsn</w:t>
+            </w:r>
+          </w:p>
+        </w:tc>
+        <w:tc>
+          <w:tcPr>
+            <w:tcW w:w="2841" w:type="dxa"/>
+          </w:tcPr>
+          <w:p>
+            <w:pPr>
+              <w:ind w:leftChars="13" w:left="27" w:rightChars="-116" w:right="-244"/>
+              <w:rPr>
+                <w:rFonts w:hint="eastAsia"/>
+              </w:rPr>
+            </w:pPr>
+            <w:r>
+              <w:rPr>
+                <w:rFonts w:hint="eastAsia"/>
+              </w:rPr>
+              <w:t>N/A</w:t>
+            </w:r>
+          </w:p>
+        </w:tc>
+      </w:tr>
+      <w:tr>
+        <w:tc>
+          <w:tcPr>
+            <w:tcW w:w="2840" w:type="dxa"/>
+          </w:tcPr>
+          <w:p>
+            <w:pPr>
+              <w:ind w:rightChars="-116" w:right="-244"/>
+              <w:rPr>
+                <w:rFonts w:hint="eastAsia"/>
+              </w:rPr>
+            </w:pPr>
+            <w:r>
+              <w:rPr>
+                <w:rFonts w:hint="eastAsia"/>
+              </w:rPr>
+              <w:t>commitTime</w:t>
+            </w:r>
+          </w:p>
+        </w:tc>
+        <w:tc>
+          <w:tcPr>
+            <w:tcW w:w="2841" w:type="dxa"/>
+          </w:tcPr>
+          <w:p>
+            <w:pPr>
+              <w:ind w:leftChars="13" w:left="27" w:rightChars="-116" w:right="-244"/>
+              <w:rPr>
+                <w:rFonts w:hint="eastAsia"/>
+              </w:rPr>
+            </w:pPr>
+            <w:r>
+              <w:rPr>
+                <w:rFonts w:hint="eastAsia"/>
+              </w:rPr>
+              <w:t>N/A</w:t>
             </w:r>
           </w:p>
         </w:tc>
@@ -2874,54 +4155,6 @@
           <w:rFonts w:hint="eastAsia"/>
         </w:rPr>
         <w:t>inspect lobd header</w:t>
-      </w:r>
-    </w:p>
-    <w:p>
-      <w:pPr>
-        <w:pStyle w:val="ListParagraph"/>
-        <w:ind w:left="420" w:firstLineChars="0" w:firstLine="0"/>
-      </w:pPr>
-      <w:r>
-        <w:rPr>
-          <w:rFonts w:hint="eastAsia"/>
-        </w:rPr>
-        <w:t>lobm</w:t>
-      </w:r>
-      <w:r>
-        <w:rPr>
-          <w:rFonts w:hint="eastAsia"/>
-        </w:rPr>
-        <w:t>和</w:t>
-      </w:r>
-      <w:r>
-        <w:rPr>
-          <w:rFonts w:hint="eastAsia"/>
-        </w:rPr>
-        <w:t>data header</w:t>
-      </w:r>
-      <w:r>
-        <w:rPr>
-          <w:rFonts w:hint="eastAsia"/>
-        </w:rPr>
-        <w:t>不同的几项如下表，其他项保持和</w:t>
-      </w:r>
-      <w:r>
-        <w:rPr>
-          <w:rFonts w:hint="eastAsia"/>
-        </w:rPr>
-        <w:t>data</w:t>
-      </w:r>
-      <w:r>
-        <w:rPr>
-          <w:rFonts w:hint="eastAsia"/>
-        </w:rPr>
-        <w:t>一样的检测策略</w:t>
-      </w:r>
-      <w:r>
-        <w:rPr>
-          <w:rFonts w:hint="eastAsia"/>
-        </w:rPr>
-        <w:t>。</w:t>
       </w:r>
     </w:p>
     <w:tbl>
@@ -2948,6 +4181,7 @@
               <w:rPr>
                 <w:rFonts w:hint="eastAsia"/>
               </w:rPr>
+              <w:lastRenderedPageBreak/>
               <w:t>检查项</w:t>
             </w:r>
           </w:p>
@@ -3019,7 +4253,7 @@
               <w:rPr>
                 <w:rFonts w:hint="eastAsia"/>
               </w:rPr>
-              <w:t>pageSize</w:t>
+              <w:t>version</w:t>
             </w:r>
           </w:p>
         </w:tc>
@@ -3035,7 +4269,7 @@
               <w:rPr>
                 <w:rFonts w:hint="eastAsia"/>
               </w:rPr>
-              <w:t>0</w:t>
+              <w:t>&lt;=DMS_LOB_CUR_VERSION</w:t>
             </w:r>
           </w:p>
         </w:tc>
@@ -3053,8 +4287,7 @@
               <w:rPr>
                 <w:rFonts w:hint="eastAsia"/>
               </w:rPr>
-              <w:lastRenderedPageBreak/>
-              <w:t>storageUnitSize</w:t>
+              <w:t>pageSize</w:t>
             </w:r>
           </w:p>
         </w:tc>
@@ -3083,12 +4316,15 @@
           <w:p>
             <w:pPr>
               <w:ind w:rightChars="-116" w:right="-244"/>
-            </w:pPr>
-            <w:r>
-              <w:rPr>
-                <w:rFonts w:hint="eastAsia"/>
-              </w:rPr>
-              <w:t>numMB</w:t>
+              <w:rPr>
+                <w:rFonts w:hint="eastAsia"/>
+              </w:rPr>
+            </w:pPr>
+            <w:r>
+              <w:rPr>
+                <w:rFonts w:hint="eastAsia"/>
+              </w:rPr>
+              <w:t>lobdPageSize</w:t>
             </w:r>
           </w:p>
         </w:tc>
@@ -3104,7 +4340,7 @@
               <w:rPr>
                 <w:rFonts w:hint="eastAsia"/>
               </w:rPr>
-              <w:t>0</w:t>
+              <w:t>N/A</w:t>
             </w:r>
           </w:p>
         </w:tc>
@@ -3122,7 +4358,7 @@
               <w:rPr>
                 <w:rFonts w:hint="eastAsia"/>
               </w:rPr>
-              <w:t>MBHWM</w:t>
+              <w:t>storageUnitSize</w:t>
             </w:r>
           </w:p>
         </w:tc>
@@ -3132,13 +4368,13 @@
           </w:tcPr>
           <w:p>
             <w:pPr>
-              <w:ind w:leftChars="13" w:left="27" w:rightChars="-116" w:right="-244"/>
-            </w:pPr>
-            <w:r>
-              <w:rPr>
-                <w:rFonts w:hint="eastAsia"/>
-              </w:rPr>
-              <w:t>0</w:t>
+              <w:ind w:rightChars="-116" w:right="-244"/>
+            </w:pPr>
+            <w:r>
+              <w:rPr>
+                <w:rFonts w:hint="eastAsia"/>
+              </w:rPr>
+              <w:t>N/A</w:t>
             </w:r>
           </w:p>
         </w:tc>
@@ -3156,6 +4392,114 @@
               <w:rPr>
                 <w:rFonts w:hint="eastAsia"/>
               </w:rPr>
+              <w:t>name</w:t>
+            </w:r>
+          </w:p>
+        </w:tc>
+        <w:tc>
+          <w:tcPr>
+            <w:tcW w:w="2841" w:type="dxa"/>
+          </w:tcPr>
+          <w:p>
+            <w:pPr>
+              <w:ind w:rightChars="-116" w:right="-244"/>
+            </w:pPr>
+            <w:r>
+              <w:rPr>
+                <w:rFonts w:hint="eastAsia"/>
+              </w:rPr>
+              <w:t>su</w:t>
+            </w:r>
+            <w:r>
+              <w:rPr>
+                <w:rFonts w:hint="eastAsia"/>
+              </w:rPr>
+              <w:t>名</w:t>
+            </w:r>
+          </w:p>
+        </w:tc>
+      </w:tr>
+      <w:tr>
+        <w:tc>
+          <w:tcPr>
+            <w:tcW w:w="2840" w:type="dxa"/>
+          </w:tcPr>
+          <w:p>
+            <w:pPr>
+              <w:ind w:rightChars="-116" w:right="-244"/>
+            </w:pPr>
+            <w:r>
+              <w:rPr>
+                <w:rFonts w:hint="eastAsia"/>
+              </w:rPr>
+              <w:t>numMB</w:t>
+            </w:r>
+          </w:p>
+        </w:tc>
+        <w:tc>
+          <w:tcPr>
+            <w:tcW w:w="2841" w:type="dxa"/>
+          </w:tcPr>
+          <w:p>
+            <w:pPr>
+              <w:ind w:rightChars="-116" w:right="-244"/>
+            </w:pPr>
+            <w:r>
+              <w:rPr>
+                <w:rFonts w:hint="eastAsia"/>
+              </w:rPr>
+              <w:t>0</w:t>
+            </w:r>
+          </w:p>
+        </w:tc>
+      </w:tr>
+      <w:tr>
+        <w:tc>
+          <w:tcPr>
+            <w:tcW w:w="2840" w:type="dxa"/>
+          </w:tcPr>
+          <w:p>
+            <w:pPr>
+              <w:ind w:rightChars="-116" w:right="-244"/>
+            </w:pPr>
+            <w:r>
+              <w:rPr>
+                <w:rFonts w:hint="eastAsia"/>
+              </w:rPr>
+              <w:t>MBHWM</w:t>
+            </w:r>
+          </w:p>
+        </w:tc>
+        <w:tc>
+          <w:tcPr>
+            <w:tcW w:w="2841" w:type="dxa"/>
+          </w:tcPr>
+          <w:p>
+            <w:pPr>
+              <w:ind w:leftChars="13" w:left="27" w:rightChars="-116" w:right="-244"/>
+            </w:pPr>
+            <w:r>
+              <w:rPr>
+                <w:rFonts w:hint="eastAsia"/>
+              </w:rPr>
+              <w:t>0</w:t>
+            </w:r>
+          </w:p>
+        </w:tc>
+      </w:tr>
+      <w:tr>
+        <w:tc>
+          <w:tcPr>
+            <w:tcW w:w="2840" w:type="dxa"/>
+          </w:tcPr>
+          <w:p>
+            <w:pPr>
+              <w:ind w:rightChars="-116" w:right="-244"/>
+            </w:pPr>
+            <w:r>
+              <w:rPr>
+                <w:rFonts w:hint="eastAsia"/>
+              </w:rPr>
               <w:t>pageNum</w:t>
             </w:r>
           </w:p>
@@ -3173,6 +4517,200 @@
                 <w:rFonts w:hint="eastAsia"/>
               </w:rPr>
               <w:t>0</w:t>
+            </w:r>
+          </w:p>
+        </w:tc>
+      </w:tr>
+      <w:tr>
+        <w:tc>
+          <w:tcPr>
+            <w:tcW w:w="2840" w:type="dxa"/>
+          </w:tcPr>
+          <w:p>
+            <w:pPr>
+              <w:ind w:rightChars="-116" w:right="-244"/>
+            </w:pPr>
+            <w:r>
+              <w:rPr>
+                <w:rFonts w:hint="eastAsia"/>
+              </w:rPr>
+              <w:t>screteValue</w:t>
+            </w:r>
+          </w:p>
+        </w:tc>
+        <w:tc>
+          <w:tcPr>
+            <w:tcW w:w="2841" w:type="dxa"/>
+          </w:tcPr>
+          <w:p>
+            <w:pPr>
+              <w:ind w:leftChars="13" w:left="27" w:rightChars="-116" w:right="-244"/>
+            </w:pPr>
+            <w:r>
+              <w:rPr>
+                <w:rFonts w:hint="eastAsia"/>
+              </w:rPr>
+              <w:t>N/A</w:t>
+            </w:r>
+          </w:p>
+        </w:tc>
+      </w:tr>
+      <w:tr>
+        <w:tc>
+          <w:tcPr>
+            <w:tcW w:w="2840" w:type="dxa"/>
+          </w:tcPr>
+          <w:p>
+            <w:pPr>
+              <w:ind w:rightChars="-116" w:right="-244"/>
+              <w:rPr>
+                <w:rFonts w:hint="eastAsia"/>
+              </w:rPr>
+            </w:pPr>
+            <w:r>
+              <w:rPr>
+                <w:rFonts w:hint="eastAsia"/>
+              </w:rPr>
+              <w:t>createLobs</w:t>
+            </w:r>
+          </w:p>
+        </w:tc>
+        <w:tc>
+          <w:tcPr>
+            <w:tcW w:w="2841" w:type="dxa"/>
+          </w:tcPr>
+          <w:p>
+            <w:pPr>
+              <w:ind w:leftChars="13" w:left="27" w:rightChars="-116" w:right="-244"/>
+              <w:rPr>
+                <w:rFonts w:hint="eastAsia"/>
+              </w:rPr>
+            </w:pPr>
+            <w:r>
+              <w:rPr>
+                <w:rFonts w:hint="eastAsia"/>
+              </w:rPr>
+              <w:t>0</w:t>
+            </w:r>
+          </w:p>
+        </w:tc>
+      </w:tr>
+      <w:tr>
+        <w:tc>
+          <w:tcPr>
+            <w:tcW w:w="2840" w:type="dxa"/>
+          </w:tcPr>
+          <w:p>
+            <w:pPr>
+              <w:ind w:rightChars="-116" w:right="-244"/>
+              <w:rPr>
+                <w:rFonts w:hint="eastAsia"/>
+              </w:rPr>
+            </w:pPr>
+            <w:r>
+              <w:rPr>
+                <w:rFonts w:hint="eastAsia"/>
+              </w:rPr>
+              <w:t>commitFlag</w:t>
+            </w:r>
+          </w:p>
+        </w:tc>
+        <w:tc>
+          <w:tcPr>
+            <w:tcW w:w="2841" w:type="dxa"/>
+          </w:tcPr>
+          <w:p>
+            <w:pPr>
+              <w:ind w:leftChars="13" w:left="27" w:rightChars="-116" w:right="-244"/>
+              <w:rPr>
+                <w:rFonts w:hint="eastAsia"/>
+              </w:rPr>
+            </w:pPr>
+            <w:r>
+              <w:rPr>
+                <w:rFonts w:hint="eastAsia"/>
+              </w:rPr>
+              <w:t>N/A</w:t>
+            </w:r>
+          </w:p>
+        </w:tc>
+      </w:tr>
+      <w:tr>
+        <w:tc>
+          <w:tcPr>
+            <w:tcW w:w="2840" w:type="dxa"/>
+          </w:tcPr>
+          <w:p>
+            <w:pPr>
+              <w:ind w:rightChars="-116" w:right="-244"/>
+              <w:rPr>
+                <w:rFonts w:hint="eastAsia"/>
+              </w:rPr>
+            </w:pPr>
+            <w:r>
+              <w:rPr>
+                <w:rFonts w:hint="eastAsia"/>
+              </w:rPr>
+              <w:t>commitLsn</w:t>
+            </w:r>
+          </w:p>
+        </w:tc>
+        <w:tc>
+          <w:tcPr>
+            <w:tcW w:w="2841" w:type="dxa"/>
+          </w:tcPr>
+          <w:p>
+            <w:pPr>
+              <w:ind w:leftChars="13" w:left="27" w:rightChars="-116" w:right="-244"/>
+              <w:rPr>
+                <w:rFonts w:hint="eastAsia"/>
+              </w:rPr>
+            </w:pPr>
+            <w:r>
+              <w:rPr>
+                <w:rFonts w:hint="eastAsia"/>
+              </w:rPr>
+              <w:t>N/A</w:t>
+            </w:r>
+          </w:p>
+        </w:tc>
+      </w:tr>
+      <w:tr>
+        <w:tc>
+          <w:tcPr>
+            <w:tcW w:w="2840" w:type="dxa"/>
+          </w:tcPr>
+          <w:p>
+            <w:pPr>
+              <w:ind w:rightChars="-116" w:right="-244"/>
+              <w:rPr>
+                <w:rFonts w:hint="eastAsia"/>
+              </w:rPr>
+            </w:pPr>
+            <w:r>
+              <w:rPr>
+                <w:rFonts w:hint="eastAsia"/>
+              </w:rPr>
+              <w:t>commitTime</w:t>
+            </w:r>
+          </w:p>
+        </w:tc>
+        <w:tc>
+          <w:tcPr>
+            <w:tcW w:w="2841" w:type="dxa"/>
+          </w:tcPr>
+          <w:p>
+            <w:pPr>
+              <w:ind w:leftChars="13" w:left="27" w:rightChars="-116" w:right="-244"/>
+              <w:rPr>
+                <w:rFonts w:hint="eastAsia"/>
+              </w:rPr>
+            </w:pPr>
+            <w:r>
+              <w:rPr>
+                <w:rFonts w:hint="eastAsia"/>
+              </w:rPr>
+              <w:t>N/A</w:t>
             </w:r>
           </w:p>
         </w:tc>
@@ -3183,42 +4721,6 @@
         <w:pStyle w:val="ListParagraph"/>
         <w:ind w:left="420" w:firstLineChars="0" w:firstLine="0"/>
       </w:pPr>
-      <w:r>
-        <w:rPr>
-          <w:rFonts w:hint="eastAsia"/>
-        </w:rPr>
-        <w:t>(</w:t>
-      </w:r>
-      <w:r>
-        <w:rPr>
-          <w:rFonts w:hint="eastAsia"/>
-        </w:rPr>
-        <w:t>可以将</w:t>
-      </w:r>
-      <w:r>
-        <w:rPr>
-          <w:rFonts w:hint="eastAsia"/>
-        </w:rPr>
-        <w:t>dmsStorageLobData::validateFile</w:t>
-      </w:r>
-      <w:r>
-        <w:rPr>
-          <w:rFonts w:hint="eastAsia"/>
-        </w:rPr>
-        <w:t>中关于</w:t>
-      </w:r>
-      <w:r>
-        <w:rPr>
-          <w:rFonts w:hint="eastAsia"/>
-        </w:rPr>
-        <w:t>Header</w:t>
-      </w:r>
-      <w:r>
-        <w:rPr>
-          <w:rFonts w:hint="eastAsia"/>
-        </w:rPr>
-        <w:t>的检测抽出来作为检测函数）</w:t>
-      </w:r>
     </w:p>
     <w:p>
       <w:pPr>
@@ -3337,7 +4839,7 @@
               <w:rPr>
                 <w:rFonts w:hint="eastAsia"/>
               </w:rPr>
-              <w:t>SDBLOBM</w:t>
+              <w:t>N/A</w:t>
             </w:r>
           </w:p>
         </w:tc>
@@ -3371,7 +4873,7 @@
               <w:rPr>
                 <w:rFonts w:hint="eastAsia"/>
               </w:rPr>
-              <w:t>DMS_PAGE_SIZE256B</w:t>
+              <w:t>N/A</w:t>
             </w:r>
           </w:p>
         </w:tc>
@@ -3405,7 +4907,7 @@
               <w:rPr>
                 <w:rFonts w:hint="eastAsia"/>
               </w:rPr>
-              <w:t>0</w:t>
+              <w:t>N/A</w:t>
             </w:r>
           </w:p>
         </w:tc>
@@ -3433,7 +4935,7 @@
           </w:tcPr>
           <w:p>
             <w:pPr>
-              <w:ind w:leftChars="13" w:left="27" w:rightChars="-116" w:right="-244"/>
+              <w:ind w:rightChars="-116" w:right="-244"/>
             </w:pPr>
             <w:r>
               <w:rPr>
@@ -3470,7 +4972,7 @@
           </w:tcPr>
           <w:p>
             <w:pPr>
-              <w:ind w:leftChars="13" w:left="27" w:rightChars="-116" w:right="-244"/>
+              <w:ind w:rightChars="-116" w:right="-244"/>
             </w:pPr>
             <w:r>
               <w:rPr>
@@ -3504,7 +5006,7 @@
           </w:tcPr>
           <w:p>
             <w:pPr>
-              <w:ind w:leftChars="13" w:left="27" w:rightChars="-116" w:right="-244" w:firstLineChars="200" w:firstLine="420"/>
+              <w:ind w:rightChars="-116" w:right="-244"/>
             </w:pPr>
             <w:r>
               <w:rPr>
@@ -3558,6 +5060,24 @@
               </w:rPr>
               <w:t>保持一致</w:t>
             </w:r>
+            <w:r>
+              <w:rPr>
+                <w:rFonts w:hint="eastAsia"/>
+              </w:rPr>
+              <w:t>(</w:t>
+            </w:r>
+            <w:r>
+              <w:rPr>
+                <w:rFonts w:hint="eastAsia"/>
+              </w:rPr>
+              <w:t>暂时不做</w:t>
+            </w:r>
+            <w:r>
+              <w:rPr>
+                <w:rFonts w:hint="eastAsia"/>
+              </w:rPr>
+              <w:t>)</w:t>
+            </w:r>
           </w:p>
         </w:tc>
       </w:tr>
@@ -3604,6 +5124,58 @@
               </w:rPr>
               <w:t>保持一致</w:t>
             </w:r>
+            <w:r>
+              <w:rPr>
+                <w:rFonts w:hint="eastAsia"/>
+              </w:rPr>
+              <w:t>(</w:t>
+            </w:r>
+            <w:r>
+              <w:rPr>
+                <w:rFonts w:hint="eastAsia"/>
+              </w:rPr>
+              <w:t>暂时不做</w:t>
+            </w:r>
+            <w:r>
+              <w:rPr>
+                <w:rFonts w:hint="eastAsia"/>
+              </w:rPr>
+              <w:t>)</w:t>
+            </w:r>
+          </w:p>
+        </w:tc>
+      </w:tr>
+      <w:tr>
+        <w:tc>
+          <w:tcPr>
+            <w:tcW w:w="2840" w:type="dxa"/>
+          </w:tcPr>
+          <w:p>
+            <w:pPr>
+              <w:ind w:rightChars="-116" w:right="-244"/>
+              <w:rPr>
+                <w:rFonts w:hint="eastAsia"/>
+              </w:rPr>
+            </w:pPr>
+            <w:r>
+              <w:rPr>
+                <w:rFonts w:hint="eastAsia"/>
+              </w:rPr>
+              <w:t>status</w:t>
+            </w:r>
+          </w:p>
+        </w:tc>
+        <w:tc>
+          <w:tcPr>
+            <w:tcW w:w="2841" w:type="dxa"/>
+          </w:tcPr>
+          <w:p>
+            <w:pPr>
+              <w:ind w:leftChars="13" w:left="27" w:rightChars="-116" w:right="-244"/>
+              <w:rPr>
+                <w:rFonts w:hint="eastAsia"/>
+              </w:rPr>
+            </w:pPr>
           </w:p>
         </w:tc>
       </w:tr>
@@ -3627,7 +5199,7 @@
       </w:tblPr>
       <w:tblGrid>
         <w:gridCol w:w="2840"/>
-        <w:gridCol w:w="2841"/>
+        <w:gridCol w:w="3584"/>
       </w:tblGrid>
       <w:tr>
         <w:tc>
@@ -3648,7 +5220,7 @@
         </w:tc>
         <w:tc>
           <w:tcPr>
-            <w:tcW w:w="2841" w:type="dxa"/>
+            <w:tcW w:w="3584" w:type="dxa"/>
           </w:tcPr>
           <w:p>
             <w:pPr>
@@ -3682,7 +5254,7 @@
         </w:tc>
         <w:tc>
           <w:tcPr>
-            <w:tcW w:w="2841" w:type="dxa"/>
+            <w:tcW w:w="3584" w:type="dxa"/>
           </w:tcPr>
           <w:p>
             <w:pPr>
@@ -3692,7 +5264,7 @@
               <w:rPr>
                 <w:rFonts w:hint="eastAsia"/>
               </w:rPr>
-              <w:t>SDBLOBM</w:t>
+              <w:t>N/A</w:t>
             </w:r>
           </w:p>
         </w:tc>
@@ -3716,7 +5288,7 @@
         </w:tc>
         <w:tc>
           <w:tcPr>
-            <w:tcW w:w="2841" w:type="dxa"/>
+            <w:tcW w:w="3584" w:type="dxa"/>
           </w:tcPr>
           <w:p>
             <w:pPr>
@@ -3726,7 +5298,7 @@
               <w:rPr>
                 <w:rFonts w:hint="eastAsia"/>
               </w:rPr>
-              <w:t>DMS_PAGE_SIZE256B</w:t>
+              <w:t>N/A</w:t>
             </w:r>
           </w:p>
         </w:tc>
@@ -3753,7 +5325,7 @@
         </w:tc>
         <w:tc>
           <w:tcPr>
-            <w:tcW w:w="2841" w:type="dxa"/>
+            <w:tcW w:w="3584" w:type="dxa"/>
           </w:tcPr>
           <w:p>
             <w:pPr>
@@ -3764,6 +5336,12 @@
                 <w:rFonts w:hint="eastAsia"/>
               </w:rPr>
               <w:t>0</w:t>
+            </w:r>
+            <w:r>
+              <w:rPr>
+                <w:rFonts w:hint="eastAsia"/>
+              </w:rPr>
+              <w:t>/1</w:t>
             </w:r>
           </w:p>
         </w:tc>
@@ -3790,17 +5368,20 @@
         </w:tc>
         <w:tc>
           <w:tcPr>
-            <w:tcW w:w="2841" w:type="dxa"/>
-          </w:tcPr>
-          <w:p>
-            <w:pPr>
-              <w:ind w:leftChars="13" w:left="27" w:rightChars="-116" w:right="-244"/>
-            </w:pPr>
-            <w:r>
-              <w:rPr>
-                <w:rFonts w:hint="eastAsia"/>
-              </w:rPr>
-              <w:t>0</w:t>
+            <w:tcW w:w="3584" w:type="dxa"/>
+          </w:tcPr>
+          <w:p>
+            <w:pPr>
+              <w:ind w:rightChars="-116" w:right="-244"/>
+            </w:pPr>
+            <w:r>
+              <w:rPr>
+                <w:rFonts w:hint="eastAsia"/>
+              </w:rPr>
+              <w:t>&lt;=</w:t>
+            </w:r>
+            <w:r>
+              <w:t>DMS_LOB_META_CURRENT_VERSION</w:t>
             </w:r>
           </w:p>
         </w:tc>
@@ -3827,7 +5408,7 @@
         </w:tc>
         <w:tc>
           <w:tcPr>
-            <w:tcW w:w="2841" w:type="dxa"/>
+            <w:tcW w:w="3584" w:type="dxa"/>
           </w:tcPr>
           <w:p>
             <w:pPr>
@@ -3861,7 +5442,7 @@
         </w:tc>
         <w:tc>
           <w:tcPr>
-            <w:tcW w:w="2841" w:type="dxa"/>
+            <w:tcW w:w="3584" w:type="dxa"/>
           </w:tcPr>
           <w:p>
             <w:pPr>
@@ -3895,7 +5476,7 @@
         </w:tc>
         <w:tc>
           <w:tcPr>
-            <w:tcW w:w="2841" w:type="dxa"/>
+            <w:tcW w:w="3584" w:type="dxa"/>
           </w:tcPr>
           <w:p>
             <w:pPr>
@@ -3929,7 +5510,7 @@
         </w:tc>
         <w:tc>
           <w:tcPr>
-            <w:tcW w:w="2841" w:type="dxa"/>
+            <w:tcW w:w="3584" w:type="dxa"/>
           </w:tcPr>
           <w:p>
             <w:pPr>
@@ -3952,11 +5533,19 @@
       </w:pPr>
     </w:p>
     <w:p>
+      <w:commentRangeStart w:id="1"/>
       <w:r>
         <w:rPr>
           <w:rFonts w:hint="eastAsia"/>
         </w:rPr>
         <w:t>桶的均匀性分析</w:t>
+      </w:r>
+      <w:commentRangeEnd w:id="1"/>
+      <w:r>
+        <w:rPr>
+          <w:rStyle w:val="CommentReference"/>
+        </w:rPr>
+        <w:commentReference w:id="1"/>
       </w:r>
     </w:p>
     <w:p>
@@ -4043,6 +5632,7 @@
         <w:rPr>
           <w:rFonts w:hint="eastAsia"/>
         </w:rPr>
+        <w:lastRenderedPageBreak/>
         <w:t>做</w:t>
       </w:r>
       <w:r>
@@ -4112,9 +5702,6 @@
     <w:p>
       <w:pPr>
         <w:ind w:firstLine="420"/>
-        <w:rPr>
-          <w:rFonts w:hint="eastAsia"/>
-        </w:rPr>
       </w:pPr>
       <w:r>
         <w:rPr>
@@ -4126,13 +5713,19 @@
         <w:rPr>
           <w:rFonts w:hint="eastAsia"/>
         </w:rPr>
-        <w:t>时间复杂度</w:t>
-      </w:r>
-      <w:r>
-        <w:rPr>
-          <w:rFonts w:hint="eastAsia"/>
-        </w:rPr>
-        <w:t>O(1)</w:t>
+        <w:t>计算简单，</w:t>
+      </w:r>
+      <w:r>
+        <w:rPr>
+          <w:rFonts w:hint="eastAsia"/>
+        </w:rPr>
+        <w:t>时间</w:t>
+      </w:r>
+      <w:r>
+        <w:rPr>
+          <w:rFonts w:hint="eastAsia"/>
+        </w:rPr>
+        <w:t>短</w:t>
       </w:r>
     </w:p>
     <w:p>
@@ -4143,7 +5736,7 @@
         <w:rPr>
           <w:rFonts w:hint="eastAsia"/>
         </w:rPr>
-        <w:t>缺点：计算简单，容错较低</w:t>
+        <w:t>缺点：容错较低</w:t>
       </w:r>
     </w:p>
     <w:p>
@@ -4154,9 +5747,6 @@
           <w:numId w:val="13"/>
         </w:numPr>
         <w:ind w:firstLineChars="0"/>
-        <w:rPr>
-          <w:rFonts w:hint="eastAsia"/>
-        </w:rPr>
       </w:pPr>
       <w:r>
         <w:rPr>
@@ -4169,9 +5759,6 @@
       <w:pPr>
         <w:pStyle w:val="ListParagraph"/>
         <w:ind w:left="420" w:firstLineChars="0" w:firstLine="0"/>
-        <w:rPr>
-          <w:rFonts w:hint="eastAsia"/>
-        </w:rPr>
       </w:pPr>
       <w:r>
         <w:rPr>
@@ -4256,9 +5843,6 @@
       <w:pPr>
         <w:pStyle w:val="ListParagraph"/>
         <w:ind w:left="420" w:firstLineChars="0" w:firstLine="0"/>
-        <w:rPr>
-          <w:rFonts w:hint="eastAsia"/>
-        </w:rPr>
       </w:pPr>
       <w:r>
         <w:rPr>
@@ -4431,11 +6015,6 @@
       </m:oMath>
     </w:p>
     <w:p>
-      <w:pPr>
-        <w:rPr>
-          <w:rFonts w:hint="eastAsia"/>
-        </w:rPr>
-      </w:pPr>
       <w:r>
         <w:rPr>
           <w:rFonts w:hint="eastAsia"/>
@@ -4459,48 +6038,47 @@
       <w:pPr>
         <w:ind w:firstLine="405"/>
         <w:rPr>
+          <w:rFonts w:asciiTheme="minorEastAsia" w:hAnsiTheme="minorEastAsia"/>
+        </w:rPr>
+      </w:pPr>
+      <w:r>
+        <w:rPr>
+          <w:rFonts w:hint="eastAsia"/>
+        </w:rPr>
+        <w:t>设系统最大均匀自由度为</w:t>
+      </w:r>
+      <w:r>
+        <w:rPr>
           <w:rFonts w:asciiTheme="minorEastAsia" w:hAnsiTheme="minorEastAsia" w:hint="eastAsia"/>
         </w:rPr>
-      </w:pPr>
-      <w:r>
-        <w:rPr>
-          <w:rFonts w:hint="eastAsia"/>
-        </w:rPr>
-        <w:t>设系统最大均匀自由度为</w:t>
-      </w:r>
+        <w:t>Ø， 当方差D(x) &gt; Ø 时，系统bucket不平衡。</w:t>
+      </w:r>
+    </w:p>
+    <w:p>
+      <w:pPr>
+        <w:ind w:firstLine="405"/>
+        <w:rPr>
+          <w:rFonts w:asciiTheme="minorEastAsia" w:hAnsiTheme="minorEastAsia"/>
+        </w:rPr>
+      </w:pPr>
       <w:r>
         <w:rPr>
           <w:rFonts w:asciiTheme="minorEastAsia" w:hAnsiTheme="minorEastAsia" w:hint="eastAsia"/>
         </w:rPr>
-        <w:t>Ø， 当方差D(x) &gt; Ø 时，系统bucket不平衡。</w:t>
+        <w:t>优点：容错较高，比较符合统计学规律</w:t>
       </w:r>
     </w:p>
     <w:p>
       <w:pPr>
         <w:ind w:firstLine="405"/>
         <w:rPr>
+          <w:rFonts w:asciiTheme="minorEastAsia" w:hAnsiTheme="minorEastAsia"/>
+        </w:rPr>
+      </w:pPr>
+      <w:r>
+        <w:rPr>
           <w:rFonts w:asciiTheme="minorEastAsia" w:hAnsiTheme="minorEastAsia" w:hint="eastAsia"/>
         </w:rPr>
-      </w:pPr>
-      <w:r>
-        <w:rPr>
-          <w:rFonts w:asciiTheme="minorEastAsia" w:hAnsiTheme="minorEastAsia" w:hint="eastAsia"/>
-        </w:rPr>
-        <w:t>优点：容错较高，比较符合统计学规律</w:t>
-      </w:r>
-    </w:p>
-    <w:p>
-      <w:pPr>
-        <w:ind w:firstLine="405"/>
-        <w:rPr>
-          <w:rFonts w:asciiTheme="minorEastAsia" w:hAnsiTheme="minorEastAsia" w:hint="eastAsia"/>
-        </w:rPr>
-      </w:pPr>
-      <w:r>
-        <w:rPr>
-          <w:rFonts w:asciiTheme="minorEastAsia" w:hAnsiTheme="minorEastAsia" w:hint="eastAsia"/>
-        </w:rPr>
-        <w:lastRenderedPageBreak/>
         <w:t>缺点:计算复杂，时间复杂度较高</w:t>
       </w:r>
     </w:p>
@@ -4538,15 +6116,1125 @@
       </w:r>
     </w:p>
     <w:p>
-      <w:r>
-        <w:rPr>
-          <w:rFonts w:hint="eastAsia"/>
-          <w:highlight w:val="red"/>
-        </w:rPr>
-        <w:t>N/A</w:t>
-      </w:r>
-    </w:p>
+      <w:pPr>
+        <w:rPr>
+          <w:rFonts w:hint="eastAsia"/>
+        </w:rPr>
+      </w:pPr>
+      <w:r>
+        <w:rPr>
+          <w:rFonts w:hint="eastAsia"/>
+        </w:rPr>
+        <w:t>lobmeta</w:t>
+      </w:r>
+      <w:r>
+        <w:rPr>
+          <w:rFonts w:hint="eastAsia"/>
+        </w:rPr>
+        <w:t>文件头修复项</w:t>
+      </w:r>
+    </w:p>
+    <w:tbl>
+      <w:tblPr>
+        <w:tblStyle w:val="TableGrid"/>
+        <w:tblW w:w="0" w:type="auto"/>
+        <w:tblLook w:val="04A0"/>
+      </w:tblPr>
+      <w:tblGrid>
+        <w:gridCol w:w="4261"/>
+        <w:gridCol w:w="4261"/>
+      </w:tblGrid>
+      <w:tr>
+        <w:tc>
+          <w:tcPr>
+            <w:tcW w:w="4261" w:type="dxa"/>
+          </w:tcPr>
+          <w:p>
+            <w:r>
+              <w:t>eyeCatcher</w:t>
+            </w:r>
+          </w:p>
+        </w:tc>
+        <w:tc>
+          <w:tcPr>
+            <w:tcW w:w="4261" w:type="dxa"/>
+          </w:tcPr>
+          <w:p>
+            <w:r>
+              <w:rPr>
+                <w:rFonts w:hint="eastAsia"/>
+              </w:rPr>
+              <w:t>SDBLOBM</w:t>
+            </w:r>
+          </w:p>
+        </w:tc>
+      </w:tr>
+      <w:tr>
+        <w:tc>
+          <w:tcPr>
+            <w:tcW w:w="4261" w:type="dxa"/>
+          </w:tcPr>
+          <w:p>
+            <w:r>
+              <w:t>version</w:t>
+            </w:r>
+          </w:p>
+        </w:tc>
+        <w:tc>
+          <w:tcPr>
+            <w:tcW w:w="4261" w:type="dxa"/>
+          </w:tcPr>
+          <w:p>
+            <w:r>
+              <w:rPr>
+                <w:rFonts w:hint="eastAsia"/>
+              </w:rPr>
+              <w:t>lob</w:t>
+            </w:r>
+            <w:r>
+              <w:rPr>
+                <w:rFonts w:hint="eastAsia"/>
+              </w:rPr>
+              <w:t>文件版本号</w:t>
+            </w:r>
+          </w:p>
+        </w:tc>
+      </w:tr>
+      <w:tr>
+        <w:tc>
+          <w:tcPr>
+            <w:tcW w:w="4261" w:type="dxa"/>
+          </w:tcPr>
+          <w:p>
+            <w:r>
+              <w:t>pageSize</w:t>
+            </w:r>
+          </w:p>
+        </w:tc>
+        <w:tc>
+          <w:tcPr>
+            <w:tcW w:w="4261" w:type="dxa"/>
+          </w:tcPr>
+          <w:p>
+            <w:r>
+              <w:rPr>
+                <w:rFonts w:hint="eastAsia"/>
+              </w:rPr>
+              <w:t>页大小</w:t>
+            </w:r>
+          </w:p>
+        </w:tc>
+      </w:tr>
+      <w:tr>
+        <w:tc>
+          <w:tcPr>
+            <w:tcW w:w="4261" w:type="dxa"/>
+          </w:tcPr>
+          <w:p>
+            <w:r>
+              <w:t>storageUnitSize</w:t>
+            </w:r>
+          </w:p>
+        </w:tc>
+        <w:tc>
+          <w:tcPr>
+            <w:tcW w:w="4261" w:type="dxa"/>
+          </w:tcPr>
+          <w:p>
+            <w:r>
+              <w:rPr>
+                <w:rFonts w:hint="eastAsia"/>
+              </w:rPr>
+              <w:t>N/A</w:t>
+            </w:r>
+          </w:p>
+        </w:tc>
+      </w:tr>
+      <w:tr>
+        <w:tc>
+          <w:tcPr>
+            <w:tcW w:w="4261" w:type="dxa"/>
+          </w:tcPr>
+          <w:p>
+            <w:r>
+              <w:t>name</w:t>
+            </w:r>
+          </w:p>
+        </w:tc>
+        <w:tc>
+          <w:tcPr>
+            <w:tcW w:w="4261" w:type="dxa"/>
+          </w:tcPr>
+          <w:p>
+            <w:r>
+              <w:rPr>
+                <w:rFonts w:hint="eastAsia"/>
+              </w:rPr>
+              <w:t>su</w:t>
+            </w:r>
+            <w:r>
+              <w:rPr>
+                <w:rFonts w:hint="eastAsia"/>
+              </w:rPr>
+              <w:t>名</w:t>
+            </w:r>
+          </w:p>
+        </w:tc>
+      </w:tr>
+      <w:tr>
+        <w:tc>
+          <w:tcPr>
+            <w:tcW w:w="4261" w:type="dxa"/>
+          </w:tcPr>
+          <w:p>
+            <w:r>
+              <w:t>sequence</w:t>
+            </w:r>
+          </w:p>
+        </w:tc>
+        <w:tc>
+          <w:tcPr>
+            <w:tcW w:w="4261" w:type="dxa"/>
+          </w:tcPr>
+          <w:p>
+            <w:r>
+              <w:rPr>
+                <w:rFonts w:hint="eastAsia"/>
+              </w:rPr>
+              <w:t>lobm</w:t>
+            </w:r>
+            <w:r>
+              <w:rPr>
+                <w:rFonts w:hint="eastAsia"/>
+              </w:rPr>
+              <w:t>文件</w:t>
+            </w:r>
+            <w:r>
+              <w:rPr>
+                <w:rFonts w:hint="eastAsia"/>
+              </w:rPr>
+              <w:t>sequence</w:t>
+            </w:r>
+            <w:r>
+              <w:rPr>
+                <w:rFonts w:hint="eastAsia"/>
+              </w:rPr>
+              <w:t>号</w:t>
+            </w:r>
+          </w:p>
+        </w:tc>
+      </w:tr>
+      <w:tr>
+        <w:tc>
+          <w:tcPr>
+            <w:tcW w:w="4261" w:type="dxa"/>
+          </w:tcPr>
+          <w:p>
+            <w:r>
+              <w:t>numMB</w:t>
+            </w:r>
+          </w:p>
+        </w:tc>
+        <w:tc>
+          <w:tcPr>
+            <w:tcW w:w="4261" w:type="dxa"/>
+          </w:tcPr>
+          <w:p>
+            <w:r>
+              <w:rPr>
+                <w:rFonts w:hint="eastAsia"/>
+              </w:rPr>
+              <w:t>N/A</w:t>
+            </w:r>
+          </w:p>
+        </w:tc>
+      </w:tr>
+      <w:tr>
+        <w:tc>
+          <w:tcPr>
+            <w:tcW w:w="4261" w:type="dxa"/>
+          </w:tcPr>
+          <w:p>
+            <w:r>
+              <w:t>MBHWM</w:t>
+            </w:r>
+          </w:p>
+        </w:tc>
+        <w:tc>
+          <w:tcPr>
+            <w:tcW w:w="4261" w:type="dxa"/>
+          </w:tcPr>
+          <w:p>
+            <w:r>
+              <w:rPr>
+                <w:rFonts w:hint="eastAsia"/>
+              </w:rPr>
+              <w:t>N/A</w:t>
+            </w:r>
+          </w:p>
+        </w:tc>
+      </w:tr>
+      <w:tr>
+        <w:tc>
+          <w:tcPr>
+            <w:tcW w:w="4261" w:type="dxa"/>
+          </w:tcPr>
+          <w:p>
+            <w:r>
+              <w:t>pageNum</w:t>
+            </w:r>
+          </w:p>
+        </w:tc>
+        <w:tc>
+          <w:tcPr>
+            <w:tcW w:w="4261" w:type="dxa"/>
+          </w:tcPr>
+          <w:p>
+            <w:r>
+              <w:rPr>
+                <w:rFonts w:hint="eastAsia"/>
+              </w:rPr>
+              <w:t>N/A</w:t>
+            </w:r>
+          </w:p>
+        </w:tc>
+      </w:tr>
+      <w:tr>
+        <w:tc>
+          <w:tcPr>
+            <w:tcW w:w="4261" w:type="dxa"/>
+          </w:tcPr>
+          <w:p>
+            <w:r>
+              <w:t>secretValue</w:t>
+            </w:r>
+          </w:p>
+        </w:tc>
+        <w:tc>
+          <w:tcPr>
+            <w:tcW w:w="4261" w:type="dxa"/>
+          </w:tcPr>
+          <w:p>
+            <w:r>
+              <w:rPr>
+                <w:rFonts w:hint="eastAsia"/>
+              </w:rPr>
+              <w:t>N/A</w:t>
+            </w:r>
+          </w:p>
+        </w:tc>
+      </w:tr>
+      <w:tr>
+        <w:tc>
+          <w:tcPr>
+            <w:tcW w:w="4261" w:type="dxa"/>
+          </w:tcPr>
+          <w:p>
+            <w:r>
+              <w:t>lobdPageSize</w:t>
+            </w:r>
+          </w:p>
+        </w:tc>
+        <w:tc>
+          <w:tcPr>
+            <w:tcW w:w="4261" w:type="dxa"/>
+          </w:tcPr>
+          <w:p>
+            <w:r>
+              <w:rPr>
+                <w:rFonts w:hint="eastAsia"/>
+              </w:rPr>
+              <w:t>lob</w:t>
+            </w:r>
+            <w:r>
+              <w:rPr>
+                <w:rFonts w:hint="eastAsia"/>
+              </w:rPr>
+              <w:t>数据文件页大小</w:t>
+            </w:r>
+          </w:p>
+        </w:tc>
+      </w:tr>
+      <w:tr>
+        <w:tc>
+          <w:tcPr>
+            <w:tcW w:w="4261" w:type="dxa"/>
+          </w:tcPr>
+          <w:p>
+            <w:r>
+              <w:t>createLobs</w:t>
+            </w:r>
+          </w:p>
+        </w:tc>
+        <w:tc>
+          <w:tcPr>
+            <w:tcW w:w="4261" w:type="dxa"/>
+          </w:tcPr>
+          <w:p>
+            <w:r>
+              <w:rPr>
+                <w:rFonts w:hint="eastAsia"/>
+              </w:rPr>
+              <w:t>N/A</w:t>
+            </w:r>
+          </w:p>
+        </w:tc>
+      </w:tr>
+      <w:tr>
+        <w:tc>
+          <w:tcPr>
+            <w:tcW w:w="4261" w:type="dxa"/>
+          </w:tcPr>
+          <w:p>
+            <w:r>
+              <w:t>commitFlag</w:t>
+            </w:r>
+          </w:p>
+        </w:tc>
+        <w:tc>
+          <w:tcPr>
+            <w:tcW w:w="4261" w:type="dxa"/>
+          </w:tcPr>
+          <w:p>
+            <w:r>
+              <w:rPr>
+                <w:rFonts w:hint="eastAsia"/>
+              </w:rPr>
+              <w:t>N/A</w:t>
+            </w:r>
+          </w:p>
+        </w:tc>
+      </w:tr>
+      <w:tr>
+        <w:tc>
+          <w:tcPr>
+            <w:tcW w:w="4261" w:type="dxa"/>
+          </w:tcPr>
+          <w:p>
+            <w:r>
+              <w:t>commitLsn</w:t>
+            </w:r>
+          </w:p>
+        </w:tc>
+        <w:tc>
+          <w:tcPr>
+            <w:tcW w:w="4261" w:type="dxa"/>
+          </w:tcPr>
+          <w:p>
+            <w:r>
+              <w:rPr>
+                <w:rFonts w:hint="eastAsia"/>
+              </w:rPr>
+              <w:t>N/A</w:t>
+            </w:r>
+          </w:p>
+        </w:tc>
+      </w:tr>
+      <w:tr>
+        <w:tc>
+          <w:tcPr>
+            <w:tcW w:w="4261" w:type="dxa"/>
+          </w:tcPr>
+          <w:p>
+            <w:r>
+              <w:t>commitTime</w:t>
+            </w:r>
+          </w:p>
+        </w:tc>
+        <w:tc>
+          <w:tcPr>
+            <w:tcW w:w="4261" w:type="dxa"/>
+          </w:tcPr>
+          <w:p>
+            <w:r>
+              <w:rPr>
+                <w:rFonts w:hint="eastAsia"/>
+              </w:rPr>
+              <w:t>N/A</w:t>
+            </w:r>
+          </w:p>
+        </w:tc>
+      </w:tr>
+    </w:tbl>
     <w:p/>
+    <w:p>
+      <w:pPr>
+        <w:rPr>
+          <w:rFonts w:hint="eastAsia"/>
+        </w:rPr>
+      </w:pPr>
+      <w:r>
+        <w:rPr>
+          <w:rFonts w:hint="eastAsia"/>
+        </w:rPr>
+        <w:t>lobmeta</w:t>
+      </w:r>
+      <w:r>
+        <w:rPr>
+          <w:rFonts w:hint="eastAsia"/>
+        </w:rPr>
+        <w:t>文件</w:t>
+      </w:r>
+      <w:r>
+        <w:rPr>
+          <w:rFonts w:hint="eastAsia"/>
+        </w:rPr>
+        <w:t>SME/BME</w:t>
+      </w:r>
+      <w:r>
+        <w:rPr>
+          <w:rFonts w:hint="eastAsia"/>
+        </w:rPr>
+        <w:t>修改和</w:t>
+      </w:r>
+      <w:r>
+        <w:rPr>
+          <w:rFonts w:hint="eastAsia"/>
+        </w:rPr>
+        <w:t>data</w:t>
+      </w:r>
+      <w:r>
+        <w:rPr>
+          <w:rFonts w:hint="eastAsia"/>
+        </w:rPr>
+        <w:t>保持一致</w:t>
+      </w:r>
+    </w:p>
+    <w:p>
+      <w:pPr>
+        <w:rPr>
+          <w:rFonts w:hint="eastAsia"/>
+        </w:rPr>
+      </w:pPr>
+    </w:p>
+    <w:p>
+      <w:r>
+        <w:rPr>
+          <w:rFonts w:hint="eastAsia"/>
+        </w:rPr>
+        <w:t>lobdata</w:t>
+      </w:r>
+      <w:r>
+        <w:rPr>
+          <w:rFonts w:hint="eastAsia"/>
+        </w:rPr>
+        <w:t>文件头修复项</w:t>
+      </w:r>
+    </w:p>
+    <w:tbl>
+      <w:tblPr>
+        <w:tblStyle w:val="TableGrid"/>
+        <w:tblW w:w="0" w:type="auto"/>
+        <w:tblInd w:w="534" w:type="dxa"/>
+        <w:tblLook w:val="04A0"/>
+      </w:tblPr>
+      <w:tblGrid>
+        <w:gridCol w:w="2840"/>
+        <w:gridCol w:w="2841"/>
+      </w:tblGrid>
+      <w:tr>
+        <w:tc>
+          <w:tcPr>
+            <w:tcW w:w="2840" w:type="dxa"/>
+          </w:tcPr>
+          <w:p>
+            <w:pPr>
+              <w:ind w:rightChars="-116" w:right="-244"/>
+            </w:pPr>
+            <w:r>
+              <w:rPr>
+                <w:rFonts w:hint="eastAsia"/>
+              </w:rPr>
+              <w:t>检查项</w:t>
+            </w:r>
+          </w:p>
+        </w:tc>
+        <w:tc>
+          <w:tcPr>
+            <w:tcW w:w="2841" w:type="dxa"/>
+          </w:tcPr>
+          <w:p>
+            <w:pPr>
+              <w:ind w:rightChars="-116" w:right="-244"/>
+            </w:pPr>
+            <w:r>
+              <w:rPr>
+                <w:rFonts w:hint="eastAsia"/>
+              </w:rPr>
+              <w:t>期望值</w:t>
+            </w:r>
+          </w:p>
+        </w:tc>
+      </w:tr>
+      <w:tr>
+        <w:tc>
+          <w:tcPr>
+            <w:tcW w:w="2840" w:type="dxa"/>
+          </w:tcPr>
+          <w:p>
+            <w:pPr>
+              <w:ind w:rightChars="-116" w:right="-244"/>
+            </w:pPr>
+            <w:r>
+              <w:t>E</w:t>
+            </w:r>
+            <w:r>
+              <w:rPr>
+                <w:rFonts w:hint="eastAsia"/>
+              </w:rPr>
+              <w:t>yecatch</w:t>
+            </w:r>
+          </w:p>
+        </w:tc>
+        <w:tc>
+          <w:tcPr>
+            <w:tcW w:w="2841" w:type="dxa"/>
+          </w:tcPr>
+          <w:p>
+            <w:pPr>
+              <w:ind w:rightChars="-116" w:right="-244"/>
+            </w:pPr>
+            <w:r>
+              <w:rPr>
+                <w:rFonts w:hint="eastAsia"/>
+              </w:rPr>
+              <w:t>SDBLOBD</w:t>
+            </w:r>
+          </w:p>
+        </w:tc>
+      </w:tr>
+      <w:tr>
+        <w:tc>
+          <w:tcPr>
+            <w:tcW w:w="2840" w:type="dxa"/>
+          </w:tcPr>
+          <w:p>
+            <w:pPr>
+              <w:ind w:rightChars="-116" w:right="-244"/>
+            </w:pPr>
+            <w:r>
+              <w:rPr>
+                <w:rFonts w:hint="eastAsia"/>
+              </w:rPr>
+              <w:t>version</w:t>
+            </w:r>
+          </w:p>
+        </w:tc>
+        <w:tc>
+          <w:tcPr>
+            <w:tcW w:w="2841" w:type="dxa"/>
+          </w:tcPr>
+          <w:p>
+            <w:pPr>
+              <w:ind w:rightChars="-116" w:right="-244"/>
+            </w:pPr>
+            <w:r>
+              <w:rPr>
+                <w:rFonts w:hint="eastAsia"/>
+              </w:rPr>
+              <w:t>&lt;=DMS_LOB_CUR_VERSION</w:t>
+            </w:r>
+          </w:p>
+        </w:tc>
+      </w:tr>
+      <w:tr>
+        <w:tc>
+          <w:tcPr>
+            <w:tcW w:w="2840" w:type="dxa"/>
+          </w:tcPr>
+          <w:p>
+            <w:pPr>
+              <w:ind w:rightChars="-116" w:right="-244"/>
+            </w:pPr>
+            <w:r>
+              <w:rPr>
+                <w:rFonts w:hint="eastAsia"/>
+              </w:rPr>
+              <w:t>pageSize</w:t>
+            </w:r>
+          </w:p>
+        </w:tc>
+        <w:tc>
+          <w:tcPr>
+            <w:tcW w:w="2841" w:type="dxa"/>
+          </w:tcPr>
+          <w:p>
+            <w:pPr>
+              <w:ind w:rightChars="-116" w:right="-244"/>
+            </w:pPr>
+            <w:r>
+              <w:rPr>
+                <w:rFonts w:hint="eastAsia"/>
+              </w:rPr>
+              <w:t>0</w:t>
+            </w:r>
+          </w:p>
+        </w:tc>
+      </w:tr>
+      <w:tr>
+        <w:tc>
+          <w:tcPr>
+            <w:tcW w:w="2840" w:type="dxa"/>
+          </w:tcPr>
+          <w:p>
+            <w:pPr>
+              <w:ind w:rightChars="-116" w:right="-244"/>
+              <w:rPr>
+                <w:rFonts w:hint="eastAsia"/>
+              </w:rPr>
+            </w:pPr>
+            <w:r>
+              <w:rPr>
+                <w:rFonts w:hint="eastAsia"/>
+              </w:rPr>
+              <w:t>lobdPageSize</w:t>
+            </w:r>
+          </w:p>
+        </w:tc>
+        <w:tc>
+          <w:tcPr>
+            <w:tcW w:w="2841" w:type="dxa"/>
+          </w:tcPr>
+          <w:p>
+            <w:pPr>
+              <w:ind w:rightChars="-116" w:right="-244"/>
+            </w:pPr>
+            <w:r>
+              <w:rPr>
+                <w:rFonts w:hint="eastAsia"/>
+              </w:rPr>
+              <w:t>N/A</w:t>
+            </w:r>
+          </w:p>
+        </w:tc>
+      </w:tr>
+      <w:tr>
+        <w:tc>
+          <w:tcPr>
+            <w:tcW w:w="2840" w:type="dxa"/>
+          </w:tcPr>
+          <w:p>
+            <w:pPr>
+              <w:ind w:rightChars="-116" w:right="-244"/>
+            </w:pPr>
+            <w:r>
+              <w:rPr>
+                <w:rFonts w:hint="eastAsia"/>
+              </w:rPr>
+              <w:t>storageUnitSize</w:t>
+            </w:r>
+          </w:p>
+        </w:tc>
+        <w:tc>
+          <w:tcPr>
+            <w:tcW w:w="2841" w:type="dxa"/>
+          </w:tcPr>
+          <w:p>
+            <w:pPr>
+              <w:ind w:rightChars="-116" w:right="-244"/>
+            </w:pPr>
+            <w:r>
+              <w:rPr>
+                <w:rFonts w:hint="eastAsia"/>
+              </w:rPr>
+              <w:t>N/A</w:t>
+            </w:r>
+          </w:p>
+        </w:tc>
+      </w:tr>
+      <w:tr>
+        <w:tc>
+          <w:tcPr>
+            <w:tcW w:w="2840" w:type="dxa"/>
+          </w:tcPr>
+          <w:p>
+            <w:pPr>
+              <w:ind w:rightChars="-116" w:right="-244"/>
+            </w:pPr>
+            <w:r>
+              <w:rPr>
+                <w:rFonts w:hint="eastAsia"/>
+              </w:rPr>
+              <w:lastRenderedPageBreak/>
+              <w:t>name</w:t>
+            </w:r>
+          </w:p>
+        </w:tc>
+        <w:tc>
+          <w:tcPr>
+            <w:tcW w:w="2841" w:type="dxa"/>
+          </w:tcPr>
+          <w:p>
+            <w:pPr>
+              <w:ind w:rightChars="-116" w:right="-244"/>
+            </w:pPr>
+            <w:r>
+              <w:rPr>
+                <w:rFonts w:hint="eastAsia"/>
+              </w:rPr>
+              <w:t>su</w:t>
+            </w:r>
+            <w:r>
+              <w:rPr>
+                <w:rFonts w:hint="eastAsia"/>
+              </w:rPr>
+              <w:t>名</w:t>
+            </w:r>
+          </w:p>
+        </w:tc>
+      </w:tr>
+      <w:tr>
+        <w:tc>
+          <w:tcPr>
+            <w:tcW w:w="2840" w:type="dxa"/>
+          </w:tcPr>
+          <w:p>
+            <w:pPr>
+              <w:ind w:rightChars="-116" w:right="-244"/>
+            </w:pPr>
+            <w:r>
+              <w:rPr>
+                <w:rFonts w:hint="eastAsia"/>
+              </w:rPr>
+              <w:t>numMB</w:t>
+            </w:r>
+          </w:p>
+        </w:tc>
+        <w:tc>
+          <w:tcPr>
+            <w:tcW w:w="2841" w:type="dxa"/>
+          </w:tcPr>
+          <w:p>
+            <w:pPr>
+              <w:ind w:rightChars="-116" w:right="-244"/>
+            </w:pPr>
+            <w:r>
+              <w:rPr>
+                <w:rFonts w:hint="eastAsia"/>
+              </w:rPr>
+              <w:t>N/A</w:t>
+            </w:r>
+          </w:p>
+        </w:tc>
+      </w:tr>
+      <w:tr>
+        <w:tc>
+          <w:tcPr>
+            <w:tcW w:w="2840" w:type="dxa"/>
+          </w:tcPr>
+          <w:p>
+            <w:pPr>
+              <w:ind w:rightChars="-116" w:right="-244"/>
+            </w:pPr>
+            <w:r>
+              <w:rPr>
+                <w:rFonts w:hint="eastAsia"/>
+              </w:rPr>
+              <w:t>MBHWM</w:t>
+            </w:r>
+          </w:p>
+        </w:tc>
+        <w:tc>
+          <w:tcPr>
+            <w:tcW w:w="2841" w:type="dxa"/>
+          </w:tcPr>
+          <w:p>
+            <w:pPr>
+              <w:ind w:leftChars="13" w:left="27" w:rightChars="-116" w:right="-244"/>
+            </w:pPr>
+            <w:r>
+              <w:rPr>
+                <w:rFonts w:hint="eastAsia"/>
+              </w:rPr>
+              <w:t>N/A</w:t>
+            </w:r>
+          </w:p>
+        </w:tc>
+      </w:tr>
+      <w:tr>
+        <w:tc>
+          <w:tcPr>
+            <w:tcW w:w="2840" w:type="dxa"/>
+          </w:tcPr>
+          <w:p>
+            <w:pPr>
+              <w:ind w:rightChars="-116" w:right="-244"/>
+            </w:pPr>
+            <w:r>
+              <w:rPr>
+                <w:rFonts w:hint="eastAsia"/>
+              </w:rPr>
+              <w:t>pageNum</w:t>
+            </w:r>
+          </w:p>
+        </w:tc>
+        <w:tc>
+          <w:tcPr>
+            <w:tcW w:w="2841" w:type="dxa"/>
+          </w:tcPr>
+          <w:p>
+            <w:pPr>
+              <w:ind w:leftChars="13" w:left="27" w:rightChars="-116" w:right="-244"/>
+            </w:pPr>
+            <w:r>
+              <w:rPr>
+                <w:rFonts w:hint="eastAsia"/>
+              </w:rPr>
+              <w:t>N/A</w:t>
+            </w:r>
+          </w:p>
+        </w:tc>
+      </w:tr>
+      <w:tr>
+        <w:tc>
+          <w:tcPr>
+            <w:tcW w:w="2840" w:type="dxa"/>
+          </w:tcPr>
+          <w:p>
+            <w:pPr>
+              <w:ind w:rightChars="-116" w:right="-244"/>
+            </w:pPr>
+            <w:r>
+              <w:rPr>
+                <w:rFonts w:hint="eastAsia"/>
+              </w:rPr>
+              <w:t>screteValue</w:t>
+            </w:r>
+          </w:p>
+        </w:tc>
+        <w:tc>
+          <w:tcPr>
+            <w:tcW w:w="2841" w:type="dxa"/>
+          </w:tcPr>
+          <w:p>
+            <w:pPr>
+              <w:ind w:leftChars="13" w:left="27" w:rightChars="-116" w:right="-244"/>
+            </w:pPr>
+            <w:r>
+              <w:rPr>
+                <w:rFonts w:hint="eastAsia"/>
+              </w:rPr>
+              <w:t>N/A</w:t>
+            </w:r>
+          </w:p>
+        </w:tc>
+      </w:tr>
+      <w:tr>
+        <w:tc>
+          <w:tcPr>
+            <w:tcW w:w="2840" w:type="dxa"/>
+          </w:tcPr>
+          <w:p>
+            <w:pPr>
+              <w:ind w:rightChars="-116" w:right="-244"/>
+              <w:rPr>
+                <w:rFonts w:hint="eastAsia"/>
+              </w:rPr>
+            </w:pPr>
+            <w:r>
+              <w:rPr>
+                <w:rFonts w:hint="eastAsia"/>
+              </w:rPr>
+              <w:t>createLobs</w:t>
+            </w:r>
+          </w:p>
+        </w:tc>
+        <w:tc>
+          <w:tcPr>
+            <w:tcW w:w="2841" w:type="dxa"/>
+          </w:tcPr>
+          <w:p>
+            <w:pPr>
+              <w:ind w:leftChars="13" w:left="27" w:rightChars="-116" w:right="-244"/>
+              <w:rPr>
+                <w:rFonts w:hint="eastAsia"/>
+              </w:rPr>
+            </w:pPr>
+            <w:r>
+              <w:rPr>
+                <w:rFonts w:hint="eastAsia"/>
+              </w:rPr>
+              <w:t>N/A</w:t>
+            </w:r>
+          </w:p>
+        </w:tc>
+      </w:tr>
+      <w:tr>
+        <w:tc>
+          <w:tcPr>
+            <w:tcW w:w="2840" w:type="dxa"/>
+          </w:tcPr>
+          <w:p>
+            <w:pPr>
+              <w:ind w:rightChars="-116" w:right="-244"/>
+              <w:rPr>
+                <w:rFonts w:hint="eastAsia"/>
+              </w:rPr>
+            </w:pPr>
+            <w:r>
+              <w:rPr>
+                <w:rFonts w:hint="eastAsia"/>
+              </w:rPr>
+              <w:t>commitFlag</w:t>
+            </w:r>
+          </w:p>
+        </w:tc>
+        <w:tc>
+          <w:tcPr>
+            <w:tcW w:w="2841" w:type="dxa"/>
+          </w:tcPr>
+          <w:p>
+            <w:pPr>
+              <w:ind w:leftChars="13" w:left="27" w:rightChars="-116" w:right="-244"/>
+              <w:rPr>
+                <w:rFonts w:hint="eastAsia"/>
+              </w:rPr>
+            </w:pPr>
+            <w:r>
+              <w:rPr>
+                <w:rFonts w:hint="eastAsia"/>
+              </w:rPr>
+              <w:t>N/A</w:t>
+            </w:r>
+          </w:p>
+        </w:tc>
+      </w:tr>
+      <w:tr>
+        <w:tc>
+          <w:tcPr>
+            <w:tcW w:w="2840" w:type="dxa"/>
+          </w:tcPr>
+          <w:p>
+            <w:pPr>
+              <w:ind w:rightChars="-116" w:right="-244"/>
+              <w:rPr>
+                <w:rFonts w:hint="eastAsia"/>
+              </w:rPr>
+            </w:pPr>
+            <w:r>
+              <w:rPr>
+                <w:rFonts w:hint="eastAsia"/>
+              </w:rPr>
+              <w:t>commitLsn</w:t>
+            </w:r>
+          </w:p>
+        </w:tc>
+        <w:tc>
+          <w:tcPr>
+            <w:tcW w:w="2841" w:type="dxa"/>
+          </w:tcPr>
+          <w:p>
+            <w:pPr>
+              <w:ind w:leftChars="13" w:left="27" w:rightChars="-116" w:right="-244"/>
+              <w:rPr>
+                <w:rFonts w:hint="eastAsia"/>
+              </w:rPr>
+            </w:pPr>
+            <w:r>
+              <w:rPr>
+                <w:rFonts w:hint="eastAsia"/>
+              </w:rPr>
+              <w:t>N/A</w:t>
+            </w:r>
+          </w:p>
+        </w:tc>
+      </w:tr>
+      <w:tr>
+        <w:tc>
+          <w:tcPr>
+            <w:tcW w:w="2840" w:type="dxa"/>
+          </w:tcPr>
+          <w:p>
+            <w:pPr>
+              <w:ind w:rightChars="-116" w:right="-244"/>
+              <w:rPr>
+                <w:rFonts w:hint="eastAsia"/>
+              </w:rPr>
+            </w:pPr>
+            <w:r>
+              <w:rPr>
+                <w:rFonts w:hint="eastAsia"/>
+              </w:rPr>
+              <w:t>commitTime</w:t>
+            </w:r>
+          </w:p>
+        </w:tc>
+        <w:tc>
+          <w:tcPr>
+            <w:tcW w:w="2841" w:type="dxa"/>
+          </w:tcPr>
+          <w:p>
+            <w:pPr>
+              <w:ind w:leftChars="13" w:left="27" w:rightChars="-116" w:right="-244"/>
+              <w:rPr>
+                <w:rFonts w:hint="eastAsia"/>
+              </w:rPr>
+            </w:pPr>
+            <w:r>
+              <w:rPr>
+                <w:rFonts w:hint="eastAsia"/>
+              </w:rPr>
+              <w:t>N/A</w:t>
+            </w:r>
+          </w:p>
+        </w:tc>
+      </w:tr>
+    </w:tbl>
+    <w:p>
+      <w:pPr>
+        <w:rPr>
+          <w:rFonts w:hint="eastAsia"/>
+        </w:rPr>
+      </w:pPr>
+    </w:p>
+    <w:p>
+      <w:pPr>
+        <w:pStyle w:val="ListParagraph"/>
+        <w:ind w:left="420" w:firstLineChars="0" w:firstLine="0"/>
+      </w:pPr>
+      <w:r>
+        <w:rPr>
+          <w:rFonts w:hint="eastAsia"/>
+        </w:rPr>
+        <w:t>暂时不支持</w:t>
+      </w:r>
+      <w:r>
+        <w:rPr>
+          <w:rFonts w:hint="eastAsia"/>
+        </w:rPr>
+        <w:t>dmsLobMeta</w:t>
+      </w:r>
+      <w:r>
+        <w:rPr>
+          <w:rFonts w:hint="eastAsia"/>
+        </w:rPr>
+        <w:t>和</w:t>
+      </w:r>
+      <w:r>
+        <w:rPr>
+          <w:rFonts w:hint="eastAsia"/>
+        </w:rPr>
+        <w:t>dmsLobDataMapBlk</w:t>
+      </w:r>
+      <w:r>
+        <w:rPr>
+          <w:rFonts w:hint="eastAsia"/>
+        </w:rPr>
+        <w:t>修复，需要先提供</w:t>
+      </w:r>
+      <w:r>
+        <w:rPr>
+          <w:rFonts w:hint="eastAsia"/>
+        </w:rPr>
+        <w:t>oid</w:t>
+      </w:r>
+      <w:r>
+        <w:rPr>
+          <w:rFonts w:hint="eastAsia"/>
+        </w:rPr>
+        <w:t>参数的支持。</w:t>
+      </w:r>
+    </w:p>
     <w:p>
       <w:pPr>
         <w:pStyle w:val="ListParagraph"/>
@@ -4593,25 +7281,22 @@
           <w:numId w:val="2"/>
         </w:numPr>
       </w:pPr>
-      <w:commentRangeStart w:id="2"/>
       <w:r>
         <w:rPr>
           <w:rFonts w:hint="eastAsia"/>
         </w:rPr>
         <w:t>遗留问题</w:t>
       </w:r>
-      <w:commentRangeEnd w:id="2"/>
-      <w:r>
-        <w:rPr>
-          <w:rStyle w:val="CommentReference"/>
-          <w:b w:val="0"/>
-          <w:bCs w:val="0"/>
-          <w:kern w:val="2"/>
-        </w:rPr>
-        <w:commentReference w:id="2"/>
-      </w:r>
-    </w:p>
-    <w:p>
+    </w:p>
+    <w:p>
+      <w:pPr>
+        <w:pStyle w:val="ListParagraph"/>
+        <w:numPr>
+          <w:ilvl w:val="0"/>
+          <w:numId w:val="16"/>
+        </w:numPr>
+        <w:ind w:firstLineChars="0"/>
+      </w:pPr>
       <w:r>
         <w:rPr>
           <w:rFonts w:hint="eastAsia"/>
@@ -4650,6 +7335,17 @@
       </w:r>
     </w:p>
     <w:p>
+      <w:pPr>
+        <w:pStyle w:val="ListParagraph"/>
+        <w:numPr>
+          <w:ilvl w:val="0"/>
+          <w:numId w:val="16"/>
+        </w:numPr>
+        <w:ind w:firstLineChars="0"/>
+        <w:rPr>
+          <w:rFonts w:hint="eastAsia"/>
+        </w:rPr>
+      </w:pPr>
       <w:r>
         <w:rPr>
           <w:rFonts w:hint="eastAsia"/>
@@ -4686,6 +7382,86 @@
         </w:rPr>
         <w:t>的方式传入数值，具体需要修改哪项的内容，需要上层业务帮忙确定</w:t>
       </w:r>
+    </w:p>
+    <w:p>
+      <w:pPr>
+        <w:pStyle w:val="ListParagraph"/>
+        <w:numPr>
+          <w:ilvl w:val="0"/>
+          <w:numId w:val="16"/>
+        </w:numPr>
+        <w:ind w:firstLineChars="0"/>
+        <w:rPr>
+          <w:rFonts w:hint="eastAsia"/>
+        </w:rPr>
+      </w:pPr>
+      <w:r>
+        <w:rPr>
+          <w:rFonts w:hint="eastAsia"/>
+        </w:rPr>
+        <w:t>增加</w:t>
+      </w:r>
+      <w:r>
+        <w:rPr>
+          <w:rFonts w:hint="eastAsia"/>
+        </w:rPr>
+        <w:t>OID</w:t>
+      </w:r>
+      <w:r>
+        <w:rPr>
+          <w:rFonts w:hint="eastAsia"/>
+        </w:rPr>
+        <w:t>，对单个对象进行导出检查等操作。</w:t>
+      </w:r>
+    </w:p>
+    <w:p>
+      <w:pPr>
+        <w:pStyle w:val="ListParagraph"/>
+        <w:numPr>
+          <w:ilvl w:val="0"/>
+          <w:numId w:val="16"/>
+        </w:numPr>
+        <w:ind w:firstLineChars="0"/>
+        <w:rPr>
+          <w:rFonts w:hint="eastAsia"/>
+        </w:rPr>
+      </w:pPr>
+      <w:r>
+        <w:rPr>
+          <w:rFonts w:hint="eastAsia"/>
+        </w:rPr>
+        <w:t>增加对</w:t>
+      </w:r>
+      <w:r>
+        <w:rPr>
+          <w:rFonts w:hint="eastAsia"/>
+        </w:rPr>
+        <w:t>lob</w:t>
+      </w:r>
+      <w:r>
+        <w:rPr>
+          <w:rFonts w:hint="eastAsia"/>
+        </w:rPr>
+        <w:t>文件，单条记录的元数据进行修复（需要先完成遗留问题</w:t>
+      </w:r>
+      <w:r>
+        <w:rPr>
+          <w:rFonts w:hint="eastAsia"/>
+        </w:rPr>
+        <w:t>3</w:t>
+      </w:r>
+      <w:r>
+        <w:rPr>
+          <w:rFonts w:hint="eastAsia"/>
+        </w:rPr>
+        <w:t>）</w:t>
+      </w:r>
+    </w:p>
+    <w:p>
+      <w:pPr>
+        <w:pStyle w:val="ListParagraph"/>
+        <w:ind w:left="420" w:firstLineChars="0" w:firstLine="0"/>
+      </w:pPr>
     </w:p>
     <w:sectPr>
       <w:pgSz w:w="11906" w:h="16838"/>
@@ -4699,7 +7475,7 @@
 
 <file path=word/comments.xml><?xml version="1.0" encoding="utf-8"?>
 <w:comments xmlns:ve="http://schemas.openxmlformats.org/markup-compatibility/2006" xmlns:o="urn:schemas-microsoft-com:office:office" xmlns:r="http://schemas.openxmlformats.org/officeDocument/2006/relationships" xmlns:m="http://schemas.openxmlformats.org/officeDocument/2006/math" xmlns:v="urn:schemas-microsoft-com:vml" xmlns:wp="http://schemas.openxmlformats.org/drawingml/2006/wordprocessingDrawing" xmlns:w10="urn:schemas-microsoft-com:office:word" xmlns:w="http://schemas.openxmlformats.org/wordprocessingml/2006/main" xmlns:wne="http://schemas.microsoft.com/office/word/2006/wordml">
-  <w:comment w:id="0" w:author="yangshangde" w:date="2017-10-23T09:42:00Z" w:initials="y">
+  <w:comment w:id="0" w:author="yangchao" w:date="2017-10-26T15:52:00Z" w:initials="y">
     <w:p>
       <w:pPr>
         <w:pStyle w:val="CommentText"/>
@@ -4714,17 +7490,35 @@
         <w:rPr>
           <w:rFonts w:hint="eastAsia"/>
         </w:rPr>
-        <w:t>名称补充在下面</w:t>
-      </w:r>
-      <w:r>
-        <w:rPr>
-          <w:rFonts w:hint="eastAsia"/>
-        </w:rPr>
-        <w:tab/>
+        <w:t>增加新参数</w:t>
+      </w:r>
+      <w:r>
+        <w:rPr>
+          <w:rFonts w:hint="eastAsia"/>
+        </w:rPr>
+        <w:t xml:space="preserve">-oid </w:t>
+      </w:r>
+      <w:r>
+        <w:rPr>
+          <w:rFonts w:hint="eastAsia"/>
+        </w:rPr>
+        <w:t>来支持某一个</w:t>
+      </w:r>
+      <w:r>
+        <w:rPr>
+          <w:rFonts w:hint="eastAsia"/>
+        </w:rPr>
+        <w:t>oid</w:t>
+      </w:r>
+      <w:r>
+        <w:rPr>
+          <w:rFonts w:hint="eastAsia"/>
+        </w:rPr>
+        <w:t>的操作</w:t>
       </w:r>
     </w:p>
   </w:comment>
-  <w:comment w:id="1" w:author="yangshangde" w:date="2017-10-23T09:56:00Z" w:initials="y">
+  <w:comment w:id="1" w:author="yangchao" w:date="2017-10-26T15:41:00Z" w:initials="y">
     <w:p>
       <w:pPr>
         <w:pStyle w:val="CommentText"/>
@@ -4739,31 +7533,19 @@
         <w:rPr>
           <w:rFonts w:hint="eastAsia"/>
         </w:rPr>
-        <w:t xml:space="preserve">1.12 ? </w:t>
-      </w:r>
-    </w:p>
-    <w:p>
-      <w:pPr>
-        <w:pStyle w:val="CommentText"/>
-      </w:pPr>
-    </w:p>
-  </w:comment>
-  <w:comment w:id="2" w:author="yangshangde" w:date="2017-10-23T10:12:00Z" w:initials="y">
-    <w:p>
-      <w:pPr>
-        <w:pStyle w:val="CommentText"/>
-      </w:pPr>
-      <w:r>
-        <w:rPr>
-          <w:rStyle w:val="CommentReference"/>
-        </w:rPr>
-        <w:annotationRef/>
-      </w:r>
-      <w:r>
-        <w:rPr>
-          <w:rFonts w:hint="eastAsia"/>
-        </w:rPr>
-        <w:t>桶的均匀性分析这块需要加上</w:t>
+        <w:t>打印</w:t>
+      </w:r>
+      <w:r>
+        <w:rPr>
+          <w:rFonts w:hint="eastAsia"/>
+        </w:rPr>
+        <w:t>bucket</w:t>
+      </w:r>
+      <w:r>
+        <w:rPr>
+          <w:rFonts w:hint="eastAsia"/>
+        </w:rPr>
+        <w:t>中间信息，结果自己判断</w:t>
       </w:r>
     </w:p>
   </w:comment>
@@ -5076,7 +7858,7 @@
   <w:abstractNum w:abstractNumId="3">
     <w:nsid w:val="12050332"/>
     <w:multiLevelType w:val="hybridMultilevel"/>
-    <w:tmpl w:val="7D907312"/>
+    <w:tmpl w:val="04163480"/>
     <w:lvl w:ilvl="0" w:tplc="0409000F">
       <w:start w:val="1"/>
       <w:numFmt w:val="decimal"/>
@@ -5246,6 +8028,92 @@
     </w:lvl>
   </w:abstractNum>
   <w:abstractNum w:abstractNumId="5">
+    <w:nsid w:val="2636220E"/>
+    <w:multiLevelType w:val="hybridMultilevel"/>
+    <w:tmpl w:val="46FEE9AE"/>
+    <w:lvl w:ilvl="0" w:tplc="0409001B">
+      <w:start w:val="1"/>
+      <w:numFmt w:val="lowerRoman"/>
+      <w:lvlText w:val="%1."/>
+      <w:lvlJc w:val="right"/>
+      <w:pPr>
+        <w:ind w:left="420" w:hanging="420"/>
+      </w:pPr>
+    </w:lvl>
+    <w:lvl w:ilvl="1" w:tplc="04090019" w:tentative="1">
+      <w:start w:val="1"/>
+      <w:numFmt w:val="lowerLetter"/>
+      <w:lvlText w:val="%2)"/>
+      <w:lvlJc w:val="left"/>
+      <w:pPr>
+        <w:ind w:left="840" w:hanging="420"/>
+      </w:pPr>
+    </w:lvl>
+    <w:lvl w:ilvl="2" w:tplc="0409001B" w:tentative="1">
+      <w:start w:val="1"/>
+      <w:numFmt w:val="lowerRoman"/>
+      <w:lvlText w:val="%3."/>
+      <w:lvlJc w:val="right"/>
+      <w:pPr>
+        <w:ind w:left="1260" w:hanging="420"/>
+      </w:pPr>
+    </w:lvl>
+    <w:lvl w:ilvl="3" w:tplc="0409000F" w:tentative="1">
+      <w:start w:val="1"/>
+      <w:numFmt w:val="decimal"/>
+      <w:lvlText w:val="%4."/>
+      <w:lvlJc w:val="left"/>
+      <w:pPr>
+        <w:ind w:left="1680" w:hanging="420"/>
+      </w:pPr>
+    </w:lvl>
+    <w:lvl w:ilvl="4" w:tplc="04090019" w:tentative="1">
+      <w:start w:val="1"/>
+      <w:numFmt w:val="lowerLetter"/>
+      <w:lvlText w:val="%5)"/>
+      <w:lvlJc w:val="left"/>
+      <w:pPr>
+        <w:ind w:left="2100" w:hanging="420"/>
+      </w:pPr>
+    </w:lvl>
+    <w:lvl w:ilvl="5" w:tplc="0409001B" w:tentative="1">
+      <w:start w:val="1"/>
+      <w:numFmt w:val="lowerRoman"/>
+      <w:lvlText w:val="%6."/>
+      <w:lvlJc w:val="right"/>
+      <w:pPr>
+        <w:ind w:left="2520" w:hanging="420"/>
+      </w:pPr>
+    </w:lvl>
+    <w:lvl w:ilvl="6" w:tplc="0409000F" w:tentative="1">
+      <w:start w:val="1"/>
+      <w:numFmt w:val="decimal"/>
+      <w:lvlText w:val="%7."/>
+      <w:lvlJc w:val="left"/>
+      <w:pPr>
+        <w:ind w:left="2940" w:hanging="420"/>
+      </w:pPr>
+    </w:lvl>
+    <w:lvl w:ilvl="7" w:tplc="04090019" w:tentative="1">
+      <w:start w:val="1"/>
+      <w:numFmt w:val="lowerLetter"/>
+      <w:lvlText w:val="%8)"/>
+      <w:lvlJc w:val="left"/>
+      <w:pPr>
+        <w:ind w:left="3360" w:hanging="420"/>
+      </w:pPr>
+    </w:lvl>
+    <w:lvl w:ilvl="8" w:tplc="0409001B" w:tentative="1">
+      <w:start w:val="1"/>
+      <w:numFmt w:val="lowerRoman"/>
+      <w:lvlText w:val="%9."/>
+      <w:lvlJc w:val="right"/>
+      <w:pPr>
+        <w:ind w:left="3780" w:hanging="420"/>
+      </w:pPr>
+    </w:lvl>
+  </w:abstractNum>
+  <w:abstractNum w:abstractNumId="6">
     <w:nsid w:val="2E605B66"/>
     <w:multiLevelType w:val="hybridMultilevel"/>
     <w:tmpl w:val="54E67030"/>
@@ -5331,7 +8199,7 @@
       </w:pPr>
     </w:lvl>
   </w:abstractNum>
-  <w:abstractNum w:abstractNumId="6">
+  <w:abstractNum w:abstractNumId="7">
     <w:nsid w:val="3503793D"/>
     <w:multiLevelType w:val="hybridMultilevel"/>
     <w:tmpl w:val="6F765FF2"/>
@@ -5420,7 +8288,7 @@
       </w:pPr>
     </w:lvl>
   </w:abstractNum>
-  <w:abstractNum w:abstractNumId="7">
+  <w:abstractNum w:abstractNumId="8">
     <w:nsid w:val="383B73B6"/>
     <w:multiLevelType w:val="hybridMultilevel"/>
     <w:tmpl w:val="1E54012E"/>
@@ -5510,7 +8378,179 @@
       </w:pPr>
     </w:lvl>
   </w:abstractNum>
-  <w:abstractNum w:abstractNumId="8">
+  <w:abstractNum w:abstractNumId="9">
+    <w:nsid w:val="3F270187"/>
+    <w:multiLevelType w:val="hybridMultilevel"/>
+    <w:tmpl w:val="9DCC1E10"/>
+    <w:lvl w:ilvl="0" w:tplc="04090019">
+      <w:start w:val="1"/>
+      <w:numFmt w:val="lowerLetter"/>
+      <w:lvlText w:val="%1)"/>
+      <w:lvlJc w:val="left"/>
+      <w:pPr>
+        <w:ind w:left="420" w:hanging="420"/>
+      </w:pPr>
+    </w:lvl>
+    <w:lvl w:ilvl="1" w:tplc="04090019" w:tentative="1">
+      <w:start w:val="1"/>
+      <w:numFmt w:val="lowerLetter"/>
+      <w:lvlText w:val="%2)"/>
+      <w:lvlJc w:val="left"/>
+      <w:pPr>
+        <w:ind w:left="840" w:hanging="420"/>
+      </w:pPr>
+    </w:lvl>
+    <w:lvl w:ilvl="2" w:tplc="0409001B" w:tentative="1">
+      <w:start w:val="1"/>
+      <w:numFmt w:val="lowerRoman"/>
+      <w:lvlText w:val="%3."/>
+      <w:lvlJc w:val="right"/>
+      <w:pPr>
+        <w:ind w:left="1260" w:hanging="420"/>
+      </w:pPr>
+    </w:lvl>
+    <w:lvl w:ilvl="3" w:tplc="0409000F" w:tentative="1">
+      <w:start w:val="1"/>
+      <w:numFmt w:val="decimal"/>
+      <w:lvlText w:val="%4."/>
+      <w:lvlJc w:val="left"/>
+      <w:pPr>
+        <w:ind w:left="1680" w:hanging="420"/>
+      </w:pPr>
+    </w:lvl>
+    <w:lvl w:ilvl="4" w:tplc="04090019" w:tentative="1">
+      <w:start w:val="1"/>
+      <w:numFmt w:val="lowerLetter"/>
+      <w:lvlText w:val="%5)"/>
+      <w:lvlJc w:val="left"/>
+      <w:pPr>
+        <w:ind w:left="2100" w:hanging="420"/>
+      </w:pPr>
+    </w:lvl>
+    <w:lvl w:ilvl="5" w:tplc="0409001B" w:tentative="1">
+      <w:start w:val="1"/>
+      <w:numFmt w:val="lowerRoman"/>
+      <w:lvlText w:val="%6."/>
+      <w:lvlJc w:val="right"/>
+      <w:pPr>
+        <w:ind w:left="2520" w:hanging="420"/>
+      </w:pPr>
+    </w:lvl>
+    <w:lvl w:ilvl="6" w:tplc="0409000F" w:tentative="1">
+      <w:start w:val="1"/>
+      <w:numFmt w:val="decimal"/>
+      <w:lvlText w:val="%7."/>
+      <w:lvlJc w:val="left"/>
+      <w:pPr>
+        <w:ind w:left="2940" w:hanging="420"/>
+      </w:pPr>
+    </w:lvl>
+    <w:lvl w:ilvl="7" w:tplc="04090019" w:tentative="1">
+      <w:start w:val="1"/>
+      <w:numFmt w:val="lowerLetter"/>
+      <w:lvlText w:val="%8)"/>
+      <w:lvlJc w:val="left"/>
+      <w:pPr>
+        <w:ind w:left="3360" w:hanging="420"/>
+      </w:pPr>
+    </w:lvl>
+    <w:lvl w:ilvl="8" w:tplc="0409001B" w:tentative="1">
+      <w:start w:val="1"/>
+      <w:numFmt w:val="lowerRoman"/>
+      <w:lvlText w:val="%9."/>
+      <w:lvlJc w:val="right"/>
+      <w:pPr>
+        <w:ind w:left="3780" w:hanging="420"/>
+      </w:pPr>
+    </w:lvl>
+  </w:abstractNum>
+  <w:abstractNum w:abstractNumId="10">
+    <w:nsid w:val="4EE2051F"/>
+    <w:multiLevelType w:val="hybridMultilevel"/>
+    <w:tmpl w:val="04163480"/>
+    <w:lvl w:ilvl="0" w:tplc="0409000F">
+      <w:start w:val="1"/>
+      <w:numFmt w:val="decimal"/>
+      <w:lvlText w:val="%1."/>
+      <w:lvlJc w:val="left"/>
+      <w:pPr>
+        <w:ind w:left="420" w:hanging="420"/>
+      </w:pPr>
+    </w:lvl>
+    <w:lvl w:ilvl="1" w:tplc="04090019" w:tentative="1">
+      <w:start w:val="1"/>
+      <w:numFmt w:val="lowerLetter"/>
+      <w:lvlText w:val="%2)"/>
+      <w:lvlJc w:val="left"/>
+      <w:pPr>
+        <w:ind w:left="840" w:hanging="420"/>
+      </w:pPr>
+    </w:lvl>
+    <w:lvl w:ilvl="2" w:tplc="0409001B" w:tentative="1">
+      <w:start w:val="1"/>
+      <w:numFmt w:val="lowerRoman"/>
+      <w:lvlText w:val="%3."/>
+      <w:lvlJc w:val="right"/>
+      <w:pPr>
+        <w:ind w:left="1260" w:hanging="420"/>
+      </w:pPr>
+    </w:lvl>
+    <w:lvl w:ilvl="3" w:tplc="0409000F" w:tentative="1">
+      <w:start w:val="1"/>
+      <w:numFmt w:val="decimal"/>
+      <w:lvlText w:val="%4."/>
+      <w:lvlJc w:val="left"/>
+      <w:pPr>
+        <w:ind w:left="1680" w:hanging="420"/>
+      </w:pPr>
+    </w:lvl>
+    <w:lvl w:ilvl="4" w:tplc="04090019" w:tentative="1">
+      <w:start w:val="1"/>
+      <w:numFmt w:val="lowerLetter"/>
+      <w:lvlText w:val="%5)"/>
+      <w:lvlJc w:val="left"/>
+      <w:pPr>
+        <w:ind w:left="2100" w:hanging="420"/>
+      </w:pPr>
+    </w:lvl>
+    <w:lvl w:ilvl="5" w:tplc="0409001B" w:tentative="1">
+      <w:start w:val="1"/>
+      <w:numFmt w:val="lowerRoman"/>
+      <w:lvlText w:val="%6."/>
+      <w:lvlJc w:val="right"/>
+      <w:pPr>
+        <w:ind w:left="2520" w:hanging="420"/>
+      </w:pPr>
+    </w:lvl>
+    <w:lvl w:ilvl="6" w:tplc="0409000F" w:tentative="1">
+      <w:start w:val="1"/>
+      <w:numFmt w:val="decimal"/>
+      <w:lvlText w:val="%7."/>
+      <w:lvlJc w:val="left"/>
+      <w:pPr>
+        <w:ind w:left="2940" w:hanging="420"/>
+      </w:pPr>
+    </w:lvl>
+    <w:lvl w:ilvl="7" w:tplc="04090019" w:tentative="1">
+      <w:start w:val="1"/>
+      <w:numFmt w:val="lowerLetter"/>
+      <w:lvlText w:val="%8)"/>
+      <w:lvlJc w:val="left"/>
+      <w:pPr>
+        <w:ind w:left="3360" w:hanging="420"/>
+      </w:pPr>
+    </w:lvl>
+    <w:lvl w:ilvl="8" w:tplc="0409001B" w:tentative="1">
+      <w:start w:val="1"/>
+      <w:numFmt w:val="lowerRoman"/>
+      <w:lvlText w:val="%9."/>
+      <w:lvlJc w:val="right"/>
+      <w:pPr>
+        <w:ind w:left="3780" w:hanging="420"/>
+      </w:pPr>
+    </w:lvl>
+  </w:abstractNum>
+  <w:abstractNum w:abstractNumId="11">
     <w:nsid w:val="50C71E3E"/>
     <w:multiLevelType w:val="hybridMultilevel"/>
     <w:tmpl w:val="E5EAF21C"/>
@@ -5601,7 +8641,7 @@
       </w:pPr>
     </w:lvl>
   </w:abstractNum>
-  <w:abstractNum w:abstractNumId="9">
+  <w:abstractNum w:abstractNumId="12">
     <w:nsid w:val="55E62F42"/>
     <w:multiLevelType w:val="hybridMultilevel"/>
     <w:tmpl w:val="50649148"/>
@@ -5687,7 +8727,7 @@
       </w:pPr>
     </w:lvl>
   </w:abstractNum>
-  <w:abstractNum w:abstractNumId="10">
+  <w:abstractNum w:abstractNumId="13">
     <w:nsid w:val="5ABA59B8"/>
     <w:multiLevelType w:val="hybridMultilevel"/>
     <w:tmpl w:val="42624046"/>
@@ -5773,7 +8813,7 @@
       </w:pPr>
     </w:lvl>
   </w:abstractNum>
-  <w:abstractNum w:abstractNumId="11">
+  <w:abstractNum w:abstractNumId="14">
     <w:nsid w:val="7CB62C2E"/>
     <w:multiLevelType w:val="hybridMultilevel"/>
     <w:tmpl w:val="401024DC"/>
@@ -5862,7 +8902,7 @@
       </w:pPr>
     </w:lvl>
   </w:abstractNum>
-  <w:abstractNum w:abstractNumId="12">
+  <w:abstractNum w:abstractNumId="15">
     <w:nsid w:val="7DAD3643"/>
     <w:multiLevelType w:val="multilevel"/>
     <w:tmpl w:val="6FB4CCD0"/>
@@ -5976,16 +9016,16 @@
     </w:lvl>
   </w:abstractNum>
   <w:num w:numId="1">
-    <w:abstractNumId w:val="12"/>
+    <w:abstractNumId w:val="15"/>
   </w:num>
   <w:num w:numId="2">
+    <w:abstractNumId w:val="7"/>
+  </w:num>
+  <w:num w:numId="3">
     <w:abstractNumId w:val="6"/>
   </w:num>
-  <w:num w:numId="3">
-    <w:abstractNumId w:val="5"/>
-  </w:num>
   <w:num w:numId="4">
-    <w:abstractNumId w:val="10"/>
+    <w:abstractNumId w:val="13"/>
   </w:num>
   <w:num w:numId="5">
     <w:abstractNumId w:val="2"/>
@@ -5994,16 +9034,16 @@
     <w:abstractNumId w:val="3"/>
   </w:num>
   <w:num w:numId="7">
+    <w:abstractNumId w:val="14"/>
+  </w:num>
+  <w:num w:numId="8">
+    <w:abstractNumId w:val="8"/>
+  </w:num>
+  <w:num w:numId="9">
     <w:abstractNumId w:val="11"/>
   </w:num>
-  <w:num w:numId="8">
-    <w:abstractNumId w:val="7"/>
-  </w:num>
-  <w:num w:numId="9">
-    <w:abstractNumId w:val="8"/>
-  </w:num>
   <w:num w:numId="10">
-    <w:abstractNumId w:val="9"/>
+    <w:abstractNumId w:val="12"/>
   </w:num>
   <w:num w:numId="11">
     <w:abstractNumId w:val="1"/>
@@ -6013,6 +9053,15 @@
   </w:num>
   <w:num w:numId="13">
     <w:abstractNumId w:val="4"/>
+  </w:num>
+  <w:num w:numId="14">
+    <w:abstractNumId w:val="9"/>
+  </w:num>
+  <w:num w:numId="15">
+    <w:abstractNumId w:val="5"/>
+  </w:num>
+  <w:num w:numId="16">
+    <w:abstractNumId w:val="10"/>
   </w:num>
 </w:numbering>
 </file>
@@ -6882,7 +9931,7 @@
 </file>
 
 <file path=customXml/itemProps1.xml><?xml version="1.0" encoding="utf-8"?>
-<ds:datastoreItem xmlns:ds="http://schemas.openxmlformats.org/officeDocument/2006/customXml" ds:itemID="{076947D7-DBF3-4D1A-A24C-5A049A05D387}">
+<ds:datastoreItem xmlns:ds="http://schemas.openxmlformats.org/officeDocument/2006/customXml" ds:itemID="{DB8A9F22-E378-4AF5-B082-80306F532E72}">
   <ds:schemaRefs>
     <ds:schemaRef ds:uri="http://schemas.openxmlformats.org/officeDocument/2006/bibliography"/>
   </ds:schemaRefs>

--- a/internal_doc/03.开发设计/Story-sdbdmsdump支持lob.docx
+++ b/internal_doc/03.开发设计/Story-sdbdmsdump支持lob.docx
@@ -120,7 +120,19 @@
               <w:rPr>
                 <w:rFonts w:hint="eastAsia"/>
               </w:rPr>
-              <w:t xml:space="preserve">2017-10-23  </w:t>
+              <w:t>2017-10-2</w:t>
+            </w:r>
+            <w:r>
+              <w:rPr>
+                <w:rFonts w:hint="eastAsia"/>
+              </w:rPr>
+              <w:t xml:space="preserve">7 </w:t>
+            </w:r>
+            <w:r>
+              <w:rPr>
+                <w:rFonts w:hint="eastAsia"/>
+              </w:rPr>
+              <w:t xml:space="preserve"> </w:t>
             </w:r>
             <w:r>
               <w:rPr>
@@ -1317,7 +1329,6 @@
         <w:t>流程图</w:t>
       </w:r>
     </w:p>
-    <w:commentRangeStart w:id="0"/>
     <w:p>
       <w:r>
         <w:object w:dxaOrig="8095" w:dyaOrig="13497">
@@ -1343,15 +1354,8 @@
           <v:shape id="_x0000_i1025" type="#_x0000_t75" style="width:405.05pt;height:674.95pt" o:ole="">
             <v:imagedata r:id="rId8" o:title=""/>
           </v:shape>
-          <o:OLEObject Type="Embed" ProgID="Visio.Drawing.11" ShapeID="_x0000_i1025" DrawAspect="Content" ObjectID="_1570686647" r:id="rId9"/>
+          <o:OLEObject Type="Embed" ProgID="Visio.Drawing.11" ShapeID="_x0000_i1025" DrawAspect="Content" ObjectID="_1570696023" r:id="rId9"/>
         </w:object>
-      </w:r>
-      <w:commentRangeEnd w:id="0"/>
-      <w:r>
-        <w:rPr>
-          <w:rStyle w:val="CommentReference"/>
-        </w:rPr>
-        <w:commentReference w:id="0"/>
       </w:r>
     </w:p>
     <w:p>
@@ -1897,7 +1901,7 @@
                     <pic:cNvPicPr/>
                   </pic:nvPicPr>
                   <pic:blipFill>
-                    <a:blip r:embed="rId11"/>
+                    <a:blip r:embed="rId10"/>
                     <a:stretch>
                       <a:fillRect/>
                     </a:stretch>
@@ -1935,11 +1939,11 @@
     </w:p>
     <w:p>
       <w:r>
-        <w:object w:dxaOrig="4691" w:dyaOrig="6496">
-          <v:shape id="_x0000_i1026" type="#_x0000_t75" style="width:234.75pt;height:324.9pt" o:ole="">
-            <v:imagedata r:id="rId12" o:title=""/>
+        <w:object w:dxaOrig="5117" w:dyaOrig="6452">
+          <v:shape id="_x0000_i1026" type="#_x0000_t75" style="width:255.8pt;height:322.55pt" o:ole="">
+            <v:imagedata r:id="rId11" o:title=""/>
           </v:shape>
-          <o:OLEObject Type="Embed" ProgID="Visio.Drawing.11" ShapeID="_x0000_i1026" DrawAspect="Content" ObjectID="_1570686648" r:id="rId13"/>
+          <o:OLEObject Type="Embed" ProgID="Visio.Drawing.11" ShapeID="_x0000_i1026" DrawAspect="Content" ObjectID="_1570696024" r:id="rId12"/>
         </w:object>
       </w:r>
     </w:p>
@@ -1949,6 +1953,36 @@
         <w:rPr>
           <w:rFonts w:hint="eastAsia"/>
         </w:rPr>
+        <w:t>dumpData</w:t>
+      </w:r>
+      <w:r>
+        <w:rPr>
+          <w:rFonts w:hint="eastAsia"/>
+        </w:rPr>
+        <w:t>的处理流程如下图</w:t>
+      </w:r>
+    </w:p>
+    <w:p>
+      <w:r>
+        <w:object w:dxaOrig="8064" w:dyaOrig="6885">
+          <v:shape id="_x0000_i1027" type="#_x0000_t75" style="width:403.3pt;height:344.2pt" o:ole="">
+            <v:imagedata r:id="rId13" o:title=""/>
+          </v:shape>
+          <o:OLEObject Type="Embed" ProgID="Visio.Drawing.11" ShapeID="_x0000_i1027" DrawAspect="Content" ObjectID="_1570696025" r:id="rId14"/>
+        </w:object>
+      </w:r>
+      <w:r>
+        <w:rPr>
+          <w:rFonts w:hint="eastAsia"/>
+        </w:rPr>
+        <w:t>b</w:t>
+      </w:r>
+    </w:p>
+    <w:p>
+      <w:r>
+        <w:rPr>
+          <w:rFonts w:hint="eastAsia"/>
+        </w:rPr>
         <w:t>dump</w:t>
       </w:r>
       <w:r>
@@ -1967,10 +2001,10 @@
     <w:p>
       <w:r>
         <w:object w:dxaOrig="6532" w:dyaOrig="5681">
-          <v:shape id="_x0000_i1027" type="#_x0000_t75" style="width:326.65pt;height:284.5pt" o:ole="">
-            <v:imagedata r:id="rId14" o:title=""/>
+          <v:shape id="_x0000_i1028" type="#_x0000_t75" style="width:326.65pt;height:284.5pt" o:ole="">
+            <v:imagedata r:id="rId15" o:title=""/>
           </v:shape>
-          <o:OLEObject Type="Embed" ProgID="Visio.Drawing.11" ShapeID="_x0000_i1027" DrawAspect="Content" ObjectID="_1570686649" r:id="rId15"/>
+          <o:OLEObject Type="Embed" ProgID="Visio.Drawing.11" ShapeID="_x0000_i1028" DrawAspect="Content" ObjectID="_1570696026" r:id="rId16"/>
         </w:object>
       </w:r>
       <w:r>
@@ -2097,6 +2131,7 @@
         <w:rPr>
           <w:rFonts w:hint="eastAsia"/>
         </w:rPr>
+        <w:lastRenderedPageBreak/>
         <w:tab/>
       </w:r>
       <w:r>
@@ -2211,7 +2246,6 @@
         <w:rPr>
           <w:rFonts w:hint="eastAsia"/>
         </w:rPr>
-        <w:lastRenderedPageBreak/>
         <w:tab/>
       </w:r>
       <w:r>
@@ -2771,9 +2805,6 @@
           <w:numId w:val="14"/>
         </w:numPr>
         <w:ind w:firstLineChars="0"/>
-        <w:rPr>
-          <w:rFonts w:hint="eastAsia"/>
-        </w:rPr>
       </w:pPr>
       <w:r>
         <w:rPr>
@@ -2834,25 +2865,6 @@
           <w:rFonts w:hint="eastAsia"/>
         </w:rPr>
         <w:t>：</w:t>
-      </w:r>
-    </w:p>
-    <w:p>
-      <w:pPr>
-        <w:pStyle w:val="ListParagraph"/>
-        <w:ind w:left="420" w:firstLineChars="0" w:firstLine="0"/>
-      </w:pPr>
-      <w:r>
-        <w:rPr>
-          <w:rFonts w:hint="eastAsia"/>
-          <w:color w:val="FF0000"/>
-        </w:rPr>
-        <w:t>OID</w:t>
-      </w:r>
-      <w:r>
-        <w:rPr>
-          <w:rFonts w:hint="eastAsia"/>
-        </w:rPr>
-        <w:t>:xxx</w:t>
       </w:r>
     </w:p>
     <w:p>
@@ -3220,9 +3232,6 @@
           <w:numId w:val="14"/>
         </w:numPr>
         <w:ind w:firstLineChars="0"/>
-        <w:rPr>
-          <w:rFonts w:hint="eastAsia"/>
-        </w:rPr>
       </w:pPr>
       <w:r>
         <w:rPr>
@@ -3264,9 +3273,6 @@
     <w:p>
       <w:pPr>
         <w:ind w:firstLineChars="400" w:firstLine="840"/>
-        <w:rPr>
-          <w:rFonts w:hint="eastAsia"/>
-        </w:rPr>
       </w:pPr>
       <w:r>
         <w:rPr>
@@ -3330,9 +3336,6 @@
     <w:p>
       <w:pPr>
         <w:ind w:firstLine="405"/>
-        <w:rPr>
-          <w:rFonts w:hint="eastAsia"/>
-        </w:rPr>
       </w:pPr>
       <w:r>
         <w:rPr>
@@ -3429,10 +3432,10 @@
     <w:p>
       <w:r>
         <w:object w:dxaOrig="3724" w:dyaOrig="5455">
-          <v:shape id="_x0000_i1028" type="#_x0000_t75" style="width:186.15pt;height:272.8pt" o:ole="">
-            <v:imagedata r:id="rId16" o:title=""/>
+          <v:shape id="_x0000_i1029" type="#_x0000_t75" style="width:186.15pt;height:272.8pt" o:ole="">
+            <v:imagedata r:id="rId17" o:title=""/>
           </v:shape>
-          <o:OLEObject Type="Embed" ProgID="Visio.Drawing.11" ShapeID="_x0000_i1028" DrawAspect="Content" ObjectID="_1570686650" r:id="rId17"/>
+          <o:OLEObject Type="Embed" ProgID="Visio.Drawing.11" ShapeID="_x0000_i1029" DrawAspect="Content" ObjectID="_1570696027" r:id="rId18"/>
         </w:object>
       </w:r>
       <w:r>
@@ -3556,13 +3559,7 @@
               <w:rPr>
                 <w:rFonts w:hint="eastAsia"/>
               </w:rPr>
-              <w:t>SDBLOB</w:t>
-            </w:r>
-            <w:r>
-              <w:rPr>
-                <w:rFonts w:hint="eastAsia"/>
-              </w:rPr>
-              <w:t>M</w:t>
+              <w:t>SDBLOBM</w:t>
             </w:r>
           </w:p>
         </w:tc>
@@ -3640,9 +3637,6 @@
           <w:p>
             <w:pPr>
               <w:ind w:rightChars="-116" w:right="-244"/>
-              <w:rPr>
-                <w:rFonts w:hint="eastAsia"/>
-              </w:rPr>
             </w:pPr>
             <w:r>
               <w:rPr>
@@ -3887,9 +3881,6 @@
           <w:p>
             <w:pPr>
               <w:ind w:rightChars="-116" w:right="-244"/>
-              <w:rPr>
-                <w:rFonts w:hint="eastAsia"/>
-              </w:rPr>
             </w:pPr>
             <w:r>
               <w:rPr>
@@ -3906,9 +3897,6 @@
           <w:p>
             <w:pPr>
               <w:ind w:leftChars="13" w:left="27" w:rightChars="-116" w:right="-244"/>
-              <w:rPr>
-                <w:rFonts w:hint="eastAsia"/>
-              </w:rPr>
             </w:pPr>
             <w:r>
               <w:rPr>
@@ -3927,9 +3915,6 @@
           <w:p>
             <w:pPr>
               <w:ind w:rightChars="-116" w:right="-244"/>
-              <w:rPr>
-                <w:rFonts w:hint="eastAsia"/>
-              </w:rPr>
             </w:pPr>
             <w:r>
               <w:rPr>
@@ -3946,9 +3931,6 @@
           <w:p>
             <w:pPr>
               <w:ind w:leftChars="13" w:left="27" w:rightChars="-116" w:right="-244"/>
-              <w:rPr>
-                <w:rFonts w:hint="eastAsia"/>
-              </w:rPr>
             </w:pPr>
             <w:r>
               <w:rPr>
@@ -3967,9 +3949,6 @@
           <w:p>
             <w:pPr>
               <w:ind w:rightChars="-116" w:right="-244"/>
-              <w:rPr>
-                <w:rFonts w:hint="eastAsia"/>
-              </w:rPr>
             </w:pPr>
             <w:r>
               <w:rPr>
@@ -3986,9 +3965,6 @@
           <w:p>
             <w:pPr>
               <w:ind w:leftChars="13" w:left="27" w:rightChars="-116" w:right="-244"/>
-              <w:rPr>
-                <w:rFonts w:hint="eastAsia"/>
-              </w:rPr>
             </w:pPr>
             <w:r>
               <w:rPr>
@@ -4007,9 +3983,6 @@
           <w:p>
             <w:pPr>
               <w:ind w:rightChars="-116" w:right="-244"/>
-              <w:rPr>
-                <w:rFonts w:hint="eastAsia"/>
-              </w:rPr>
             </w:pPr>
             <w:r>
               <w:rPr>
@@ -4026,9 +3999,6 @@
           <w:p>
             <w:pPr>
               <w:ind w:leftChars="13" w:left="27" w:rightChars="-116" w:right="-244"/>
-              <w:rPr>
-                <w:rFonts w:hint="eastAsia"/>
-              </w:rPr>
             </w:pPr>
             <w:r>
               <w:rPr>
@@ -4316,9 +4286,6 @@
           <w:p>
             <w:pPr>
               <w:ind w:rightChars="-116" w:right="-244"/>
-              <w:rPr>
-                <w:rFonts w:hint="eastAsia"/>
-              </w:rPr>
             </w:pPr>
             <w:r>
               <w:rPr>
@@ -4563,9 +4530,6 @@
           <w:p>
             <w:pPr>
               <w:ind w:rightChars="-116" w:right="-244"/>
-              <w:rPr>
-                <w:rFonts w:hint="eastAsia"/>
-              </w:rPr>
             </w:pPr>
             <w:r>
               <w:rPr>
@@ -4582,9 +4546,6 @@
           <w:p>
             <w:pPr>
               <w:ind w:leftChars="13" w:left="27" w:rightChars="-116" w:right="-244"/>
-              <w:rPr>
-                <w:rFonts w:hint="eastAsia"/>
-              </w:rPr>
             </w:pPr>
             <w:r>
               <w:rPr>
@@ -4603,9 +4564,6 @@
           <w:p>
             <w:pPr>
               <w:ind w:rightChars="-116" w:right="-244"/>
-              <w:rPr>
-                <w:rFonts w:hint="eastAsia"/>
-              </w:rPr>
             </w:pPr>
             <w:r>
               <w:rPr>
@@ -4622,9 +4580,6 @@
           <w:p>
             <w:pPr>
               <w:ind w:leftChars="13" w:left="27" w:rightChars="-116" w:right="-244"/>
-              <w:rPr>
-                <w:rFonts w:hint="eastAsia"/>
-              </w:rPr>
             </w:pPr>
             <w:r>
               <w:rPr>
@@ -4643,9 +4598,6 @@
           <w:p>
             <w:pPr>
               <w:ind w:rightChars="-116" w:right="-244"/>
-              <w:rPr>
-                <w:rFonts w:hint="eastAsia"/>
-              </w:rPr>
             </w:pPr>
             <w:r>
               <w:rPr>
@@ -4662,9 +4614,6 @@
           <w:p>
             <w:pPr>
               <w:ind w:leftChars="13" w:left="27" w:rightChars="-116" w:right="-244"/>
-              <w:rPr>
-                <w:rFonts w:hint="eastAsia"/>
-              </w:rPr>
             </w:pPr>
             <w:r>
               <w:rPr>
@@ -4683,9 +4632,6 @@
           <w:p>
             <w:pPr>
               <w:ind w:rightChars="-116" w:right="-244"/>
-              <w:rPr>
-                <w:rFonts w:hint="eastAsia"/>
-              </w:rPr>
             </w:pPr>
             <w:r>
               <w:rPr>
@@ -4702,9 +4648,6 @@
           <w:p>
             <w:pPr>
               <w:ind w:leftChars="13" w:left="27" w:rightChars="-116" w:right="-244"/>
-              <w:rPr>
-                <w:rFonts w:hint="eastAsia"/>
-              </w:rPr>
             </w:pPr>
             <w:r>
               <w:rPr>
@@ -5153,9 +5096,6 @@
           <w:p>
             <w:pPr>
               <w:ind w:rightChars="-116" w:right="-244"/>
-              <w:rPr>
-                <w:rFonts w:hint="eastAsia"/>
-              </w:rPr>
             </w:pPr>
             <w:r>
               <w:rPr>
@@ -5172,9 +5112,6 @@
           <w:p>
             <w:pPr>
               <w:ind w:leftChars="13" w:left="27" w:rightChars="-116" w:right="-244"/>
-              <w:rPr>
-                <w:rFonts w:hint="eastAsia"/>
-              </w:rPr>
             </w:pPr>
           </w:p>
         </w:tc>
@@ -5533,19 +5470,19 @@
       </w:pPr>
     </w:p>
     <w:p>
-      <w:commentRangeStart w:id="1"/>
+      <w:commentRangeStart w:id="0"/>
       <w:r>
         <w:rPr>
           <w:rFonts w:hint="eastAsia"/>
         </w:rPr>
         <w:t>桶的均匀性分析</w:t>
       </w:r>
-      <w:commentRangeEnd w:id="1"/>
+      <w:commentRangeEnd w:id="0"/>
       <w:r>
         <w:rPr>
           <w:rStyle w:val="CommentReference"/>
         </w:rPr>
-        <w:commentReference w:id="1"/>
+        <w:commentReference w:id="0"/>
       </w:r>
     </w:p>
     <w:p>
@@ -6116,11 +6053,6 @@
       </w:r>
     </w:p>
     <w:p>
-      <w:pPr>
-        <w:rPr>
-          <w:rFonts w:hint="eastAsia"/>
-        </w:rPr>
-      </w:pPr>
       <w:r>
         <w:rPr>
           <w:rFonts w:hint="eastAsia"/>
@@ -6558,11 +6490,6 @@
     </w:tbl>
     <w:p/>
     <w:p>
-      <w:pPr>
-        <w:rPr>
-          <w:rFonts w:hint="eastAsia"/>
-        </w:rPr>
-      </w:pPr>
       <w:r>
         <w:rPr>
           <w:rFonts w:hint="eastAsia"/>
@@ -6600,13 +6527,7 @@
         <w:t>保持一致</w:t>
       </w:r>
     </w:p>
-    <w:p>
-      <w:pPr>
-        <w:rPr>
-          <w:rFonts w:hint="eastAsia"/>
-        </w:rPr>
-      </w:pPr>
-    </w:p>
+    <w:p/>
     <w:p>
       <w:r>
         <w:rPr>
@@ -6779,9 +6700,6 @@
           <w:p>
             <w:pPr>
               <w:ind w:rightChars="-116" w:right="-244"/>
-              <w:rPr>
-                <w:rFonts w:hint="eastAsia"/>
-              </w:rPr>
             </w:pPr>
             <w:r>
               <w:rPr>
@@ -7027,9 +6945,6 @@
           <w:p>
             <w:pPr>
               <w:ind w:rightChars="-116" w:right="-244"/>
-              <w:rPr>
-                <w:rFonts w:hint="eastAsia"/>
-              </w:rPr>
             </w:pPr>
             <w:r>
               <w:rPr>
@@ -7046,9 +6961,6 @@
           <w:p>
             <w:pPr>
               <w:ind w:leftChars="13" w:left="27" w:rightChars="-116" w:right="-244"/>
-              <w:rPr>
-                <w:rFonts w:hint="eastAsia"/>
-              </w:rPr>
             </w:pPr>
             <w:r>
               <w:rPr>
@@ -7067,9 +6979,6 @@
           <w:p>
             <w:pPr>
               <w:ind w:rightChars="-116" w:right="-244"/>
-              <w:rPr>
-                <w:rFonts w:hint="eastAsia"/>
-              </w:rPr>
             </w:pPr>
             <w:r>
               <w:rPr>
@@ -7086,9 +6995,6 @@
           <w:p>
             <w:pPr>
               <w:ind w:leftChars="13" w:left="27" w:rightChars="-116" w:right="-244"/>
-              <w:rPr>
-                <w:rFonts w:hint="eastAsia"/>
-              </w:rPr>
             </w:pPr>
             <w:r>
               <w:rPr>
@@ -7107,9 +7013,6 @@
           <w:p>
             <w:pPr>
               <w:ind w:rightChars="-116" w:right="-244"/>
-              <w:rPr>
-                <w:rFonts w:hint="eastAsia"/>
-              </w:rPr>
             </w:pPr>
             <w:r>
               <w:rPr>
@@ -7126,9 +7029,6 @@
           <w:p>
             <w:pPr>
               <w:ind w:leftChars="13" w:left="27" w:rightChars="-116" w:right="-244"/>
-              <w:rPr>
-                <w:rFonts w:hint="eastAsia"/>
-              </w:rPr>
             </w:pPr>
             <w:r>
               <w:rPr>
@@ -7147,9 +7047,6 @@
           <w:p>
             <w:pPr>
               <w:ind w:rightChars="-116" w:right="-244"/>
-              <w:rPr>
-                <w:rFonts w:hint="eastAsia"/>
-              </w:rPr>
             </w:pPr>
             <w:r>
               <w:rPr>
@@ -7166,9 +7063,6 @@
           <w:p>
             <w:pPr>
               <w:ind w:leftChars="13" w:left="27" w:rightChars="-116" w:right="-244"/>
-              <w:rPr>
-                <w:rFonts w:hint="eastAsia"/>
-              </w:rPr>
             </w:pPr>
             <w:r>
               <w:rPr>
@@ -7180,13 +7074,7 @@
         </w:tc>
       </w:tr>
     </w:tbl>
-    <w:p>
-      <w:pPr>
-        <w:rPr>
-          <w:rFonts w:hint="eastAsia"/>
-        </w:rPr>
-      </w:pPr>
-    </w:p>
+    <w:p/>
     <w:p>
       <w:pPr>
         <w:pStyle w:val="ListParagraph"/>
@@ -7342,9 +7230,6 @@
           <w:numId w:val="16"/>
         </w:numPr>
         <w:ind w:firstLineChars="0"/>
-        <w:rPr>
-          <w:rFonts w:hint="eastAsia"/>
-        </w:rPr>
       </w:pPr>
       <w:r>
         <w:rPr>
@@ -7391,9 +7276,6 @@
           <w:numId w:val="16"/>
         </w:numPr>
         <w:ind w:firstLineChars="0"/>
-        <w:rPr>
-          <w:rFonts w:hint="eastAsia"/>
-        </w:rPr>
       </w:pPr>
       <w:r>
         <w:rPr>
@@ -7422,9 +7304,6 @@
           <w:numId w:val="16"/>
         </w:numPr>
         <w:ind w:firstLineChars="0"/>
-        <w:rPr>
-          <w:rFonts w:hint="eastAsia"/>
-        </w:rPr>
       </w:pPr>
       <w:r>
         <w:rPr>
@@ -7475,50 +7354,7 @@
 
 <file path=word/comments.xml><?xml version="1.0" encoding="utf-8"?>
 <w:comments xmlns:ve="http://schemas.openxmlformats.org/markup-compatibility/2006" xmlns:o="urn:schemas-microsoft-com:office:office" xmlns:r="http://schemas.openxmlformats.org/officeDocument/2006/relationships" xmlns:m="http://schemas.openxmlformats.org/officeDocument/2006/math" xmlns:v="urn:schemas-microsoft-com:vml" xmlns:wp="http://schemas.openxmlformats.org/drawingml/2006/wordprocessingDrawing" xmlns:w10="urn:schemas-microsoft-com:office:word" xmlns:w="http://schemas.openxmlformats.org/wordprocessingml/2006/main" xmlns:wne="http://schemas.microsoft.com/office/word/2006/wordml">
-  <w:comment w:id="0" w:author="yangchao" w:date="2017-10-26T15:52:00Z" w:initials="y">
-    <w:p>
-      <w:pPr>
-        <w:pStyle w:val="CommentText"/>
-      </w:pPr>
-      <w:r>
-        <w:rPr>
-          <w:rStyle w:val="CommentReference"/>
-        </w:rPr>
-        <w:annotationRef/>
-      </w:r>
-      <w:r>
-        <w:rPr>
-          <w:rFonts w:hint="eastAsia"/>
-        </w:rPr>
-        <w:t>增加新参数</w:t>
-      </w:r>
-      <w:r>
-        <w:rPr>
-          <w:rFonts w:hint="eastAsia"/>
-        </w:rPr>
-        <w:t xml:space="preserve">-oid </w:t>
-      </w:r>
-      <w:r>
-        <w:rPr>
-          <w:rFonts w:hint="eastAsia"/>
-        </w:rPr>
-        <w:t>来支持某一个</w:t>
-      </w:r>
-      <w:r>
-        <w:rPr>
-          <w:rFonts w:hint="eastAsia"/>
-        </w:rPr>
-        <w:t>oid</w:t>
-      </w:r>
-      <w:r>
-        <w:rPr>
-          <w:rFonts w:hint="eastAsia"/>
-        </w:rPr>
-        <w:t>的操作</w:t>
-      </w:r>
-    </w:p>
-  </w:comment>
-  <w:comment w:id="1" w:author="yangchao" w:date="2017-10-26T15:41:00Z" w:initials="y">
+  <w:comment w:id="0" w:author="yangchao" w:date="2017-10-26T15:41:00Z" w:initials="y">
     <w:p>
       <w:pPr>
         <w:pStyle w:val="CommentText"/>

--- a/internal_doc/03.开发设计/Story-sdbdmsdump支持lob.docx
+++ b/internal_doc/03.开发设计/Story-sdbdmsdump支持lob.docx
@@ -762,14 +762,18 @@
         </w:tc>
       </w:tr>
       <w:tr>
-        <w:trPr>
-          <w:trHeight w:val="799"/>
-        </w:trPr>
         <w:tc>
           <w:tcPr>
             <w:tcW w:w="675" w:type="dxa"/>
           </w:tcPr>
-          <w:p/>
+          <w:p>
+            <w:r>
+              <w:rPr>
+                <w:rFonts w:hint="eastAsia"/>
+              </w:rPr>
+              <w:t>-g</w:t>
+            </w:r>
+          </w:p>
         </w:tc>
         <w:tc>
           <w:tcPr>
@@ -780,7 +784,7 @@
               <w:rPr>
                 <w:rFonts w:hint="eastAsia"/>
               </w:rPr>
-              <w:t>--balance</w:t>
+              <w:t>--lobpath</w:t>
             </w:r>
           </w:p>
         </w:tc>
@@ -790,15 +794,6 @@
           </w:tcPr>
           <w:p>
             <w:r>
-              <w:t>true</w:t>
-            </w:r>
-            <w:r>
-              <w:rPr>
-                <w:rFonts w:hint="eastAsia"/>
-              </w:rPr>
-              <w:t>/false (</w:t>
-            </w:r>
-            <w:r>
               <w:rPr>
                 <w:rFonts w:hint="eastAsia"/>
               </w:rPr>
@@ -808,10 +803,9 @@
               <w:rPr>
                 <w:rFonts w:hint="eastAsia"/>
               </w:rPr>
-              <w:t>false)</w:t>
-            </w:r>
-          </w:p>
-          <w:p/>
+              <w:t>database path</w:t>
+            </w:r>
+          </w:p>
         </w:tc>
         <w:tc>
           <w:tcPr>
@@ -822,75 +816,13 @@
               <w:rPr>
                 <w:rFonts w:hint="eastAsia"/>
               </w:rPr>
-              <w:t>true:</w:t>
-            </w:r>
-            <w:r>
-              <w:rPr>
-                <w:rFonts w:hint="eastAsia"/>
-              </w:rPr>
-              <w:t>分析</w:t>
-            </w:r>
-            <w:r>
-              <w:rPr>
-                <w:rFonts w:hint="eastAsia"/>
-              </w:rPr>
-              <w:t>buckets</w:t>
-            </w:r>
-            <w:r>
-              <w:rPr>
-                <w:rFonts w:hint="eastAsia"/>
-              </w:rPr>
-              <w:t>的均衡性</w:t>
-            </w:r>
-          </w:p>
-          <w:p>
-            <w:r>
-              <w:rPr>
-                <w:rFonts w:hint="eastAsia"/>
-              </w:rPr>
-              <w:t>false</w:t>
-            </w:r>
-            <w:r>
-              <w:rPr>
-                <w:rFonts w:hint="eastAsia"/>
-              </w:rPr>
-              <w:t>：不分析</w:t>
-            </w:r>
-            <w:r>
-              <w:rPr>
-                <w:rFonts w:hint="eastAsia"/>
-              </w:rPr>
-              <w:t>buckets</w:t>
-            </w:r>
-            <w:r>
-              <w:rPr>
-                <w:rFonts w:hint="eastAsia"/>
-              </w:rPr>
-              <w:t>的均衡性。参数在</w:t>
-            </w:r>
-            <w:r>
-              <w:rPr>
-                <w:rFonts w:hint="eastAsia"/>
-              </w:rPr>
-              <w:t>action</w:t>
-            </w:r>
-            <w:r>
-              <w:rPr>
-                <w:rFonts w:hint="eastAsia"/>
-              </w:rPr>
-              <w:t>为</w:t>
-            </w:r>
-            <w:r>
-              <w:rPr>
-                <w:rFonts w:hint="eastAsia"/>
-              </w:rPr>
-              <w:t>inspect</w:t>
-            </w:r>
-            <w:r>
-              <w:rPr>
-                <w:rFonts w:hint="eastAsia"/>
-              </w:rPr>
-              <w:t>的情况下有效</w:t>
+              <w:t>lob</w:t>
+            </w:r>
+            <w:r>
+              <w:rPr>
+                <w:rFonts w:hint="eastAsia"/>
+              </w:rPr>
+              <w:t>文件所在的目录</w:t>
             </w:r>
           </w:p>
         </w:tc>
@@ -899,6 +831,110 @@
             <w:tcW w:w="1326" w:type="dxa"/>
           </w:tcPr>
           <w:p>
+            <w:r>
+              <w:rPr>
+                <w:rFonts w:hint="eastAsia"/>
+              </w:rPr>
+              <w:t>新增</w:t>
+            </w:r>
+          </w:p>
+        </w:tc>
+      </w:tr>
+      <w:tr>
+        <w:tc>
+          <w:tcPr>
+            <w:tcW w:w="675" w:type="dxa"/>
+          </w:tcPr>
+          <w:p>
+            <w:pPr>
+              <w:rPr>
+                <w:rFonts w:hint="eastAsia"/>
+              </w:rPr>
+            </w:pPr>
+            <w:r>
+              <w:rPr>
+                <w:rFonts w:hint="eastAsia"/>
+              </w:rPr>
+              <w:t>-m</w:t>
+            </w:r>
+          </w:p>
+        </w:tc>
+        <w:tc>
+          <w:tcPr>
+            <w:tcW w:w="1134" w:type="dxa"/>
+          </w:tcPr>
+          <w:p>
+            <w:pPr>
+              <w:rPr>
+                <w:rFonts w:hint="eastAsia"/>
+              </w:rPr>
+            </w:pPr>
+            <w:r>
+              <w:rPr>
+                <w:rFonts w:hint="eastAsia"/>
+              </w:rPr>
+              <w:t>--lobmpath</w:t>
+            </w:r>
+          </w:p>
+        </w:tc>
+        <w:tc>
+          <w:tcPr>
+            <w:tcW w:w="2475" w:type="dxa"/>
+          </w:tcPr>
+          <w:p>
+            <w:pPr>
+              <w:rPr>
+                <w:rFonts w:hint="eastAsia"/>
+              </w:rPr>
+            </w:pPr>
+            <w:r>
+              <w:rPr>
+                <w:rFonts w:hint="eastAsia"/>
+              </w:rPr>
+              <w:t>默认为</w:t>
+            </w:r>
+            <w:r>
+              <w:rPr>
+                <w:rFonts w:hint="eastAsia"/>
+              </w:rPr>
+              <w:t>database path</w:t>
+            </w:r>
+          </w:p>
+        </w:tc>
+        <w:tc>
+          <w:tcPr>
+            <w:tcW w:w="2912" w:type="dxa"/>
+          </w:tcPr>
+          <w:p>
+            <w:pPr>
+              <w:rPr>
+                <w:rFonts w:hint="eastAsia"/>
+              </w:rPr>
+            </w:pPr>
+            <w:r>
+              <w:rPr>
+                <w:rFonts w:hint="eastAsia"/>
+              </w:rPr>
+              <w:t>lob meta</w:t>
+            </w:r>
+            <w:r>
+              <w:rPr>
+                <w:rFonts w:hint="eastAsia"/>
+              </w:rPr>
+              <w:t>文件所在的目录</w:t>
+            </w:r>
+          </w:p>
+        </w:tc>
+        <w:tc>
+          <w:tcPr>
+            <w:tcW w:w="1326" w:type="dxa"/>
+          </w:tcPr>
+          <w:p>
+            <w:pPr>
+              <w:rPr>
+                <w:rFonts w:hint="eastAsia"/>
+              </w:rPr>
+            </w:pPr>
             <w:r>
               <w:rPr>
                 <w:rFonts w:hint="eastAsia"/>
@@ -916,8 +952,156 @@
           <w:tcPr>
             <w:tcW w:w="675" w:type="dxa"/>
           </w:tcPr>
-          <w:p>
-            <w:r>
+          <w:p/>
+        </w:tc>
+        <w:tc>
+          <w:tcPr>
+            <w:tcW w:w="1134" w:type="dxa"/>
+          </w:tcPr>
+          <w:p>
+            <w:r>
+              <w:rPr>
+                <w:rFonts w:hint="eastAsia"/>
+              </w:rPr>
+              <w:t>--balance</w:t>
+            </w:r>
+          </w:p>
+        </w:tc>
+        <w:tc>
+          <w:tcPr>
+            <w:tcW w:w="2475" w:type="dxa"/>
+          </w:tcPr>
+          <w:p>
+            <w:r>
+              <w:t>true</w:t>
+            </w:r>
+            <w:r>
+              <w:rPr>
+                <w:rFonts w:hint="eastAsia"/>
+              </w:rPr>
+              <w:t>/false (</w:t>
+            </w:r>
+            <w:r>
+              <w:rPr>
+                <w:rFonts w:hint="eastAsia"/>
+              </w:rPr>
+              <w:t>默认为</w:t>
+            </w:r>
+            <w:r>
+              <w:rPr>
+                <w:rFonts w:hint="eastAsia"/>
+              </w:rPr>
+              <w:t>false)</w:t>
+            </w:r>
+          </w:p>
+          <w:p/>
+        </w:tc>
+        <w:tc>
+          <w:tcPr>
+            <w:tcW w:w="2912" w:type="dxa"/>
+          </w:tcPr>
+          <w:p>
+            <w:r>
+              <w:rPr>
+                <w:rFonts w:hint="eastAsia"/>
+              </w:rPr>
+              <w:t>true:</w:t>
+            </w:r>
+            <w:r>
+              <w:rPr>
+                <w:rFonts w:hint="eastAsia"/>
+              </w:rPr>
+              <w:t>分析</w:t>
+            </w:r>
+            <w:r>
+              <w:rPr>
+                <w:rFonts w:hint="eastAsia"/>
+              </w:rPr>
+              <w:t>buckets</w:t>
+            </w:r>
+            <w:r>
+              <w:rPr>
+                <w:rFonts w:hint="eastAsia"/>
+              </w:rPr>
+              <w:t>的均衡性</w:t>
+            </w:r>
+          </w:p>
+          <w:p>
+            <w:r>
+              <w:rPr>
+                <w:rFonts w:hint="eastAsia"/>
+              </w:rPr>
+              <w:t>false</w:t>
+            </w:r>
+            <w:r>
+              <w:rPr>
+                <w:rFonts w:hint="eastAsia"/>
+              </w:rPr>
+              <w:t>：不分析</w:t>
+            </w:r>
+            <w:r>
+              <w:rPr>
+                <w:rFonts w:hint="eastAsia"/>
+              </w:rPr>
+              <w:t>buckets</w:t>
+            </w:r>
+            <w:r>
+              <w:rPr>
+                <w:rFonts w:hint="eastAsia"/>
+              </w:rPr>
+              <w:t>的均衡性。参数在</w:t>
+            </w:r>
+            <w:r>
+              <w:rPr>
+                <w:rFonts w:hint="eastAsia"/>
+              </w:rPr>
+              <w:t>action</w:t>
+            </w:r>
+            <w:r>
+              <w:rPr>
+                <w:rFonts w:hint="eastAsia"/>
+              </w:rPr>
+              <w:t>为</w:t>
+            </w:r>
+            <w:r>
+              <w:rPr>
+                <w:rFonts w:hint="eastAsia"/>
+              </w:rPr>
+              <w:t>inspect</w:t>
+            </w:r>
+            <w:r>
+              <w:rPr>
+                <w:rFonts w:hint="eastAsia"/>
+              </w:rPr>
+              <w:t>的情况下有效</w:t>
+            </w:r>
+          </w:p>
+        </w:tc>
+        <w:tc>
+          <w:tcPr>
+            <w:tcW w:w="1326" w:type="dxa"/>
+          </w:tcPr>
+          <w:p>
+            <w:r>
+              <w:rPr>
+                <w:rFonts w:hint="eastAsia"/>
+              </w:rPr>
+              <w:t>新增</w:t>
+            </w:r>
+          </w:p>
+        </w:tc>
+      </w:tr>
+      <w:tr>
+        <w:trPr>
+          <w:trHeight w:val="799"/>
+        </w:trPr>
+        <w:tc>
+          <w:tcPr>
+            <w:tcW w:w="675" w:type="dxa"/>
+          </w:tcPr>
+          <w:p>
+            <w:r>
+              <w:lastRenderedPageBreak/>
               <w:t xml:space="preserve">  </w:t>
             </w:r>
             <w:r>
@@ -1351,10 +1535,10 @@
             <v:path o:extrusionok="f" gradientshapeok="t" o:connecttype="rect"/>
             <o:lock v:ext="edit" aspectratio="t"/>
           </v:shapetype>
-          <v:shape id="_x0000_i1025" type="#_x0000_t75" style="width:405.05pt;height:674.95pt" o:ole="">
+          <v:shape id="_x0000_i1025" type="#_x0000_t75" style="width:405pt;height:675pt" o:ole="">
             <v:imagedata r:id="rId8" o:title=""/>
           </v:shape>
-          <o:OLEObject Type="Embed" ProgID="Visio.Drawing.11" ShapeID="_x0000_i1025" DrawAspect="Content" ObjectID="_1570696023" r:id="rId9"/>
+          <o:OLEObject Type="Embed" ProgID="Visio.Drawing.11" ShapeID="_x0000_i1025" DrawAspect="Content" ObjectID="_1572785949" r:id="rId9"/>
         </w:object>
       </w:r>
     </w:p>
@@ -1939,11 +2123,11 @@
     </w:p>
     <w:p>
       <w:r>
-        <w:object w:dxaOrig="5117" w:dyaOrig="6452">
-          <v:shape id="_x0000_i1026" type="#_x0000_t75" style="width:255.8pt;height:322.55pt" o:ole="">
+        <w:object w:dxaOrig="4353" w:dyaOrig="5850">
+          <v:shape id="_x0000_i1027" type="#_x0000_t75" style="width:217.5pt;height:292.5pt" o:ole="">
             <v:imagedata r:id="rId11" o:title=""/>
           </v:shape>
-          <o:OLEObject Type="Embed" ProgID="Visio.Drawing.11" ShapeID="_x0000_i1026" DrawAspect="Content" ObjectID="_1570696024" r:id="rId12"/>
+          <o:OLEObject Type="Embed" ProgID="Visio.Drawing.11" ShapeID="_x0000_i1027" DrawAspect="Content" ObjectID="_1572785950" r:id="rId12"/>
         </w:object>
       </w:r>
     </w:p>
@@ -1964,17 +2148,23 @@
     </w:p>
     <w:p>
       <w:r>
-        <w:object w:dxaOrig="8064" w:dyaOrig="6885">
-          <v:shape id="_x0000_i1027" type="#_x0000_t75" style="width:403.3pt;height:344.2pt" o:ole="">
+        <w:object w:dxaOrig="7339" w:dyaOrig="4836">
+          <v:shape id="_x0000_i1028" type="#_x0000_t75" style="width:366.75pt;height:241.5pt" o:ole="">
             <v:imagedata r:id="rId13" o:title=""/>
           </v:shape>
-          <o:OLEObject Type="Embed" ProgID="Visio.Drawing.11" ShapeID="_x0000_i1027" DrawAspect="Content" ObjectID="_1570696025" r:id="rId14"/>
+          <o:OLEObject Type="Embed" ProgID="Visio.Drawing.11" ShapeID="_x0000_i1028" DrawAspect="Content" ObjectID="_1572785951" r:id="rId14"/>
         </w:object>
       </w:r>
       <w:r>
         <w:rPr>
           <w:rFonts w:hint="eastAsia"/>
         </w:rPr>
+        <w:t xml:space="preserve"> </w:t>
+      </w:r>
+      <w:r>
+        <w:rPr>
+          <w:rFonts w:hint="eastAsia"/>
+        </w:rPr>
         <w:t>b</w:t>
       </w:r>
     </w:p>
@@ -1983,29 +2173,79 @@
         <w:rPr>
           <w:rFonts w:hint="eastAsia"/>
         </w:rPr>
-        <w:t>dump</w:t>
-      </w:r>
-      <w:r>
-        <w:rPr>
-          <w:rFonts w:hint="eastAsia"/>
-        </w:rPr>
-        <w:t>Buckets</w:t>
-      </w:r>
-      <w:r>
-        <w:rPr>
-          <w:rFonts w:hint="eastAsia"/>
-        </w:rPr>
-        <w:t>的处理流程如下：</w:t>
-      </w:r>
-    </w:p>
-    <w:p>
-      <w:r>
-        <w:object w:dxaOrig="6532" w:dyaOrig="5681">
-          <v:shape id="_x0000_i1028" type="#_x0000_t75" style="width:326.65pt;height:284.5pt" o:ole="">
-            <v:imagedata r:id="rId15" o:title=""/>
-          </v:shape>
-          <o:OLEObject Type="Embed" ProgID="Visio.Drawing.11" ShapeID="_x0000_i1028" DrawAspect="Content" ObjectID="_1570696026" r:id="rId16"/>
-        </w:object>
+        <w:t>dumpData</w:t>
+      </w:r>
+      <w:r>
+        <w:rPr>
+          <w:rFonts w:hint="eastAsia"/>
+        </w:rPr>
+        <w:t>通过页顺序读来提升处理性能，</w:t>
+      </w:r>
+      <w:r>
+        <w:rPr>
+          <w:rFonts w:hint="eastAsia"/>
+        </w:rPr>
+        <w:t>每个页都通过</w:t>
+      </w:r>
+      <w:r>
+        <w:rPr>
+          <w:rFonts w:hint="eastAsia"/>
+        </w:rPr>
+        <w:t>SME</w:t>
+      </w:r>
+      <w:r>
+        <w:rPr>
+          <w:rFonts w:hint="eastAsia"/>
+        </w:rPr>
+        <w:t>有效为来标示是否为有效页，如果为有效页，则将</w:t>
+      </w:r>
+      <w:r>
+        <w:rPr>
+          <w:rFonts w:hint="eastAsia"/>
+        </w:rPr>
+        <w:t>pageId</w:t>
+      </w:r>
+      <w:r>
+        <w:rPr>
+          <w:rFonts w:hint="eastAsia"/>
+        </w:rPr>
+        <w:t>加入到缓存</w:t>
+      </w:r>
+      <w:r>
+        <w:rPr>
+          <w:rFonts w:hint="eastAsia"/>
+        </w:rPr>
+        <w:t>map</w:t>
+      </w:r>
+      <w:r>
+        <w:rPr>
+          <w:rFonts w:hint="eastAsia"/>
+        </w:rPr>
+        <w:t>里，再通过以</w:t>
+      </w:r>
+      <w:r>
+        <w:rPr>
+          <w:rFonts w:hint="eastAsia"/>
+        </w:rPr>
+        <w:t>collection</w:t>
+      </w:r>
+      <w:r>
+        <w:rPr>
+          <w:rFonts w:hint="eastAsia"/>
+        </w:rPr>
+        <w:t>为单位，以此打印</w:t>
+      </w:r>
+      <w:r>
+        <w:rPr>
+          <w:rFonts w:hint="eastAsia"/>
+        </w:rPr>
+        <w:t>oid</w:t>
+      </w:r>
+      <w:r>
+        <w:rPr>
+          <w:rFonts w:hint="eastAsia"/>
+        </w:rPr>
+        <w:t>。</w:t>
       </w:r>
       <w:r>
         <w:rPr>
@@ -2131,7 +2371,6 @@
         <w:rPr>
           <w:rFonts w:hint="eastAsia"/>
         </w:rPr>
-        <w:lastRenderedPageBreak/>
         <w:tab/>
       </w:r>
       <w:r>
@@ -2391,6 +2630,7 @@
           <w:rFonts w:hint="eastAsia"/>
           <w:color w:val="FF0000"/>
         </w:rPr>
+        <w:lastRenderedPageBreak/>
         <w:t>OID</w:t>
       </w:r>
       <w:r>
@@ -3432,10 +3672,10 @@
     <w:p>
       <w:r>
         <w:object w:dxaOrig="3724" w:dyaOrig="5455">
-          <v:shape id="_x0000_i1029" type="#_x0000_t75" style="width:186.15pt;height:272.8pt" o:ole="">
-            <v:imagedata r:id="rId17" o:title=""/>
+          <v:shape id="_x0000_i1026" type="#_x0000_t75" style="width:186pt;height:273pt" o:ole="">
+            <v:imagedata r:id="rId15" o:title=""/>
           </v:shape>
-          <o:OLEObject Type="Embed" ProgID="Visio.Drawing.11" ShapeID="_x0000_i1029" DrawAspect="Content" ObjectID="_1570696027" r:id="rId18"/>
+          <o:OLEObject Type="Embed" ProgID="Visio.Drawing.11" ShapeID="_x0000_i1026" DrawAspect="Content" ObjectID="_1572785952" r:id="rId16"/>
         </w:object>
       </w:r>
       <w:r>
@@ -3692,7 +3932,13 @@
               <w:rPr>
                 <w:rFonts w:hint="eastAsia"/>
               </w:rPr>
-              <w:t>N/A</w:t>
+              <w:t>文件所占用的页大小</w:t>
+            </w:r>
+            <w:r>
+              <w:rPr>
+                <w:rFonts w:hint="eastAsia"/>
+              </w:rPr>
+              <w:t>/pageSize</w:t>
             </w:r>
           </w:p>
         </w:tc>
@@ -3726,13 +3972,7 @@
               <w:rPr>
                 <w:rFonts w:hint="eastAsia"/>
               </w:rPr>
-              <w:t>su</w:t>
-            </w:r>
-            <w:r>
-              <w:rPr>
-                <w:rFonts w:hint="eastAsia"/>
-              </w:rPr>
-              <w:t>名</w:t>
+              <w:t>N/A</w:t>
             </w:r>
           </w:p>
         </w:tc>
@@ -3834,7 +4074,7 @@
               <w:rPr>
                 <w:rFonts w:hint="eastAsia"/>
               </w:rPr>
-              <w:t>0</w:t>
+              <w:t>&lt; DMS_MAX_PG</w:t>
             </w:r>
           </w:p>
         </w:tc>
@@ -3868,7 +4108,19 @@
               <w:rPr>
                 <w:rFonts w:hint="eastAsia"/>
               </w:rPr>
-              <w:t>N/A</w:t>
+              <w:t>和</w:t>
+            </w:r>
+            <w:r>
+              <w:rPr>
+                <w:rFonts w:hint="eastAsia"/>
+              </w:rPr>
+              <w:t>data</w:t>
+            </w:r>
+            <w:r>
+              <w:rPr>
+                <w:rFonts w:hint="eastAsia"/>
+              </w:rPr>
+              <w:t>文件保持一致</w:t>
             </w:r>
           </w:p>
         </w:tc>
@@ -4307,7 +4559,7 @@
               <w:rPr>
                 <w:rFonts w:hint="eastAsia"/>
               </w:rPr>
-              <w:t>N/A</w:t>
+              <w:t>0</w:t>
             </w:r>
           </w:p>
         </w:tc>
@@ -4341,7 +4593,7 @@
               <w:rPr>
                 <w:rFonts w:hint="eastAsia"/>
               </w:rPr>
-              <w:t>N/A</w:t>
+              <w:t>0</w:t>
             </w:r>
           </w:p>
         </w:tc>
@@ -4409,6 +4661,9 @@
           </w:tcPr>
           <w:p>
             <w:pPr>
+              <w:tabs>
+                <w:tab w:val="left" w:pos="597"/>
+              </w:tabs>
               <w:ind w:rightChars="-116" w:right="-244"/>
             </w:pPr>
             <w:r>
@@ -4416,6 +4671,9 @@
                 <w:rFonts w:hint="eastAsia"/>
               </w:rPr>
               <w:t>0</w:t>
+            </w:r>
+            <w:r>
+              <w:tab/>
             </w:r>
           </w:p>
         </w:tc>
@@ -4517,7 +4775,19 @@
               <w:rPr>
                 <w:rFonts w:hint="eastAsia"/>
               </w:rPr>
-              <w:t>N/A</w:t>
+              <w:t>和</w:t>
+            </w:r>
+            <w:r>
+              <w:rPr>
+                <w:rFonts w:hint="eastAsia"/>
+              </w:rPr>
+              <w:t>data</w:t>
+            </w:r>
+            <w:r>
+              <w:rPr>
+                <w:rFonts w:hint="eastAsia"/>
+              </w:rPr>
+              <w:t>文件保持一致</w:t>
             </w:r>
           </w:p>
         </w:tc>
@@ -6026,9 +6296,218 @@
     </w:p>
     <w:p>
       <w:pPr>
-        <w:ind w:firstLine="420"/>
-      </w:pPr>
-    </w:p>
+        <w:rPr>
+          <w:rFonts w:hint="eastAsia"/>
+        </w:rPr>
+      </w:pPr>
+      <w:r>
+        <w:rPr>
+          <w:rFonts w:hint="eastAsia"/>
+        </w:rPr>
+        <w:t>输出项：</w:t>
+      </w:r>
+    </w:p>
+    <w:tbl>
+      <w:tblPr>
+        <w:tblStyle w:val="TableGrid"/>
+        <w:tblW w:w="0" w:type="auto"/>
+        <w:tblLook w:val="04A0"/>
+      </w:tblPr>
+      <w:tblGrid>
+        <w:gridCol w:w="4314"/>
+        <w:gridCol w:w="4208"/>
+      </w:tblGrid>
+      <w:tr>
+        <w:tc>
+          <w:tcPr>
+            <w:tcW w:w="4314" w:type="dxa"/>
+          </w:tcPr>
+          <w:p>
+            <w:pPr>
+              <w:rPr>
+                <w:rFonts w:hint="eastAsia"/>
+              </w:rPr>
+            </w:pPr>
+            <w:r>
+              <w:rPr>
+                <w:rFonts w:hint="eastAsia"/>
+              </w:rPr>
+              <w:t>桶平均深度</w:t>
+            </w:r>
+          </w:p>
+        </w:tc>
+        <w:tc>
+          <w:tcPr>
+            <w:tcW w:w="4208" w:type="dxa"/>
+          </w:tcPr>
+          <w:p>
+            <w:pPr>
+              <w:jc w:val="left"/>
+              <w:rPr>
+                <w:rFonts w:hint="eastAsia"/>
+              </w:rPr>
+            </w:pPr>
+            <w:r>
+              <w:rPr>
+                <w:rFonts w:hint="eastAsia"/>
+              </w:rPr>
+              <w:t>float</w:t>
+            </w:r>
+          </w:p>
+        </w:tc>
+      </w:tr>
+      <w:tr>
+        <w:tc>
+          <w:tcPr>
+            <w:tcW w:w="4314" w:type="dxa"/>
+          </w:tcPr>
+          <w:p>
+            <w:pPr>
+              <w:rPr>
+                <w:rFonts w:hint="eastAsia"/>
+              </w:rPr>
+            </w:pPr>
+            <w:r>
+              <w:rPr>
+                <w:rFonts w:hint="eastAsia"/>
+              </w:rPr>
+              <w:t>桶最大深度</w:t>
+            </w:r>
+          </w:p>
+        </w:tc>
+        <w:tc>
+          <w:tcPr>
+            <w:tcW w:w="4208" w:type="dxa"/>
+          </w:tcPr>
+          <w:p>
+            <w:pPr>
+              <w:jc w:val="left"/>
+              <w:rPr>
+                <w:rFonts w:hint="eastAsia"/>
+              </w:rPr>
+            </w:pPr>
+            <w:r>
+              <w:rPr>
+                <w:rFonts w:hint="eastAsia"/>
+              </w:rPr>
+              <w:t>int</w:t>
+            </w:r>
+          </w:p>
+        </w:tc>
+      </w:tr>
+      <w:tr>
+        <w:tc>
+          <w:tcPr>
+            <w:tcW w:w="4314" w:type="dxa"/>
+          </w:tcPr>
+          <w:p>
+            <w:pPr>
+              <w:rPr>
+                <w:rFonts w:hint="eastAsia"/>
+              </w:rPr>
+            </w:pPr>
+            <w:r>
+              <w:rPr>
+                <w:rFonts w:hint="eastAsia"/>
+              </w:rPr>
+              <w:t>桶最小深度</w:t>
+            </w:r>
+          </w:p>
+        </w:tc>
+        <w:tc>
+          <w:tcPr>
+            <w:tcW w:w="4208" w:type="dxa"/>
+          </w:tcPr>
+          <w:p>
+            <w:pPr>
+              <w:jc w:val="left"/>
+              <w:rPr>
+                <w:rFonts w:hint="eastAsia"/>
+              </w:rPr>
+            </w:pPr>
+            <w:r>
+              <w:rPr>
+                <w:rFonts w:hint="eastAsia"/>
+              </w:rPr>
+              <w:t>int</w:t>
+            </w:r>
+          </w:p>
+        </w:tc>
+      </w:tr>
+      <w:tr>
+        <w:tc>
+          <w:tcPr>
+            <w:tcW w:w="4314" w:type="dxa"/>
+          </w:tcPr>
+          <w:p>
+            <w:pPr>
+              <w:rPr>
+                <w:rFonts w:hint="eastAsia"/>
+              </w:rPr>
+            </w:pPr>
+            <w:r>
+              <w:rPr>
+                <w:rFonts w:hint="eastAsia"/>
+              </w:rPr>
+              <w:t>桶深度为零的数目</w:t>
+            </w:r>
+          </w:p>
+        </w:tc>
+        <w:tc>
+          <w:tcPr>
+            <w:tcW w:w="4208" w:type="dxa"/>
+          </w:tcPr>
+          <w:p>
+            <w:pPr>
+              <w:jc w:val="left"/>
+              <w:rPr>
+                <w:rFonts w:hint="eastAsia"/>
+              </w:rPr>
+            </w:pPr>
+            <w:r>
+              <w:rPr>
+                <w:rFonts w:hint="eastAsia"/>
+              </w:rPr>
+              <w:t>int</w:t>
+            </w:r>
+          </w:p>
+        </w:tc>
+      </w:tr>
+      <w:tr>
+        <w:tc>
+          <w:tcPr>
+            <w:tcW w:w="4314" w:type="dxa"/>
+          </w:tcPr>
+          <w:p>
+            <w:r>
+              <w:rPr>
+                <w:rFonts w:hint="eastAsia"/>
+              </w:rPr>
+              <w:t>桶均匀分布方差值</w:t>
+            </w:r>
+          </w:p>
+        </w:tc>
+        <w:tc>
+          <w:tcPr>
+            <w:tcW w:w="4208" w:type="dxa"/>
+          </w:tcPr>
+          <w:p>
+            <w:pPr>
+              <w:jc w:val="left"/>
+              <w:rPr>
+                <w:rFonts w:hint="eastAsia"/>
+              </w:rPr>
+            </w:pPr>
+            <w:r>
+              <w:rPr>
+                <w:rFonts w:hint="eastAsia"/>
+              </w:rPr>
+              <w:t>float</w:t>
+            </w:r>
+          </w:p>
+        </w:tc>
+      </w:tr>
+    </w:tbl>
     <w:p>
       <w:pPr>
         <w:pStyle w:val="ListParagraph"/>
@@ -6597,6 +7076,7 @@
               <w:ind w:rightChars="-116" w:right="-244"/>
             </w:pPr>
             <w:r>
+              <w:lastRenderedPageBreak/>
               <w:t>E</w:t>
             </w:r>
             <w:r>
@@ -6773,7 +7253,6 @@
               <w:rPr>
                 <w:rFonts w:hint="eastAsia"/>
               </w:rPr>
-              <w:lastRenderedPageBreak/>
               <w:t>name</w:t>
             </w:r>
           </w:p>
@@ -7334,6 +7813,58 @@
           <w:rFonts w:hint="eastAsia"/>
         </w:rPr>
         <w:t>）</w:t>
+      </w:r>
+    </w:p>
+    <w:p>
+      <w:pPr>
+        <w:pStyle w:val="ListParagraph"/>
+        <w:numPr>
+          <w:ilvl w:val="0"/>
+          <w:numId w:val="16"/>
+        </w:numPr>
+        <w:ind w:firstLineChars="0"/>
+      </w:pPr>
+      <w:r>
+        <w:rPr>
+          <w:rFonts w:hint="eastAsia"/>
+        </w:rPr>
+        <w:t>“可以以二进制的形式</w:t>
+      </w:r>
+      <w:r>
+        <w:rPr>
+          <w:rFonts w:hint="eastAsia"/>
+        </w:rPr>
+        <w:t>dump</w:t>
+      </w:r>
+      <w:r>
+        <w:rPr>
+          <w:rFonts w:hint="eastAsia"/>
+        </w:rPr>
+        <w:t>出</w:t>
+      </w:r>
+      <w:r>
+        <w:rPr>
+          <w:rFonts w:hint="eastAsia"/>
+        </w:rPr>
+        <w:t>lob</w:t>
+      </w:r>
+      <w:r>
+        <w:rPr>
+          <w:rFonts w:hint="eastAsia"/>
+        </w:rPr>
+        <w:t>页面中的数据”做不了，</w:t>
+      </w:r>
+      <w:r>
+        <w:rPr>
+          <w:rFonts w:hint="eastAsia"/>
+        </w:rPr>
+        <w:t>lob</w:t>
+      </w:r>
+      <w:r>
+        <w:rPr>
+          <w:rFonts w:hint="eastAsia"/>
+        </w:rPr>
+        <w:t>数据如果存在分片，组成不了完整的二进制文件。</w:t>
       </w:r>
     </w:p>
     <w:p>

--- a/internal_doc/03.开发设计/Story-sdbdmsdump支持lob.docx
+++ b/internal_doc/03.开发设计/Story-sdbdmsdump支持lob.docx
@@ -846,11 +846,6 @@
             <w:tcW w:w="675" w:type="dxa"/>
           </w:tcPr>
           <w:p>
-            <w:pPr>
-              <w:rPr>
-                <w:rFonts w:hint="eastAsia"/>
-              </w:rPr>
-            </w:pPr>
             <w:r>
               <w:rPr>
                 <w:rFonts w:hint="eastAsia"/>
@@ -864,11 +859,6 @@
             <w:tcW w:w="1134" w:type="dxa"/>
           </w:tcPr>
           <w:p>
-            <w:pPr>
-              <w:rPr>
-                <w:rFonts w:hint="eastAsia"/>
-              </w:rPr>
-            </w:pPr>
             <w:r>
               <w:rPr>
                 <w:rFonts w:hint="eastAsia"/>
@@ -882,11 +872,6 @@
             <w:tcW w:w="2475" w:type="dxa"/>
           </w:tcPr>
           <w:p>
-            <w:pPr>
-              <w:rPr>
-                <w:rFonts w:hint="eastAsia"/>
-              </w:rPr>
-            </w:pPr>
             <w:r>
               <w:rPr>
                 <w:rFonts w:hint="eastAsia"/>
@@ -906,11 +891,6 @@
             <w:tcW w:w="2912" w:type="dxa"/>
           </w:tcPr>
           <w:p>
-            <w:pPr>
-              <w:rPr>
-                <w:rFonts w:hint="eastAsia"/>
-              </w:rPr>
-            </w:pPr>
             <w:r>
               <w:rPr>
                 <w:rFonts w:hint="eastAsia"/>
@@ -930,11 +910,6 @@
             <w:tcW w:w="1326" w:type="dxa"/>
           </w:tcPr>
           <w:p>
-            <w:pPr>
-              <w:rPr>
-                <w:rFonts w:hint="eastAsia"/>
-              </w:rPr>
-            </w:pPr>
             <w:r>
               <w:rPr>
                 <w:rFonts w:hint="eastAsia"/>
@@ -1538,7 +1513,7 @@
           <v:shape id="_x0000_i1025" type="#_x0000_t75" style="width:405pt;height:675pt" o:ole="">
             <v:imagedata r:id="rId8" o:title=""/>
           </v:shape>
-          <o:OLEObject Type="Embed" ProgID="Visio.Drawing.11" ShapeID="_x0000_i1025" DrawAspect="Content" ObjectID="_1572785949" r:id="rId9"/>
+          <o:OLEObject Type="Embed" ProgID="Visio.Drawing.11" ShapeID="_x0000_i1025" DrawAspect="Content" ObjectID="_1575808806" r:id="rId9"/>
         </w:object>
       </w:r>
     </w:p>
@@ -2124,10 +2099,10 @@
     <w:p>
       <w:r>
         <w:object w:dxaOrig="4353" w:dyaOrig="5850">
-          <v:shape id="_x0000_i1027" type="#_x0000_t75" style="width:217.5pt;height:292.5pt" o:ole="">
+          <v:shape id="_x0000_i1026" type="#_x0000_t75" style="width:217.5pt;height:292.5pt" o:ole="">
             <v:imagedata r:id="rId11" o:title=""/>
           </v:shape>
-          <o:OLEObject Type="Embed" ProgID="Visio.Drawing.11" ShapeID="_x0000_i1027" DrawAspect="Content" ObjectID="_1572785950" r:id="rId12"/>
+          <o:OLEObject Type="Embed" ProgID="Visio.Drawing.11" ShapeID="_x0000_i1026" DrawAspect="Content" ObjectID="_1575808807" r:id="rId12"/>
         </w:object>
       </w:r>
     </w:p>
@@ -2149,10 +2124,10 @@
     <w:p>
       <w:r>
         <w:object w:dxaOrig="7339" w:dyaOrig="4836">
-          <v:shape id="_x0000_i1028" type="#_x0000_t75" style="width:366.75pt;height:241.5pt" o:ole="">
+          <v:shape id="_x0000_i1027" type="#_x0000_t75" style="width:366.75pt;height:241.5pt" o:ole="">
             <v:imagedata r:id="rId13" o:title=""/>
           </v:shape>
-          <o:OLEObject Type="Embed" ProgID="Visio.Drawing.11" ShapeID="_x0000_i1028" DrawAspect="Content" ObjectID="_1572785951" r:id="rId14"/>
+          <o:OLEObject Type="Embed" ProgID="Visio.Drawing.11" ShapeID="_x0000_i1027" DrawAspect="Content" ObjectID="_1575808808" r:id="rId14"/>
         </w:object>
       </w:r>
       <w:r>
@@ -3672,10 +3647,10 @@
     <w:p>
       <w:r>
         <w:object w:dxaOrig="3724" w:dyaOrig="5455">
-          <v:shape id="_x0000_i1026" type="#_x0000_t75" style="width:186pt;height:273pt" o:ole="">
+          <v:shape id="_x0000_i1028" type="#_x0000_t75" style="width:186pt;height:273pt" o:ole="">
             <v:imagedata r:id="rId15" o:title=""/>
           </v:shape>
-          <o:OLEObject Type="Embed" ProgID="Visio.Drawing.11" ShapeID="_x0000_i1026" DrawAspect="Content" ObjectID="_1572785952" r:id="rId16"/>
+          <o:OLEObject Type="Embed" ProgID="Visio.Drawing.11" ShapeID="_x0000_i1028" DrawAspect="Content" ObjectID="_1575808809" r:id="rId16"/>
         </w:object>
       </w:r>
       <w:r>
@@ -3866,6 +3841,27 @@
             <w:r>
               <w:t>DMS_PAGE_SIZE256B</w:t>
             </w:r>
+            <w:r>
+              <w:rPr>
+                <w:rFonts w:hint="eastAsia"/>
+              </w:rPr>
+              <w:t>/</w:t>
+            </w:r>
+            <w:r>
+              <w:t xml:space="preserve"> </w:t>
+            </w:r>
+            <w:r>
+              <w:t>DMS_PAGE_SIZE</w:t>
+            </w:r>
+            <w:r>
+              <w:rPr>
+                <w:rFonts w:hint="eastAsia"/>
+              </w:rPr>
+              <w:t>64</w:t>
+            </w:r>
+            <w:r>
+              <w:t>B</w:t>
+            </w:r>
           </w:p>
         </w:tc>
       </w:tr>
@@ -3898,7 +3894,7 @@
               <w:rPr>
                 <w:rFonts w:hint="eastAsia"/>
               </w:rPr>
-              <w:t>lobdPageSize</w:t>
+              <w:t>N/A</w:t>
             </w:r>
           </w:p>
         </w:tc>
@@ -3985,12 +3981,15 @@
           <w:p>
             <w:pPr>
               <w:ind w:rightChars="-116" w:right="-244"/>
-            </w:pPr>
-            <w:r>
-              <w:rPr>
-                <w:rFonts w:hint="eastAsia"/>
-              </w:rPr>
-              <w:t>numMB</w:t>
+              <w:rPr>
+                <w:rFonts w:hint="eastAsia"/>
+              </w:rPr>
+            </w:pPr>
+            <w:r>
+              <w:rPr>
+                <w:rFonts w:hint="eastAsia"/>
+              </w:rPr>
+              <w:t>sequence</w:t>
             </w:r>
           </w:p>
         </w:tc>
@@ -4001,12 +4000,27 @@
           <w:p>
             <w:pPr>
               <w:ind w:rightChars="-116" w:right="-244"/>
-            </w:pPr>
-            <w:r>
-              <w:rPr>
-                <w:rFonts w:hint="eastAsia"/>
-              </w:rPr>
-              <w:t>0</w:t>
+              <w:rPr>
+                <w:rFonts w:hint="eastAsia"/>
+              </w:rPr>
+            </w:pPr>
+            <w:r>
+              <w:rPr>
+                <w:rFonts w:hint="eastAsia"/>
+              </w:rPr>
+              <w:t>和文件名</w:t>
+            </w:r>
+            <w:r>
+              <w:rPr>
+                <w:rFonts w:hint="eastAsia"/>
+              </w:rPr>
+              <w:t>sequence</w:t>
+            </w:r>
+            <w:r>
+              <w:rPr>
+                <w:rFonts w:hint="eastAsia"/>
+              </w:rPr>
+              <w:t>一致</w:t>
             </w:r>
           </w:p>
         </w:tc>
@@ -4024,7 +4038,7 @@
               <w:rPr>
                 <w:rFonts w:hint="eastAsia"/>
               </w:rPr>
-              <w:t>MBHWM</w:t>
+              <w:t>numMB</w:t>
             </w:r>
           </w:p>
         </w:tc>
@@ -4034,7 +4048,7 @@
           </w:tcPr>
           <w:p>
             <w:pPr>
-              <w:ind w:leftChars="13" w:left="27" w:rightChars="-116" w:right="-244"/>
+              <w:ind w:rightChars="-116" w:right="-244"/>
             </w:pPr>
             <w:r>
               <w:rPr>
@@ -4058,7 +4072,7 @@
               <w:rPr>
                 <w:rFonts w:hint="eastAsia"/>
               </w:rPr>
-              <w:t>pageNum</w:t>
+              <w:t>MBHWM</w:t>
             </w:r>
           </w:p>
         </w:tc>
@@ -4074,7 +4088,7 @@
               <w:rPr>
                 <w:rFonts w:hint="eastAsia"/>
               </w:rPr>
-              <w:t>&lt; DMS_MAX_PG</w:t>
+              <w:t>0</w:t>
             </w:r>
           </w:p>
         </w:tc>
@@ -4092,7 +4106,7 @@
               <w:rPr>
                 <w:rFonts w:hint="eastAsia"/>
               </w:rPr>
-              <w:t>screteValue</w:t>
+              <w:t>pageNum</w:t>
             </w:r>
           </w:p>
         </w:tc>
@@ -4102,25 +4116,37 @@
           </w:tcPr>
           <w:p>
             <w:pPr>
-              <w:ind w:leftChars="13" w:left="27" w:rightChars="-116" w:right="-244"/>
-            </w:pPr>
-            <w:r>
-              <w:rPr>
-                <w:rFonts w:hint="eastAsia"/>
-              </w:rPr>
-              <w:t>和</w:t>
-            </w:r>
-            <w:r>
-              <w:rPr>
-                <w:rFonts w:hint="eastAsia"/>
-              </w:rPr>
-              <w:t>data</w:t>
-            </w:r>
-            <w:r>
-              <w:rPr>
-                <w:rFonts w:hint="eastAsia"/>
-              </w:rPr>
-              <w:t>文件保持一致</w:t>
+              <w:ind w:leftChars="13" w:left="27" w:rightChars="21" w:right="44"/>
+            </w:pPr>
+            <w:r>
+              <w:rPr>
+                <w:rFonts w:hint="eastAsia"/>
+              </w:rPr>
+              <w:t>&lt;</w:t>
+            </w:r>
+            <w:r>
+              <w:rPr>
+                <w:rFonts w:hint="eastAsia"/>
+              </w:rPr>
+              <w:t>=</w:t>
+            </w:r>
+            <w:r>
+              <w:rPr>
+                <w:rFonts w:hint="eastAsia"/>
+              </w:rPr>
+              <w:t xml:space="preserve"> DMS_MAX_PG</w:t>
+            </w:r>
+            <w:r>
+              <w:rPr>
+                <w:rFonts w:hint="eastAsia"/>
+              </w:rPr>
+              <w:t>;segmetSize</w:t>
+            </w:r>
+            <w:r>
+              <w:rPr>
+                <w:rFonts w:hint="eastAsia"/>
+              </w:rPr>
+              <w:t>倍数</w:t>
             </w:r>
           </w:p>
         </w:tc>
@@ -4138,7 +4164,7 @@
               <w:rPr>
                 <w:rFonts w:hint="eastAsia"/>
               </w:rPr>
-              <w:t>createLobs</w:t>
+              <w:t>screteValue</w:t>
             </w:r>
           </w:p>
         </w:tc>
@@ -4154,7 +4180,19 @@
               <w:rPr>
                 <w:rFonts w:hint="eastAsia"/>
               </w:rPr>
-              <w:t>0</w:t>
+              <w:t>和</w:t>
+            </w:r>
+            <w:r>
+              <w:rPr>
+                <w:rFonts w:hint="eastAsia"/>
+              </w:rPr>
+              <w:t>data</w:t>
+            </w:r>
+            <w:r>
+              <w:rPr>
+                <w:rFonts w:hint="eastAsia"/>
+              </w:rPr>
+              <w:t>文件保持一致</w:t>
             </w:r>
           </w:p>
         </w:tc>
@@ -4172,7 +4210,7 @@
               <w:rPr>
                 <w:rFonts w:hint="eastAsia"/>
               </w:rPr>
-              <w:t>commitFlag</w:t>
+              <w:t>createLobs</w:t>
             </w:r>
           </w:p>
         </w:tc>
@@ -4194,6 +4232,43 @@
         </w:tc>
       </w:tr>
       <w:tr>
+        <w:tc>
+          <w:tcPr>
+            <w:tcW w:w="2840" w:type="dxa"/>
+          </w:tcPr>
+          <w:p>
+            <w:pPr>
+              <w:ind w:rightChars="-116" w:right="-244"/>
+            </w:pPr>
+            <w:r>
+              <w:rPr>
+                <w:rFonts w:hint="eastAsia"/>
+              </w:rPr>
+              <w:t>commitFlag</w:t>
+            </w:r>
+          </w:p>
+        </w:tc>
+        <w:tc>
+          <w:tcPr>
+            <w:tcW w:w="2841" w:type="dxa"/>
+          </w:tcPr>
+          <w:p>
+            <w:pPr>
+              <w:ind w:leftChars="13" w:left="27" w:rightChars="-116" w:right="-244"/>
+            </w:pPr>
+            <w:r>
+              <w:rPr>
+                <w:rFonts w:hint="eastAsia"/>
+              </w:rPr>
+              <w:t>N/A</w:t>
+            </w:r>
+          </w:p>
+        </w:tc>
+      </w:tr>
+      <w:tr>
+        <w:trPr>
+          <w:trHeight w:val="655"/>
+        </w:trPr>
         <w:tc>
           <w:tcPr>
             <w:tcW w:w="2840" w:type="dxa"/>
@@ -4403,7 +4478,6 @@
               <w:rPr>
                 <w:rFonts w:hint="eastAsia"/>
               </w:rPr>
-              <w:lastRenderedPageBreak/>
               <w:t>检查项</w:t>
             </w:r>
           </w:p>
@@ -4559,7 +4633,7 @@
               <w:rPr>
                 <w:rFonts w:hint="eastAsia"/>
               </w:rPr>
-              <w:t>0</w:t>
+              <w:t>N/A</w:t>
             </w:r>
           </w:p>
         </w:tc>
@@ -4627,13 +4701,59 @@
               <w:rPr>
                 <w:rFonts w:hint="eastAsia"/>
               </w:rPr>
-              <w:t>su</w:t>
-            </w:r>
-            <w:r>
-              <w:rPr>
-                <w:rFonts w:hint="eastAsia"/>
-              </w:rPr>
-              <w:t>名</w:t>
+              <w:t>N/A</w:t>
+            </w:r>
+          </w:p>
+        </w:tc>
+      </w:tr>
+      <w:tr>
+        <w:tc>
+          <w:tcPr>
+            <w:tcW w:w="2840" w:type="dxa"/>
+          </w:tcPr>
+          <w:p>
+            <w:pPr>
+              <w:ind w:rightChars="-116" w:right="-244"/>
+              <w:rPr>
+                <w:rFonts w:hint="eastAsia"/>
+              </w:rPr>
+            </w:pPr>
+            <w:r>
+              <w:rPr>
+                <w:rFonts w:hint="eastAsia"/>
+              </w:rPr>
+              <w:t>sequence</w:t>
+            </w:r>
+          </w:p>
+        </w:tc>
+        <w:tc>
+          <w:tcPr>
+            <w:tcW w:w="2841" w:type="dxa"/>
+          </w:tcPr>
+          <w:p>
+            <w:pPr>
+              <w:ind w:rightChars="-116" w:right="-244"/>
+              <w:rPr>
+                <w:rFonts w:hint="eastAsia"/>
+              </w:rPr>
+            </w:pPr>
+            <w:r>
+              <w:rPr>
+                <w:rFonts w:hint="eastAsia"/>
+              </w:rPr>
+              <w:t>和文件名</w:t>
+            </w:r>
+            <w:r>
+              <w:rPr>
+                <w:rFonts w:hint="eastAsia"/>
+              </w:rPr>
+              <w:t>sequence</w:t>
+            </w:r>
+            <w:r>
+              <w:rPr>
+                <w:rFonts w:hint="eastAsia"/>
+              </w:rPr>
+              <w:t>一致</w:t>
             </w:r>
           </w:p>
         </w:tc>
@@ -4821,7 +4941,7 @@
               <w:rPr>
                 <w:rFonts w:hint="eastAsia"/>
               </w:rPr>
-              <w:t>0</w:t>
+              <w:t>N/A</w:t>
             </w:r>
           </w:p>
         </w:tc>
@@ -4983,13 +5103,13 @@
         <w:tblLook w:val="04A0"/>
       </w:tblPr>
       <w:tblGrid>
-        <w:gridCol w:w="2840"/>
+        <w:gridCol w:w="1677"/>
         <w:gridCol w:w="2841"/>
       </w:tblGrid>
       <w:tr>
         <w:tc>
           <w:tcPr>
-            <w:tcW w:w="2840" w:type="dxa"/>
+            <w:tcW w:w="1677" w:type="dxa"/>
           </w:tcPr>
           <w:p>
             <w:pPr>
@@ -5023,7 +5143,7 @@
       <w:tr>
         <w:tc>
           <w:tcPr>
-            <w:tcW w:w="2840" w:type="dxa"/>
+            <w:tcW w:w="1677" w:type="dxa"/>
           </w:tcPr>
           <w:p>
             <w:pPr>
@@ -5060,7 +5180,7 @@
       <w:tr>
         <w:tc>
           <w:tcPr>
-            <w:tcW w:w="2840" w:type="dxa"/>
+            <w:tcW w:w="1677" w:type="dxa"/>
           </w:tcPr>
           <w:p>
             <w:pPr>
@@ -5094,7 +5214,7 @@
       <w:tr>
         <w:tc>
           <w:tcPr>
-            <w:tcW w:w="2840" w:type="dxa"/>
+            <w:tcW w:w="1677" w:type="dxa"/>
           </w:tcPr>
           <w:p>
             <w:pPr>
@@ -5128,7 +5248,7 @@
       <w:tr>
         <w:tc>
           <w:tcPr>
-            <w:tcW w:w="2840" w:type="dxa"/>
+            <w:tcW w:w="1677" w:type="dxa"/>
           </w:tcPr>
           <w:p>
             <w:pPr>
@@ -5154,7 +5274,7 @@
               <w:rPr>
                 <w:rFonts w:hint="eastAsia"/>
               </w:rPr>
-              <w:t>0</w:t>
+              <w:t>N/A</w:t>
             </w:r>
           </w:p>
         </w:tc>
@@ -5165,7 +5285,7 @@
         </w:trPr>
         <w:tc>
           <w:tcPr>
-            <w:tcW w:w="2840" w:type="dxa"/>
+            <w:tcW w:w="1677" w:type="dxa"/>
           </w:tcPr>
           <w:p>
             <w:pPr>
@@ -5199,7 +5319,7 @@
       <w:tr>
         <w:tc>
           <w:tcPr>
-            <w:tcW w:w="2840" w:type="dxa"/>
+            <w:tcW w:w="1677" w:type="dxa"/>
           </w:tcPr>
           <w:p>
             <w:pPr>
@@ -5233,7 +5353,7 @@
       <w:tr>
         <w:tc>
           <w:tcPr>
-            <w:tcW w:w="2840" w:type="dxa"/>
+            <w:tcW w:w="1677" w:type="dxa"/>
           </w:tcPr>
           <w:p>
             <w:pPr>
@@ -5297,7 +5417,7 @@
       <w:tr>
         <w:tc>
           <w:tcPr>
-            <w:tcW w:w="2840" w:type="dxa"/>
+            <w:tcW w:w="1677" w:type="dxa"/>
           </w:tcPr>
           <w:p>
             <w:pPr>
@@ -5319,49 +5439,13 @@
             <w:pPr>
               <w:ind w:leftChars="13" w:left="27" w:rightChars="-116" w:right="-244"/>
             </w:pPr>
-            <w:r>
-              <w:rPr>
-                <w:rFonts w:hint="eastAsia"/>
-              </w:rPr>
-              <w:t>与</w:t>
-            </w:r>
-            <w:r>
-              <w:rPr>
-                <w:rFonts w:hint="eastAsia"/>
-              </w:rPr>
-              <w:t xml:space="preserve">mb </w:t>
-            </w:r>
-            <w:r>
-              <w:rPr>
-                <w:rFonts w:hint="eastAsia"/>
-              </w:rPr>
-              <w:t>保持一致</w:t>
-            </w:r>
-            <w:r>
-              <w:rPr>
-                <w:rFonts w:hint="eastAsia"/>
-              </w:rPr>
-              <w:t>(</w:t>
-            </w:r>
-            <w:r>
-              <w:rPr>
-                <w:rFonts w:hint="eastAsia"/>
-              </w:rPr>
-              <w:t>暂时不做</w:t>
-            </w:r>
-            <w:r>
-              <w:rPr>
-                <w:rFonts w:hint="eastAsia"/>
-              </w:rPr>
-              <w:t>)</w:t>
-            </w:r>
           </w:p>
         </w:tc>
       </w:tr>
       <w:tr>
         <w:tc>
           <w:tcPr>
-            <w:tcW w:w="2840" w:type="dxa"/>
+            <w:tcW w:w="1677" w:type="dxa"/>
           </w:tcPr>
           <w:p>
             <w:pPr>
@@ -5505,7 +5589,7 @@
               <w:rPr>
                 <w:rFonts w:hint="eastAsia"/>
               </w:rPr>
-              <w:t>N/A</w:t>
+              <w:t>不大于当前时间</w:t>
             </w:r>
           </w:p>
         </w:tc>
@@ -5659,7 +5743,7 @@
               <w:rPr>
                 <w:rFonts w:hint="eastAsia"/>
               </w:rPr>
-              <w:t>N/A</w:t>
+              <w:t>不大于当前时间</w:t>
             </w:r>
           </w:p>
         </w:tc>
@@ -5689,12 +5773,6 @@
             <w:pPr>
               <w:ind w:leftChars="13" w:left="27" w:rightChars="-116" w:right="-244"/>
             </w:pPr>
-            <w:r>
-              <w:rPr>
-                <w:rFonts w:hint="eastAsia"/>
-              </w:rPr>
-              <w:t>N/A</w:t>
-            </w:r>
           </w:p>
         </w:tc>
       </w:tr>
@@ -5711,6 +5789,7 @@
               <w:rPr>
                 <w:rFonts w:hint="eastAsia"/>
               </w:rPr>
+              <w:lastRenderedPageBreak/>
               <w:t>piecesInfoNum</w:t>
             </w:r>
           </w:p>
@@ -5721,14 +5800,8 @@
           </w:tcPr>
           <w:p>
             <w:pPr>
-              <w:ind w:leftChars="13" w:left="27" w:rightChars="-116" w:right="-244"/>
-            </w:pPr>
-            <w:r>
-              <w:rPr>
-                <w:rFonts w:hint="eastAsia"/>
-              </w:rPr>
-              <w:t>N/A</w:t>
-            </w:r>
+              <w:ind w:rightChars="-116" w:right="-244"/>
+            </w:pPr>
           </w:p>
         </w:tc>
       </w:tr>
@@ -5753,6 +5826,12 @@
           <w:rStyle w:val="CommentReference"/>
         </w:rPr>
         <w:commentReference w:id="0"/>
+      </w:r>
+      <w:r>
+        <w:rPr>
+          <w:rFonts w:hint="eastAsia"/>
+        </w:rPr>
+        <w:t xml:space="preserve">                                                           </w:t>
       </w:r>
     </w:p>
     <w:p>
@@ -5839,7 +5918,6 @@
         <w:rPr>
           <w:rFonts w:hint="eastAsia"/>
         </w:rPr>
-        <w:lastRenderedPageBreak/>
         <w:t>做</w:t>
       </w:r>
       <w:r>
@@ -6295,11 +6373,6 @@
       </w:pPr>
     </w:p>
     <w:p>
-      <w:pPr>
-        <w:rPr>
-          <w:rFonts w:hint="eastAsia"/>
-        </w:rPr>
-      </w:pPr>
       <w:r>
         <w:rPr>
           <w:rFonts w:hint="eastAsia"/>
@@ -6323,11 +6396,6 @@
             <w:tcW w:w="4314" w:type="dxa"/>
           </w:tcPr>
           <w:p>
-            <w:pPr>
-              <w:rPr>
-                <w:rFonts w:hint="eastAsia"/>
-              </w:rPr>
-            </w:pPr>
             <w:r>
               <w:rPr>
                 <w:rFonts w:hint="eastAsia"/>
@@ -6343,9 +6411,6 @@
           <w:p>
             <w:pPr>
               <w:jc w:val="left"/>
-              <w:rPr>
-                <w:rFonts w:hint="eastAsia"/>
-              </w:rPr>
             </w:pPr>
             <w:r>
               <w:rPr>
@@ -6362,11 +6427,6 @@
             <w:tcW w:w="4314" w:type="dxa"/>
           </w:tcPr>
           <w:p>
-            <w:pPr>
-              <w:rPr>
-                <w:rFonts w:hint="eastAsia"/>
-              </w:rPr>
-            </w:pPr>
             <w:r>
               <w:rPr>
                 <w:rFonts w:hint="eastAsia"/>
@@ -6382,9 +6442,6 @@
           <w:p>
             <w:pPr>
               <w:jc w:val="left"/>
-              <w:rPr>
-                <w:rFonts w:hint="eastAsia"/>
-              </w:rPr>
             </w:pPr>
             <w:r>
               <w:rPr>
@@ -6401,11 +6458,6 @@
             <w:tcW w:w="4314" w:type="dxa"/>
           </w:tcPr>
           <w:p>
-            <w:pPr>
-              <w:rPr>
-                <w:rFonts w:hint="eastAsia"/>
-              </w:rPr>
-            </w:pPr>
             <w:r>
               <w:rPr>
                 <w:rFonts w:hint="eastAsia"/>
@@ -6421,9 +6473,6 @@
           <w:p>
             <w:pPr>
               <w:jc w:val="left"/>
-              <w:rPr>
-                <w:rFonts w:hint="eastAsia"/>
-              </w:rPr>
             </w:pPr>
             <w:r>
               <w:rPr>
@@ -6440,11 +6489,6 @@
             <w:tcW w:w="4314" w:type="dxa"/>
           </w:tcPr>
           <w:p>
-            <w:pPr>
-              <w:rPr>
-                <w:rFonts w:hint="eastAsia"/>
-              </w:rPr>
-            </w:pPr>
             <w:r>
               <w:rPr>
                 <w:rFonts w:hint="eastAsia"/>
@@ -6460,9 +6504,6 @@
           <w:p>
             <w:pPr>
               <w:jc w:val="left"/>
-              <w:rPr>
-                <w:rFonts w:hint="eastAsia"/>
-              </w:rPr>
             </w:pPr>
             <w:r>
               <w:rPr>
@@ -6494,9 +6535,6 @@
           <w:p>
             <w:pPr>
               <w:jc w:val="left"/>
-              <w:rPr>
-                <w:rFonts w:hint="eastAsia"/>
-              </w:rPr>
             </w:pPr>
             <w:r>
               <w:rPr>
@@ -6973,6 +7011,7 @@
         <w:rPr>
           <w:rFonts w:hint="eastAsia"/>
         </w:rPr>
+        <w:lastRenderedPageBreak/>
         <w:t>lobmeta</w:t>
       </w:r>
       <w:r>
@@ -7076,7 +7115,6 @@
               <w:ind w:rightChars="-116" w:right="-244"/>
             </w:pPr>
             <w:r>
-              <w:lastRenderedPageBreak/>
               <w:t>E</w:t>
             </w:r>
             <w:r>
